--- a/ech-0294_actors/output/ech-0294_actors_de.docx
+++ b/ech-0294_actors/output/ech-0294_actors_de.docx
@@ -391,18 +391,18 @@
                 <w:b/>
                 <w:bCs/>
               </w:rPr>
-              <w:t xml:space="preserve">Autoren</w:t>
-            </w:r>
-          </w:p>
-        </w:tc>
-        <w:tc>
-          <w:tcPr/>
-          <w:p>
-            <w:pPr>
-              <w:pStyle w:val="Compact"/>
-            </w:pPr>
-            <w:r>
-              <w:t xml:space="preserve">Fachgruppe Politische Geschäfte: Julie Silberstein, Laurence Brandenberger, Daniela Koller, Thomas Roth, Stefan Oderbolz, Fabian Davolio, Orhan Saeedi, Christian Gutknecht, Michael Luggen</w:t>
+              <w:t xml:space="preserve">Fachgruppe</w:t>
+            </w:r>
+          </w:p>
+        </w:tc>
+        <w:tc>
+          <w:tcPr/>
+          <w:p>
+            <w:pPr>
+              <w:pStyle w:val="Compact"/>
+            </w:pPr>
+            <w:r>
+              <w:t xml:space="preserve">Politische Geschäfte: Julie Silberstein, Laurence Brandenberger, Daniela Koller, Thomas Roth, Stefan Oderbolz, Fabian Davolio, Orhan Saeedi, Christian Gutknecht, Michael Luggen</w:t>
             </w:r>
           </w:p>
         </w:tc>
@@ -447,6 +447,12 @@
                 <w:t xml:space="preserve">Affolternstrasse 52, 8050 Zürich</w:t>
               </w:r>
             </w:hyperlink>
+            <w:r>
+              <w:br/>
+            </w:r>
+            <w:r>
+              <w:t xml:space="preserve">T 044 388 74 64 / info@ech.ch / www.ech.ch</w:t>
+            </w:r>
           </w:p>
         </w:tc>
       </w:tr>
@@ -459,10 +465,100 @@
     <w:bookmarkStart w:id="21" w:name="zusammenfassung"/>
     <w:p>
       <w:pPr>
+        <w:pStyle w:val="Nebentitel"/>
+      </w:pPr>
+      <w:r>
+        <w:t xml:space="preserve">Zusammenfassung</w:t>
+      </w:r>
+    </w:p>
+    <w:bookmarkEnd w:id="21"/>
+    <w:p>
+      <w:pPr>
+        <w:pStyle w:val="Textkrper"/>
+      </w:pPr>
+      <w:r>
+        <w:t xml:space="preserve">Der Standard eCH-0294 „Politische Akteure: Personen, Gruppen und Organe“ definiert ein einheitliches Datenmodell zur strukturierten Publikation politischer Akteure in der Schweiz. Er umfasst natürliche Personen, politische Gruppen und Organe, Mitgliedschaften zwischen Personen und Gruppen sowie Interessenbindungen. Ziel ist es, föderal übergreifend vergleichbare, maschinenlesbare und nachnutzbare Informationen bereitzustellen, um Transparenz, Nachvollziehbarkeit und Analysefähigkeit politischer Prozesse zu verbessern.</w:t>
+      </w:r>
+    </w:p>
+    <w:p>
+      <w:pPr>
+        <w:pStyle w:val="Textkrper"/>
+      </w:pPr>
+      <w:r>
+        <w:t xml:space="preserve">Der Standard richtet sich an öffentliche Stellen aller Staatsebenen, politische Akteure, Medien, Forschung und Öffentlichkeit und schafft eine Grundlage für interoperable politische Informationssysteme in der Schweiz.</w:t>
+      </w:r>
+    </w:p>
+    <w:p>
+      <w:r>
+        <w:br w:type="page"/>
+      </w:r>
+    </w:p>
+    <w:bookmarkStart w:id="22" w:name="inhaltsverzeichnis"/>
+    <w:p>
+      <w:pPr>
+        <w:pStyle w:val="Nebentitel"/>
+      </w:pPr>
+      <w:r>
+        <w:t xml:space="preserve">Inhaltsverzeichnis</w:t>
+      </w:r>
+    </w:p>
+    <w:bookmarkEnd w:id="22"/>
+    <w:p>
+      <w:r>
+        <w:fldChar w:fldCharType="begin" w:dirty="true"/>
+      </w:r>
+      <w:r>
+        <w:instrText xml:space="preserve"> TOC \o "1-2" \h \z \u </w:instrText>
+      </w:r>
+      <w:r>
+        <w:fldChar w:fldCharType="separate"/>
+      </w:r>
+      <w:r>
+        <w:t>Rechtsklick &gt; „Felder aktualisieren“, um das Inhaltsverzeichnis zu erzeugen.</w:t>
+      </w:r>
+      <w:r>
+        <w:fldChar w:fldCharType="end"/>
+      </w:r>
+    </w:p>
+    <w:bookmarkStart w:id="23" w:name="hinweis"/>
+    <w:p>
+      <w:pPr>
+        <w:pStyle w:val="Nebentitel"/>
+      </w:pPr>
+      <w:r>
+        <w:t xml:space="preserve">Hinweis</w:t>
+      </w:r>
+    </w:p>
+    <w:bookmarkEnd w:id="23"/>
+    <w:p>
+      <w:pPr>
+        <w:pStyle w:val="Textkrper"/>
+      </w:pPr>
+      <w:r>
+        <w:t xml:space="preserve">Im vorliegenden Dokument wird bei der Bezeichnung von Personen eine geschlechtsneutrale Formulierung verwendet. Basis bildet der Leitfaden der Bundeskanzlei. Je nach Situation kommen Paarformen (Bürgerinnen und Bürger), geschlechtsabstrakte Formen (versicherte Person), geschlechtsneutrale Formen (Versicherte) oder Umschreibungen ohne Personenbezug zum Einsatz. Das generische Maskulin (Bürger) ist nicht zulässig. Vollformen werden in fortlaufenden Texten verwendet, also in Texten, die aus ausformulierten Sätzen bestehen. In verknappten Textpassagen, namentlich in Tabellen, können Kurzformen verwendet werden. Dabei wird die Kurzform mit Schrägstrich, aber ohne Auslassungsstrich verwendet (Referent/in). Genderstern und ähnliche Schreibweisen werden nicht verwendet.</w:t>
+      </w:r>
+    </w:p>
+    <w:p>
+      <w:r>
+        <w:br w:type="page"/>
+      </w:r>
+    </w:p>
+    <w:bookmarkStart w:id="29" w:name="einleitung"/>
+    <w:p>
+      <w:pPr>
         <w:pStyle w:val="berschrift1"/>
       </w:pPr>
       <w:r>
-        <w:t xml:space="preserve">Zusammenfassung</w:t>
+        <w:t xml:space="preserve">Einleitung</w:t>
+      </w:r>
+    </w:p>
+    <w:bookmarkStart w:id="24" w:name="status"/>
+    <w:p>
+      <w:pPr>
+        <w:pStyle w:val="berschrift2"/>
+      </w:pPr>
+      <w:r>
+        <w:t xml:space="preserve">Status</w:t>
       </w:r>
     </w:p>
     <w:p>
@@ -470,71 +566,17 @@
         <w:pStyle w:val="FirstParagraph"/>
       </w:pPr>
       <w:r>
-        <w:t xml:space="preserve">Der Standard eCH-0294 „Politische Akteure: Personen, Gruppen und Organe“ definiert ein einheitliches Datenmodell zur strukturierten Publikation politischer Akteure in der Schweiz. Er umfasst natürliche Personen, politische Gruppen und Organe, Mitgliedschaften zwischen Personen und Gruppen sowie Interessenbindungen. Ziel ist es, föderal übergreifend vergleichbare, maschinenlesbare und nachnutzbare Informationen bereitzustellen, um Transparenz, Nachvollziehbarkeit und Analysefähigkeit politischer Prozesse zu verbessern.</w:t>
+        <w:t xml:space="preserve">Vorschlag</w:t>
       </w:r>
     </w:p>
-    <w:p>
-      <w:pPr>
-        <w:pStyle w:val="Textkrper"/>
-      </w:pPr>
-      <w:r>
-        <w:t xml:space="preserve">Der Standard richtet sich an öffentliche Stellen aller Staatsebenen, politische Akteure, Medien, Forschung und Öffentlichkeit und schafft eine Grundlage für interoperable politische Informationssysteme in der Schweiz.</w:t>
-      </w:r>
-    </w:p>
-    <w:p>
-      <w:r>
-        <w:br w:type="page"/>
-      </w:r>
-    </w:p>
-    <w:bookmarkEnd w:id="21"/>
-    <w:bookmarkStart w:id="22" w:name="inhaltsverzeichnis"/>
-    <w:p>
-      <w:pPr>
-        <w:pStyle w:val="berschrift1"/>
-      </w:pPr>
-      <w:r>
-        <w:t xml:space="preserve">Inhaltsverzeichnis</w:t>
-      </w:r>
-    </w:p>
-    <w:p>
-      <w:r>
-        <w:fldChar w:fldCharType="begin" w:dirty="true"/>
-      </w:r>
-      <w:r>
-        <w:instrText xml:space="preserve"> TOC \o "1-2" \h \z \u </w:instrText>
-      </w:r>
-      <w:r>
-        <w:fldChar w:fldCharType="separate"/>
-      </w:r>
-      <w:r>
-        <w:t>Rechtsklick &gt; „Felder aktualisieren“, um das Inhaltsverzeichnis zu erzeugen.</w:t>
-      </w:r>
-      <w:r>
-        <w:fldChar w:fldCharType="end"/>
-      </w:r>
-    </w:p>
-    <w:p>
-      <w:r>
-        <w:br w:type="page"/>
-      </w:r>
-    </w:p>
-    <w:bookmarkEnd w:id="22"/>
-    <w:bookmarkStart w:id="26" w:name="einleitung"/>
-    <w:p>
-      <w:pPr>
-        <w:pStyle w:val="berschrift1"/>
-      </w:pPr>
-      <w:r>
-        <w:t xml:space="preserve">Einleitung</w:t>
-      </w:r>
-    </w:p>
-    <w:bookmarkStart w:id="23" w:name="die-standardfamilie-politische-geschäfte"/>
+    <w:bookmarkEnd w:id="24"/>
+    <w:bookmarkStart w:id="25" w:name="anwendungsgebiet"/>
     <w:p>
       <w:pPr>
         <w:pStyle w:val="berschrift2"/>
       </w:pPr>
       <w:r>
-        <w:t xml:space="preserve">Die Standardfamilie „Politische Geschäfte”</w:t>
+        <w:t xml:space="preserve">Anwendungsgebiet</w:t>
       </w:r>
     </w:p>
     <w:p>
@@ -542,15 +584,7 @@
         <w:pStyle w:val="FirstParagraph"/>
       </w:pPr>
       <w:r>
-        <w:t xml:space="preserve">Das politische Geschehen der Schweiz findet auf Bundes-, Kantons- und Gemeindeebene statt – in Parlamenten und Gemeindeversammlungen, in Exekutiven und Verwaltungen, in Vernehmlassungen und Konsultationen sowie über die direktdemokratische Mitwirkung der Stimmberechtigten. Die Fachgruppe „Politische Geschäfte” des Vereins eCH entwickelt dafür eine Familie aufeinander abgestimmter Standards, welche diese Daten föderal übergreifend strukturieren. Die Standards nutzen gemeinsame Datenelemente (eCH-0292) und referenzieren sich gegenseitig über eindeutige Identifikatoren.</w:t>
-      </w:r>
-    </w:p>
-    <w:p>
-      <w:pPr>
-        <w:pStyle w:val="Textkrper"/>
-      </w:pPr>
-      <w:r>
-        <w:t xml:space="preserve">Die Familie umfasst:</w:t>
+        <w:t xml:space="preserve">Der Standard regelt die Publikation von Daten über politische Akteurinnen und Akteure durch die Stellen, die sie heute schon führen: Parlamentsdienste, Staatskanzleien und Gemeindeverwaltungen aller Staatsebenen. Er deckt insbesondere folgende Anwendungsfälle ab:</w:t>
       </w:r>
     </w:p>
     <w:p>
@@ -562,17 +596,7 @@
         </w:numPr>
       </w:pPr>
       <w:r>
-        <w:rPr>
-          <w:b/>
-          <w:bCs/>
-        </w:rPr>
-        <w:t xml:space="preserve">eCH-0292 – Gemeinsame Datenelemente (Meta):</w:t>
-      </w:r>
-      <w:r>
-        <w:t xml:space="preserve"> </w:t>
-      </w:r>
-      <w:r>
-        <w:t xml:space="preserve">Definiert die übergreifend genutzten Datenelemente und Metaprozesse, auf denen die übrigen Standards aufbauen.</w:t>
+        <w:t xml:space="preserve">Publikation der Mitglieder von Parlamenten, Regierungen und Kommissionen mit ihren Mitgliedschaften, Funktionen und Amtsdauern</w:t>
       </w:r>
     </w:p>
     <w:p>
@@ -584,17 +608,7 @@
         </w:numPr>
       </w:pPr>
       <w:r>
-        <w:rPr>
-          <w:b/>
-          <w:bCs/>
-        </w:rPr>
-        <w:t xml:space="preserve">eCH-0293 – Öffentlicher Ratsbetrieb (Operations):</w:t>
-      </w:r>
-      <w:r>
-        <w:t xml:space="preserve"> </w:t>
-      </w:r>
-      <w:r>
-        <w:t xml:space="preserve">Beschreibt den öffentlichen Ratsbetrieb – Sitzungen, Traktanden, Wortmeldungen sowie Abstimmungen und Wahlen.</w:t>
+        <w:t xml:space="preserve">Publikation der Register der Interessenbindungen von Parlamentsmitgliedern</w:t>
       </w:r>
     </w:p>
     <w:p>
@@ -606,17 +620,7 @@
         </w:numPr>
       </w:pPr>
       <w:r>
-        <w:rPr>
-          <w:b/>
-          <w:bCs/>
-        </w:rPr>
-        <w:t xml:space="preserve">eCH-0294 – Politische Akteure (Actors) – dieser Standard:</w:t>
-      </w:r>
-      <w:r>
-        <w:t xml:space="preserve"> </w:t>
-      </w:r>
-      <w:r>
-        <w:t xml:space="preserve">Definiert Personen, Gruppen und Organe im politischen Kontext sowie deren Mitgliedschaften und Interessenbindungen. Die übrigen Standards referenzieren diese Akteure über ihre Identifikatoren.</w:t>
+        <w:t xml:space="preserve">Referenzierung von Personen, Gruppen und Organen aus den übrigen Standards der Familie „Politische Geschäfte”, etwa für Wortmeldungen und Abstimmungen im Ratsbetrieb (eCH-0293) oder für die Urheberschaft parlamentarischer Geschäfte (eCH-0295)</w:t>
       </w:r>
     </w:p>
     <w:p>
@@ -628,61 +632,17 @@
         </w:numPr>
       </w:pPr>
       <w:r>
-        <w:rPr>
-          <w:b/>
-          <w:bCs/>
-        </w:rPr>
-        <w:t xml:space="preserve">eCH-0295 – Parlamentarische Geschäfte (Affairs):</w:t>
-      </w:r>
-      <w:r>
-        <w:t xml:space="preserve"> </w:t>
-      </w:r>
-      <w:r>
-        <w:t xml:space="preserve">Beschreibt den Lebenszyklus politischer Geschäfte.</w:t>
+        <w:t xml:space="preserve">Nachnutzung dieser Daten durch Medien, Forschung und Öffentlichkeit, über Staatsebenen hinweg vergleichbar</w:t>
       </w:r>
     </w:p>
+    <w:bookmarkEnd w:id="25"/>
+    <w:bookmarkStart w:id="26" w:name="die-standardfamilie-politische-geschäfte"/>
     <w:p>
       <w:pPr>
-        <w:pStyle w:val="Compact"/>
-        <w:numPr>
-          <w:ilvl w:val="0"/>
-          <w:numId w:val="1001"/>
-        </w:numPr>
+        <w:pStyle w:val="berschrift2"/>
       </w:pPr>
       <w:r>
-        <w:rPr>
-          <w:b/>
-          <w:bCs/>
-        </w:rPr>
-        <w:t xml:space="preserve">eCH-0296 – Erlasse und Gesetzestexte (Laws):</w:t>
-      </w:r>
-      <w:r>
-        <w:t xml:space="preserve"> </w:t>
-      </w:r>
-      <w:r>
-        <w:t xml:space="preserve">Erfasst die Resultate des parlamentarischen Prozesses – die verabschiedeten Gesetze und Erlasse.</w:t>
-      </w:r>
-    </w:p>
-    <w:p>
-      <w:pPr>
-        <w:pStyle w:val="Compact"/>
-        <w:numPr>
-          <w:ilvl w:val="0"/>
-          <w:numId w:val="1001"/>
-        </w:numPr>
-      </w:pPr>
-      <w:r>
-        <w:rPr>
-          <w:b/>
-          <w:bCs/>
-        </w:rPr>
-        <w:t xml:space="preserve">eCH-0297 – Öffentliche Konsultationen (Consultations):</w:t>
-      </w:r>
-      <w:r>
-        <w:t xml:space="preserve"> </w:t>
-      </w:r>
-      <w:r>
-        <w:t xml:space="preserve">Strukturiert Vernehmlassungsverfahren, die oft Ausgangspunkt für parlamentarische Geschäfte sind.</w:t>
+        <w:t xml:space="preserve">Die Standardfamilie „Politische Geschäfte”</w:t>
       </w:r>
     </w:p>
     <w:p>
@@ -690,25 +650,15 @@
         <w:pStyle w:val="FirstParagraph"/>
       </w:pPr>
       <w:r>
-        <w:t xml:space="preserve">Ziel dieser Standardfamilie ist es, eine gemeinsam nutzbare Struktur für politische Daten zu schaffen und Organisationen, die Informationen zu politischen Geschäften veröffentlichen, ein tragfähiges Datenmodell an die Hand zu geben.</w:t>
-      </w:r>
-    </w:p>
-    <w:bookmarkEnd w:id="23"/>
-    <w:bookmarkStart w:id="24" w:name="X7e8ed3aa63f480bca5e2883d90b324d274d29a0"/>
-    <w:p>
-      <w:pPr>
-        <w:pStyle w:val="berschrift2"/>
-      </w:pPr>
-      <w:r>
-        <w:t xml:space="preserve">Abgrenzung zur Fachgruppe „Politische Rechte”</w:t>
+        <w:t xml:space="preserve">Das politische Geschehen der Schweiz findet auf Bundes-, Kantons- und Gemeindeebene statt – in Parlamenten und Gemeindeversammlungen, in Exekutiven und Verwaltungen, in Vernehmlassungen und Konsultationen sowie über die direktdemokratische Mitwirkung der Stimmberechtigten. Die Fachgruppe „Politische Geschäfte” des Vereins eCH entwickelt dafür eine Familie aufeinander abgestimmter Standards, welche diese Daten föderal übergreifend strukturieren. Die Standards nutzen gemeinsame Datenelemente (eCH-0292) und referenzieren sich gegenseitig über eindeutige Identifikatoren.</w:t>
       </w:r>
     </w:p>
     <w:p>
       <w:pPr>
-        <w:pStyle w:val="FirstParagraph"/>
+        <w:pStyle w:val="Textkrper"/>
       </w:pPr>
       <w:r>
-        <w:t xml:space="preserve">Neben der Fachgruppe „Politische Geschäfte” besteht beim Verein eCH die Fachgruppe „Politische Rechte”. Beide betreffen den politischen Bereich, decken aber unterschiedliche Domänen ab:</w:t>
+        <w:t xml:space="preserve">Die Familie umfasst:</w:t>
       </w:r>
     </w:p>
     <w:p>
@@ -724,13 +674,13 @@
           <w:b/>
           <w:bCs/>
         </w:rPr>
-        <w:t xml:space="preserve">Politische Geschäfte</w:t>
-      </w:r>
-      <w:r>
-        <w:t xml:space="preserve"> </w:t>
-      </w:r>
-      <w:r>
-        <w:t xml:space="preserve">(diese Standardfamilie) beschreibt den parlamentarischen und behördlichen Willensbildungs- und Entscheidungsprozess: die Akteure (eCH-0294), den Ratsbetrieb (eCH-0293), die parlamentarischen Geschäfte (eCH-0295), die daraus hervorgehenden Erlasse (eCH-0296) sowie die vorgelagerten Vernehmlassungen (eCH-0297).</w:t>
+        <w:t xml:space="preserve">eCH-0292 – Gemeinsame Datenelemente (Meta):</w:t>
+      </w:r>
+      <w:r>
+        <w:t xml:space="preserve"> </w:t>
+      </w:r>
+      <w:r>
+        <w:t xml:space="preserve">Definiert die übergreifend genutzten Datenelemente und Metaprozesse, auf denen die übrigen Standards aufbauen.</w:t>
       </w:r>
     </w:p>
     <w:p>
@@ -746,13 +696,101 @@
           <w:b/>
           <w:bCs/>
         </w:rPr>
-        <w:t xml:space="preserve">Politische Rechte</w:t>
-      </w:r>
-      <w:r>
-        <w:t xml:space="preserve"> </w:t>
-      </w:r>
-      <w:r>
-        <w:t xml:space="preserve">befasst sich mit der Ausübung der politischen Rechte durch die Stimmberechtigten: Stimm- und Wahlregister, die Durchführung von Volksabstimmungen und Wahlen, die elektronische Stimmabgabe (eVoting), Stimmrechtsausweise sowie Abstimmungs- und Wahlergebnisse (u.a. eCH-0045, eCH-0110, eCH-0155, eCH-0157, eCH-0159, eCH-0222, eCH-0228, eCH-0252, eCH-0310).</w:t>
+        <w:t xml:space="preserve">eCH-0293 – Öffentlicher Ratsbetrieb (Operations):</w:t>
+      </w:r>
+      <w:r>
+        <w:t xml:space="preserve"> </w:t>
+      </w:r>
+      <w:r>
+        <w:t xml:space="preserve">Beschreibt den öffentlichen Ratsbetrieb – Sitzungen, Traktanden, Wortmeldungen sowie Abstimmungen und Wahlen.</w:t>
+      </w:r>
+    </w:p>
+    <w:p>
+      <w:pPr>
+        <w:pStyle w:val="Compact"/>
+        <w:numPr>
+          <w:ilvl w:val="0"/>
+          <w:numId w:val="1002"/>
+        </w:numPr>
+      </w:pPr>
+      <w:r>
+        <w:rPr>
+          <w:b/>
+          <w:bCs/>
+        </w:rPr>
+        <w:t xml:space="preserve">eCH-0294 – Politische Akteure (Actors) – dieser Standard:</w:t>
+      </w:r>
+      <w:r>
+        <w:t xml:space="preserve"> </w:t>
+      </w:r>
+      <w:r>
+        <w:t xml:space="preserve">Definiert Personen, Gruppen und Organe im politischen Kontext sowie deren Mitgliedschaften und Interessenbindungen. Die übrigen Standards referenzieren diese Akteure über ihre Identifikatoren.</w:t>
+      </w:r>
+    </w:p>
+    <w:p>
+      <w:pPr>
+        <w:pStyle w:val="Compact"/>
+        <w:numPr>
+          <w:ilvl w:val="0"/>
+          <w:numId w:val="1002"/>
+        </w:numPr>
+      </w:pPr>
+      <w:r>
+        <w:rPr>
+          <w:b/>
+          <w:bCs/>
+        </w:rPr>
+        <w:t xml:space="preserve">eCH-0295 – Parlamentarische Geschäfte (Affairs):</w:t>
+      </w:r>
+      <w:r>
+        <w:t xml:space="preserve"> </w:t>
+      </w:r>
+      <w:r>
+        <w:t xml:space="preserve">Beschreibt den Lebenszyklus politischer Geschäfte.</w:t>
+      </w:r>
+    </w:p>
+    <w:p>
+      <w:pPr>
+        <w:pStyle w:val="Compact"/>
+        <w:numPr>
+          <w:ilvl w:val="0"/>
+          <w:numId w:val="1002"/>
+        </w:numPr>
+      </w:pPr>
+      <w:r>
+        <w:rPr>
+          <w:b/>
+          <w:bCs/>
+        </w:rPr>
+        <w:t xml:space="preserve">eCH-0296 – Erlasse und Gesetzestexte (Laws):</w:t>
+      </w:r>
+      <w:r>
+        <w:t xml:space="preserve"> </w:t>
+      </w:r>
+      <w:r>
+        <w:t xml:space="preserve">Erfasst die Resultate des parlamentarischen Prozesses – die verabschiedeten Gesetze und Erlasse.</w:t>
+      </w:r>
+    </w:p>
+    <w:p>
+      <w:pPr>
+        <w:pStyle w:val="Compact"/>
+        <w:numPr>
+          <w:ilvl w:val="0"/>
+          <w:numId w:val="1002"/>
+        </w:numPr>
+      </w:pPr>
+      <w:r>
+        <w:rPr>
+          <w:b/>
+          <w:bCs/>
+        </w:rPr>
+        <w:t xml:space="preserve">eCH-0297 – Öffentliche Konsultationen (Consultations):</w:t>
+      </w:r>
+      <w:r>
+        <w:t xml:space="preserve"> </w:t>
+      </w:r>
+      <w:r>
+        <w:t xml:space="preserve">Strukturiert Vernehmlassungsverfahren, die oft Ausgangspunkt für parlamentarische Geschäfte sind.</w:t>
       </w:r>
     </w:p>
     <w:p>
@@ -760,7 +798,25 @@
         <w:pStyle w:val="FirstParagraph"/>
       </w:pPr>
       <w:r>
-        <w:t xml:space="preserve">Berührungspunkte bestehen an zwei Stellen:</w:t>
+        <w:t xml:space="preserve">Ziel dieser Standardfamilie ist es, eine gemeinsam nutzbare Struktur für politische Daten zu schaffen und Organisationen, die Informationen zu politischen Geschäften veröffentlichen, ein tragfähiges Datenmodell an die Hand zu geben.</w:t>
+      </w:r>
+    </w:p>
+    <w:bookmarkEnd w:id="26"/>
+    <w:bookmarkStart w:id="27" w:name="X7e8ed3aa63f480bca5e2883d90b324d274d29a0"/>
+    <w:p>
+      <w:pPr>
+        <w:pStyle w:val="berschrift2"/>
+      </w:pPr>
+      <w:r>
+        <w:t xml:space="preserve">Abgrenzung zur Fachgruppe „Politische Rechte”</w:t>
+      </w:r>
+    </w:p>
+    <w:p>
+      <w:pPr>
+        <w:pStyle w:val="FirstParagraph"/>
+      </w:pPr>
+      <w:r>
+        <w:t xml:space="preserve">Neben der Fachgruppe „Politische Geschäfte” besteht beim Verein eCH die Fachgruppe „Politische Rechte”. Beide betreffen den politischen Bereich, decken aber unterschiedliche Domänen ab:</w:t>
       </w:r>
     </w:p>
     <w:p>
@@ -776,29 +832,13 @@
           <w:b/>
           <w:bCs/>
         </w:rPr>
-        <w:t xml:space="preserve">Abstimmungen und Wahlen:</w:t>
-      </w:r>
-      <w:r>
-        <w:t xml:space="preserve"> </w:t>
-      </w:r>
-      <w:r>
-        <w:t xml:space="preserve">eCH-0293 erfasst Abstimmungen und Wahlen</w:t>
-      </w:r>
-      <w:r>
-        <w:t xml:space="preserve"> </w:t>
-      </w:r>
-      <w:r>
-        <w:rPr>
-          <w:b/>
-          <w:bCs/>
-        </w:rPr>
-        <w:t xml:space="preserve">innerhalb des Ratsbetriebs</w:t>
-      </w:r>
-      <w:r>
-        <w:t xml:space="preserve"> </w:t>
-      </w:r>
-      <w:r>
-        <w:t xml:space="preserve">(z.B. namentliche Abstimmungen im Parlament oder die Wahl von Behördenmitgliedern durch den Rat), während Volksabstimmungen und Volkswahlen samt der zugehörigen Register, Durchführung und Ergebnisse von der Fachgruppe „Politische Rechte” abgedeckt werden.</w:t>
+        <w:t xml:space="preserve">Politische Geschäfte</w:t>
+      </w:r>
+      <w:r>
+        <w:t xml:space="preserve"> </w:t>
+      </w:r>
+      <w:r>
+        <w:t xml:space="preserve">(diese Standardfamilie) beschreibt den parlamentarischen und behördlichen Willensbildungs- und Entscheidungsprozess: die Akteure (eCH-0294), den Ratsbetrieb (eCH-0293), die parlamentarischen Geschäfte (eCH-0295), die daraus hervorgehenden Erlasse (eCH-0296) sowie die vorgelagerten Vernehmlassungen (eCH-0297).</w:t>
       </w:r>
     </w:p>
     <w:p>
@@ -814,23 +854,13 @@
           <w:b/>
           <w:bCs/>
         </w:rPr>
-        <w:t xml:space="preserve">Gewählte Personen:</w:t>
-      </w:r>
-      <w:r>
-        <w:t xml:space="preserve"> </w:t>
-      </w:r>
-      <w:r>
-        <w:t xml:space="preserve">In den Wahlergebnissen der Fachgruppe „Politische Rechte” erscheinen Kandidierende und Gewählte. Sobald Personen ein Mandat innehaben, werden sie in eCH-0294 als politische Akteurinnen und Akteure mit ihren Rollen und Mitgliedschaften geführt.</w:t>
-      </w:r>
-    </w:p>
-    <w:bookmarkEnd w:id="24"/>
-    <w:bookmarkStart w:id="25" w:name="Xfc6035cc9427e04f0ff8787ab58f45b55ea1c22"/>
-    <w:p>
-      <w:pPr>
-        <w:pStyle w:val="berschrift2"/>
-      </w:pPr>
-      <w:r>
-        <w:t xml:space="preserve">Der Standard eCH-0294 – Politische Akteure: Personen, Gruppen und Organe</w:t>
+        <w:t xml:space="preserve">Politische Rechte</w:t>
+      </w:r>
+      <w:r>
+        <w:t xml:space="preserve"> </w:t>
+      </w:r>
+      <w:r>
+        <w:t xml:space="preserve">befasst sich mit der Ausübung der politischen Rechte durch die Stimmberechtigten: Stimm- und Wahlregister, die Durchführung von Volksabstimmungen und Wahlen, die elektronische Stimmabgabe (eVoting), Stimmrechtsausweise sowie Abstimmungs- und Wahlergebnisse (u.a. eCH-0045, eCH-0110, eCH-0155, eCH-0157, eCH-0159, eCH-0222, eCH-0228, eCH-0252, eCH-0310).</w:t>
       </w:r>
     </w:p>
     <w:p>
@@ -838,7 +868,7 @@
         <w:pStyle w:val="FirstParagraph"/>
       </w:pPr>
       <w:r>
-        <w:t xml:space="preserve">Dieser Standard definiert vier Hauptklassen:</w:t>
+        <w:t xml:space="preserve">Berührungspunkte bestehen an zwei Stellen:</w:t>
       </w:r>
     </w:p>
     <w:p>
@@ -854,13 +884,29 @@
           <w:b/>
           <w:bCs/>
         </w:rPr>
-        <w:t xml:space="preserve">Person</w:t>
-      </w:r>
-      <w:r>
-        <w:t xml:space="preserve"> </w:t>
-      </w:r>
-      <w:r>
-        <w:t xml:space="preserve">– Natürliche Personen im politischen Kontext</w:t>
+        <w:t xml:space="preserve">Abstimmungen und Wahlen:</w:t>
+      </w:r>
+      <w:r>
+        <w:t xml:space="preserve"> </w:t>
+      </w:r>
+      <w:r>
+        <w:t xml:space="preserve">eCH-0293 erfasst Abstimmungen und Wahlen</w:t>
+      </w:r>
+      <w:r>
+        <w:t xml:space="preserve"> </w:t>
+      </w:r>
+      <w:r>
+        <w:rPr>
+          <w:b/>
+          <w:bCs/>
+        </w:rPr>
+        <w:t xml:space="preserve">innerhalb des Ratsbetriebs</w:t>
+      </w:r>
+      <w:r>
+        <w:t xml:space="preserve"> </w:t>
+      </w:r>
+      <w:r>
+        <w:t xml:space="preserve">(z.B. namentliche Abstimmungen im Parlament oder die Wahl von Behördenmitgliedern durch den Rat), während Volksabstimmungen und Volkswahlen samt der zugehörigen Register, Durchführung und Ergebnisse von der Fachgruppe „Politische Rechte” abgedeckt werden.</w:t>
       </w:r>
     </w:p>
     <w:p>
@@ -876,57 +922,23 @@
           <w:b/>
           <w:bCs/>
         </w:rPr>
-        <w:t xml:space="preserve">Group</w:t>
-      </w:r>
-      <w:r>
-        <w:t xml:space="preserve"> </w:t>
-      </w:r>
-      <w:r>
-        <w:t xml:space="preserve">– Gremien, Parteien, Fraktionen, Räte, Kommissionen, Organisationen etc.</w:t>
+        <w:t xml:space="preserve">Gewählte Personen:</w:t>
+      </w:r>
+      <w:r>
+        <w:t xml:space="preserve"> </w:t>
+      </w:r>
+      <w:r>
+        <w:t xml:space="preserve">In den Wahlergebnissen der Fachgruppe „Politische Rechte” erscheinen Kandidierende und Gewählte. Sobald Personen ein Mandat innehaben, werden sie in eCH-0294 als politische Akteurinnen und Akteure mit ihren Rollen und Mitgliedschaften geführt.</w:t>
       </w:r>
     </w:p>
+    <w:bookmarkEnd w:id="27"/>
+    <w:bookmarkStart w:id="28" w:name="Xfc6035cc9427e04f0ff8787ab58f45b55ea1c22"/>
     <w:p>
       <w:pPr>
-        <w:pStyle w:val="Compact"/>
-        <w:numPr>
-          <w:ilvl w:val="0"/>
-          <w:numId w:val="1004"/>
-        </w:numPr>
+        <w:pStyle w:val="berschrift2"/>
       </w:pPr>
       <w:r>
-        <w:rPr>
-          <w:b/>
-          <w:bCs/>
-        </w:rPr>
-        <w:t xml:space="preserve">Membership</w:t>
-      </w:r>
-      <w:r>
-        <w:t xml:space="preserve"> </w:t>
-      </w:r>
-      <w:r>
-        <w:t xml:space="preserve">– Verbindung zwischen Personen und Gruppen</w:t>
-      </w:r>
-    </w:p>
-    <w:p>
-      <w:pPr>
-        <w:pStyle w:val="Compact"/>
-        <w:numPr>
-          <w:ilvl w:val="0"/>
-          <w:numId w:val="1004"/>
-        </w:numPr>
-      </w:pPr>
-      <w:r>
-        <w:rPr>
-          <w:b/>
-          <w:bCs/>
-        </w:rPr>
-        <w:t xml:space="preserve">InterestLink</w:t>
-      </w:r>
-      <w:r>
-        <w:t xml:space="preserve"> </w:t>
-      </w:r>
-      <w:r>
-        <w:t xml:space="preserve">– Interessenbindungen von Personen</w:t>
+        <w:t xml:space="preserve">Der Standard eCH-0294 – Politische Akteure: Personen, Gruppen und Organe</w:t>
       </w:r>
     </w:p>
     <w:p>
@@ -934,83 +946,7 @@
         <w:pStyle w:val="FirstParagraph"/>
       </w:pPr>
       <w:r>
-        <w:rPr>
-          <w:rStyle w:val="VerbatimChar"/>
-        </w:rPr>
-        <w:t xml:space="preserve">Membership</w:t>
-      </w:r>
-      <w:r>
-        <w:t xml:space="preserve"> </w:t>
-      </w:r>
-      <w:r>
-        <w:t xml:space="preserve">ist das zentrale Bindeglied zwischen</w:t>
-      </w:r>
-      <w:r>
-        <w:t xml:space="preserve"> </w:t>
-      </w:r>
-      <w:r>
-        <w:rPr>
-          <w:rStyle w:val="VerbatimChar"/>
-        </w:rPr>
-        <w:t xml:space="preserve">Person</w:t>
-      </w:r>
-      <w:r>
-        <w:t xml:space="preserve"> </w:t>
-      </w:r>
-      <w:r>
-        <w:t xml:space="preserve">und</w:t>
-      </w:r>
-      <w:r>
-        <w:t xml:space="preserve"> </w:t>
-      </w:r>
-      <w:r>
-        <w:rPr>
-          <w:rStyle w:val="VerbatimChar"/>
-        </w:rPr>
-        <w:t xml:space="preserve">Group</w:t>
-      </w:r>
-      <w:r>
-        <w:t xml:space="preserve"> </w:t>
-      </w:r>
-      <w:r>
-        <w:t xml:space="preserve">und hält fest, in welchem Parlament, in welcher Kommission etc. eine Person aktiv ist oder war.</w:t>
-      </w:r>
-      <w:r>
-        <w:t xml:space="preserve"> </w:t>
-      </w:r>
-      <w:r>
-        <w:rPr>
-          <w:rStyle w:val="VerbatimChar"/>
-        </w:rPr>
-        <w:t xml:space="preserve">InterestLink</w:t>
-      </w:r>
-      <w:r>
-        <w:t xml:space="preserve"> </w:t>
-      </w:r>
-      <w:r>
-        <w:t xml:space="preserve">ermöglicht die Beschreibung von Interessenbindungen.</w:t>
-      </w:r>
-      <w:r>
-        <w:t xml:space="preserve"> </w:t>
-      </w:r>
-    </w:p>
-    <w:bookmarkEnd w:id="25"/>
-    <w:bookmarkEnd w:id="26"/>
-    <w:bookmarkStart w:id="136" w:name="person"/>
-    <w:p>
-      <w:pPr>
-        <w:pStyle w:val="berschrift1"/>
-      </w:pPr>
-      <w:r>
-        <w:t xml:space="preserve">Person</w:t>
-      </w:r>
-    </w:p>
-    <w:p>
-      <w:pPr>
-        <w:pStyle w:val="FirstParagraph"/>
-      </w:pPr>
-      <w:r>
-        <w:t xml:space="preserve">Das Personenschema beschreibt natürliche Personen im politischen Kontext.</w:t>
+        <w:t xml:space="preserve">Dieser Standard definiert vier Hauptklassen:</w:t>
       </w:r>
     </w:p>
     <w:p>
@@ -1026,73 +962,13 @@
           <w:b/>
           <w:bCs/>
         </w:rPr>
-        <w:t xml:space="preserve">Stabile Person, zeitlich gültige Merkmale:</w:t>
-      </w:r>
-      <w:r>
-        <w:t xml:space="preserve"> </w:t>
-      </w:r>
-      <w:r>
-        <w:t xml:space="preserve">Die</w:t>
-      </w:r>
-      <w:r>
-        <w:t xml:space="preserve"> </w:t>
-      </w:r>
-      <w:r>
-        <w:rPr>
-          <w:rStyle w:val="VerbatimChar"/>
-        </w:rPr>
         <w:t xml:space="preserve">Person</w:t>
       </w:r>
       <w:r>
         <w:t xml:space="preserve"> </w:t>
       </w:r>
       <w:r>
-        <w:t xml:space="preserve">selbst trägt keine zeitliche Gültigkeit, ihre Merkmale hingegen schon – Name, Staatsangehörigkeit, Geschlecht, Beruf und Ausbildung tragen je eigene</w:t>
-      </w:r>
-      <w:r>
-        <w:t xml:space="preserve"> </w:t>
-      </w:r>
-      <w:r>
-        <w:rPr>
-          <w:rStyle w:val="VerbatimChar"/>
-        </w:rPr>
-        <w:t xml:space="preserve">valid_from</w:t>
-      </w:r>
-      <w:r>
-        <w:t xml:space="preserve">/</w:t>
-      </w:r>
-      <w:r>
-        <w:rPr>
-          <w:rStyle w:val="VerbatimChar"/>
-        </w:rPr>
-        <w:t xml:space="preserve">valid_through</w:t>
-      </w:r>
-      <w:r>
-        <w:t xml:space="preserve">. So bleibt die Identität der Person stabil, während sich einzelne Angaben über die Zeit ändern und die Historie erhalten bleibt (z. B. Namensänderung bei Heirat). Der Wahlkreis ist demgegenüber kein Personenmerkmal: Er hängt an der</w:t>
-      </w:r>
-      <w:r>
-        <w:t xml:space="preserve"> </w:t>
-      </w:r>
-      <w:r>
-        <w:rPr>
-          <w:rStyle w:val="VerbatimChar"/>
-        </w:rPr>
-        <w:t xml:space="preserve">Membership</w:t>
-      </w:r>
-      <w:r>
-        <w:t xml:space="preserve"> </w:t>
-      </w:r>
-      <w:r>
-        <w:t xml:space="preserve">(</w:t>
-      </w:r>
-      <w:r>
-        <w:rPr>
-          <w:rStyle w:val="VerbatimChar"/>
-        </w:rPr>
-        <w:t xml:space="preserve">electoral_district</w:t>
-      </w:r>
-      <w:r>
-        <w:t xml:space="preserve">) und erbt deren zeitliche Gültigkeit – ein Wechsel des Wahlkreises bildet sich damit über die jeweilige Mitgliedschaft ab.</w:t>
+        <w:t xml:space="preserve">– Natürliche Personen im politischen Kontext</w:t>
       </w:r>
     </w:p>
     <w:p>
@@ -1108,76 +984,13 @@
           <w:b/>
           <w:bCs/>
         </w:rPr>
-        <w:t xml:space="preserve">Anzeigename (</w:t>
-      </w:r>
-      <w:r>
-        <w:rPr>
-          <w:rStyle w:val="VerbatimChar"/>
-          <w:b/>
-          <w:bCs/>
-        </w:rPr>
-        <w:t xml:space="preserve">label</w:t>
-      </w:r>
-      <w:r>
-        <w:rPr>
-          <w:b/>
-          <w:bCs/>
-        </w:rPr>
-        <w:t xml:space="preserve">) obligatorisch, Namensstruktur (</w:t>
-      </w:r>
-      <w:r>
-        <w:rPr>
-          <w:rStyle w:val="VerbatimChar"/>
-          <w:b/>
-          <w:bCs/>
-        </w:rPr>
-        <w:t xml:space="preserve">names</w:t>
-      </w:r>
-      <w:r>
-        <w:rPr>
-          <w:b/>
-          <w:bCs/>
-        </w:rPr>
-        <w:t xml:space="preserve">) optional:</w:t>
-      </w:r>
-      <w:r>
-        <w:t xml:space="preserve"> </w:t>
-      </w:r>
-      <w:r>
-        <w:t xml:space="preserve">Jede Person hat einen kurzen Anzeigenamen. So ist auch bei unvollständigen Angaben immer ein Name vorhanden. Empfohlen wird die Kombination aus amtlichem Namen (</w:t>
-      </w:r>
-      <w:r>
-        <w:rPr>
-          <w:rStyle w:val="VerbatimChar"/>
-        </w:rPr>
-        <w:t xml:space="preserve">PersonOfficialName</w:t>
-      </w:r>
-      <w:r>
-        <w:t xml:space="preserve">) und Rufname (</w:t>
-      </w:r>
-      <w:r>
-        <w:rPr>
-          <w:rStyle w:val="VerbatimChar"/>
-        </w:rPr>
-        <w:t xml:space="preserve">PersonCallFirstName</w:t>
-      </w:r>
-      <w:r>
-        <w:t xml:space="preserve">). Über</w:t>
-      </w:r>
-      <w:r>
-        <w:t xml:space="preserve"> </w:t>
-      </w:r>
-      <w:r>
-        <w:rPr>
-          <w:rStyle w:val="VerbatimChar"/>
-        </w:rPr>
-        <w:t xml:space="preserve">label_long</w:t>
-      </w:r>
-      <w:r>
-        <w:t xml:space="preserve"> </w:t>
-      </w:r>
-      <w:r>
-        <w:t xml:space="preserve">können auch akademische Titel abgebildet werden.</w:t>
+        <w:t xml:space="preserve">Group</w:t>
+      </w:r>
+      <w:r>
+        <w:t xml:space="preserve"> </w:t>
+      </w:r>
+      <w:r>
+        <w:t xml:space="preserve">– Gremien, Parteien, Fraktionen, Räte, Kommissionen, Organisationen etc.</w:t>
       </w:r>
     </w:p>
     <w:p>
@@ -1193,50 +1006,13 @@
           <w:b/>
           <w:bCs/>
         </w:rPr>
-        <w:t xml:space="preserve">Namenstypen nach amtlicher Systematik:</w:t>
-      </w:r>
-      <w:r>
-        <w:t xml:space="preserve"> </w:t>
-      </w:r>
-      <w:r>
-        <w:t xml:space="preserve">Die Namenstypen (</w:t>
-      </w:r>
-      <w:r>
-        <w:rPr>
-          <w:rStyle w:val="VerbatimChar"/>
-        </w:rPr>
-        <w:t xml:space="preserve">NameTypeEnum</w:t>
-      </w:r>
-      <w:r>
-        <w:t xml:space="preserve">) übernehmen die Systematik der Registerharmonisierung (u. a. amtlicher Name, angestammter Name, Allianzname, Rufname sowie Varianten für ausländische Ausweise). Massgebend ist der</w:t>
-      </w:r>
-      <w:r>
-        <w:t xml:space="preserve"> </w:t>
-      </w:r>
-      <w:hyperlink ns1:id="rId27">
-        <w:r>
-          <w:rPr>
-            <w:rStyle w:val="Hyperlink"/>
-          </w:rPr>
-          <w:t xml:space="preserve">Amtliche Katalog der Merkmale</w:t>
-        </w:r>
-      </w:hyperlink>
-      <w:r>
-        <w:t xml:space="preserve">, den das Bundesamt für Statistik gestützt auf Art. 4 des Registerharmonisierungsgesetzes (RHG, SR 431.02) herausgibt; die Nummern in den Wertbeschreibungen (211–224) sind die Merkmalsnummern dieses Katalogs. Das zugehörige Austauschformat definiert der eCH-Standard</w:t>
-      </w:r>
-      <w:r>
-        <w:t xml:space="preserve"> </w:t>
-      </w:r>
-      <w:hyperlink ns1:id="rId28">
-        <w:r>
-          <w:rPr>
-            <w:rStyle w:val="Hyperlink"/>
-          </w:rPr>
-          <w:t xml:space="preserve">eCH-0011 Datenstandard Personendaten</w:t>
-        </w:r>
-      </w:hyperlink>
-      <w:r>
-        <w:t xml:space="preserve">, auf den dieser Standard damit aufsetzt. Die Namen sind so mit den amtlichen Personenregistern kompatibel und ihre Semantik ist klar.</w:t>
+        <w:t xml:space="preserve">Membership</w:t>
+      </w:r>
+      <w:r>
+        <w:t xml:space="preserve"> </w:t>
+      </w:r>
+      <w:r>
+        <w:t xml:space="preserve">– Verbindung zwischen Personen und Gruppen</w:t>
       </w:r>
     </w:p>
     <w:p>
@@ -1252,57 +1028,45 @@
           <w:b/>
           <w:bCs/>
         </w:rPr>
-        <w:t xml:space="preserve">Geburtsdatum in zwei Genauigkeitsstufen (</w:t>
-      </w:r>
+        <w:t xml:space="preserve">InterestLink</w:t>
+      </w:r>
+      <w:r>
+        <w:t xml:space="preserve"> </w:t>
+      </w:r>
+      <w:r>
+        <w:t xml:space="preserve">– Interessenbindungen von Personen</w:t>
+      </w:r>
+    </w:p>
+    <w:p>
+      <w:pPr>
+        <w:pStyle w:val="FirstParagraph"/>
+      </w:pPr>
       <w:r>
         <w:rPr>
           <w:rStyle w:val="VerbatimChar"/>
-          <w:b/>
-          <w:bCs/>
-        </w:rPr>
-        <w:t xml:space="preserve">birth_year</w:t>
-      </w:r>
-      <w:r>
-        <w:rPr>
-          <w:b/>
-          <w:bCs/>
-        </w:rPr>
-        <w:t xml:space="preserve"> </w:t>
-      </w:r>
-      <w:r>
-        <w:rPr>
-          <w:b/>
-          <w:bCs/>
-        </w:rPr>
-        <w:t xml:space="preserve">/</w:t>
-      </w:r>
-      <w:r>
-        <w:rPr>
-          <w:b/>
-          <w:bCs/>
-        </w:rPr>
+        </w:rPr>
+        <w:t xml:space="preserve">Membership</w:t>
+      </w:r>
+      <w:r>
+        <w:t xml:space="preserve"> </w:t>
+      </w:r>
+      <w:r>
+        <w:t xml:space="preserve">ist das zentrale Bindeglied zwischen</w:t>
+      </w:r>
+      <w:r>
         <w:t xml:space="preserve"> </w:t>
       </w:r>
       <w:r>
         <w:rPr>
           <w:rStyle w:val="VerbatimChar"/>
-          <w:b/>
-          <w:bCs/>
-        </w:rPr>
-        <w:t xml:space="preserve">birth_date</w:t>
-      </w:r>
-      <w:r>
-        <w:rPr>
-          <w:b/>
-          <w:bCs/>
-        </w:rPr>
-        <w:t xml:space="preserve">):</w:t>
-      </w:r>
-      <w:r>
-        <w:t xml:space="preserve"> </w:t>
-      </w:r>
-      <w:r>
-        <w:t xml:space="preserve">Ist das genaue Geburtsdatum nicht verfügbar oder nicht zur Veröffentlichung bestimmt, kann nur das Geburtsjahr angegeben werden. Liegt ein</w:t>
+        </w:rPr>
+        <w:t xml:space="preserve">Person</w:t>
+      </w:r>
+      <w:r>
+        <w:t xml:space="preserve"> </w:t>
+      </w:r>
+      <w:r>
+        <w:t xml:space="preserve">und</w:t>
       </w:r>
       <w:r>
         <w:t xml:space="preserve"> </w:t>
@@ -1311,13 +1075,50 @@
         <w:rPr>
           <w:rStyle w:val="VerbatimChar"/>
         </w:rPr>
-        <w:t xml:space="preserve">birth_date</w:t>
-      </w:r>
-      <w:r>
-        <w:t xml:space="preserve"> </w:t>
-      </w:r>
-      <w:r>
-        <w:t xml:space="preserve">vor, hat es Vorrang.</w:t>
+        <w:t xml:space="preserve">Group</w:t>
+      </w:r>
+      <w:r>
+        <w:t xml:space="preserve"> </w:t>
+      </w:r>
+      <w:r>
+        <w:t xml:space="preserve">und hält fest, in welchem Parlament, in welcher Kommission etc. eine Person aktiv ist oder war.</w:t>
+      </w:r>
+      <w:r>
+        <w:t xml:space="preserve"> </w:t>
+      </w:r>
+      <w:r>
+        <w:rPr>
+          <w:rStyle w:val="VerbatimChar"/>
+        </w:rPr>
+        <w:t xml:space="preserve">InterestLink</w:t>
+      </w:r>
+      <w:r>
+        <w:t xml:space="preserve"> </w:t>
+      </w:r>
+      <w:r>
+        <w:t xml:space="preserve">ermöglicht die Beschreibung von Interessenbindungen.</w:t>
+      </w:r>
+      <w:r>
+        <w:t xml:space="preserve"> </w:t>
+      </w:r>
+    </w:p>
+    <w:bookmarkEnd w:id="28"/>
+    <w:bookmarkEnd w:id="29"/>
+    <w:bookmarkStart w:id="139" w:name="person"/>
+    <w:p>
+      <w:pPr>
+        <w:pStyle w:val="berschrift1"/>
+      </w:pPr>
+      <w:r>
+        <w:t xml:space="preserve">Person</w:t>
+      </w:r>
+    </w:p>
+    <w:p>
+      <w:pPr>
+        <w:pStyle w:val="FirstParagraph"/>
+      </w:pPr>
+      <w:r>
+        <w:t xml:space="preserve">Das Personenschema beschreibt natürliche Personen im politischen Kontext.</w:t>
       </w:r>
     </w:p>
     <w:p>
@@ -1325,7 +1126,7 @@
         <w:pStyle w:val="Compact"/>
         <w:numPr>
           <w:ilvl w:val="0"/>
-          <w:numId w:val="1005"/>
+          <w:numId w:val="1006"/>
         </w:numPr>
       </w:pPr>
       <w:r>
@@ -1333,13 +1134,73 @@
           <w:b/>
           <w:bCs/>
         </w:rPr>
-        <w:t xml:space="preserve">Mehrfachwerte statt Einzelwerte:</w:t>
-      </w:r>
-      <w:r>
-        <w:t xml:space="preserve"> </w:t>
-      </w:r>
-      <w:r>
-        <w:t xml:space="preserve">Namen, Staatsangehörigkeiten und Geschlechtsangaben sind als Listen mit zeitlicher Gültigkeit modelliert – etwa für Doppelbürgerschaften, Namensänderungen oder eine sich ändernde Geschlechtsangabe.</w:t>
+        <w:t xml:space="preserve">Stabile Person, zeitlich gültige Merkmale:</w:t>
+      </w:r>
+      <w:r>
+        <w:t xml:space="preserve"> </w:t>
+      </w:r>
+      <w:r>
+        <w:t xml:space="preserve">Die</w:t>
+      </w:r>
+      <w:r>
+        <w:t xml:space="preserve"> </w:t>
+      </w:r>
+      <w:r>
+        <w:rPr>
+          <w:rStyle w:val="VerbatimChar"/>
+        </w:rPr>
+        <w:t xml:space="preserve">Person</w:t>
+      </w:r>
+      <w:r>
+        <w:t xml:space="preserve"> </w:t>
+      </w:r>
+      <w:r>
+        <w:t xml:space="preserve">selbst trägt keine zeitliche Gültigkeit, ihre Merkmale hingegen schon – Name, Staatsangehörigkeit, Geschlecht, Beruf und Ausbildung tragen je eigene</w:t>
+      </w:r>
+      <w:r>
+        <w:t xml:space="preserve"> </w:t>
+      </w:r>
+      <w:r>
+        <w:rPr>
+          <w:rStyle w:val="VerbatimChar"/>
+        </w:rPr>
+        <w:t xml:space="preserve">valid_from</w:t>
+      </w:r>
+      <w:r>
+        <w:t xml:space="preserve">/</w:t>
+      </w:r>
+      <w:r>
+        <w:rPr>
+          <w:rStyle w:val="VerbatimChar"/>
+        </w:rPr>
+        <w:t xml:space="preserve">valid_through</w:t>
+      </w:r>
+      <w:r>
+        <w:t xml:space="preserve">. So bleibt die Identität der Person stabil, während sich einzelne Angaben über die Zeit ändern und die Historie erhalten bleibt (z. B. Namensänderung bei Heirat). Der Wahlkreis ist demgegenüber kein Personenmerkmal: Er hängt an der</w:t>
+      </w:r>
+      <w:r>
+        <w:t xml:space="preserve"> </w:t>
+      </w:r>
+      <w:r>
+        <w:rPr>
+          <w:rStyle w:val="VerbatimChar"/>
+        </w:rPr>
+        <w:t xml:space="preserve">Membership</w:t>
+      </w:r>
+      <w:r>
+        <w:t xml:space="preserve"> </w:t>
+      </w:r>
+      <w:r>
+        <w:t xml:space="preserve">(</w:t>
+      </w:r>
+      <w:r>
+        <w:rPr>
+          <w:rStyle w:val="VerbatimChar"/>
+        </w:rPr>
+        <w:t xml:space="preserve">electoral_district</w:t>
+      </w:r>
+      <w:r>
+        <w:t xml:space="preserve">) und erbt deren zeitliche Gültigkeit – ein Wechsel des Wahlkreises bildet sich damit über die jeweilige Mitgliedschaft ab.</w:t>
       </w:r>
     </w:p>
     <w:p>
@@ -1347,7 +1208,7 @@
         <w:pStyle w:val="Compact"/>
         <w:numPr>
           <w:ilvl w:val="0"/>
-          <w:numId w:val="1005"/>
+          <w:numId w:val="1006"/>
         </w:numPr>
       </w:pPr>
       <w:r>
@@ -1355,7 +1216,7 @@
           <w:b/>
           <w:bCs/>
         </w:rPr>
-        <w:t xml:space="preserve">Geschlecht: amtliche Codes plus offene Kategorie (</w:t>
+        <w:t xml:space="preserve">Anzeigename (</w:t>
       </w:r>
       <w:r>
         <w:rPr>
@@ -1363,59 +1224,53 @@
           <w:b/>
           <w:bCs/>
         </w:rPr>
-        <w:t xml:space="preserve">GenderCodeEnum</w:t>
+        <w:t xml:space="preserve">label</w:t>
       </w:r>
       <w:r>
         <w:rPr>
           <w:b/>
           <w:bCs/>
         </w:rPr>
-        <w:t xml:space="preserve">):</w:t>
-      </w:r>
-      <w:r>
-        <w:t xml:space="preserve"> </w:t>
+        <w:t xml:space="preserve">) obligatorisch, Namensstruktur (</w:t>
       </w:r>
       <w:r>
         <w:rPr>
           <w:rStyle w:val="VerbatimChar"/>
-        </w:rPr>
-        <w:t xml:space="preserve">male</w:t>
-      </w:r>
-      <w:r>
-        <w:t xml:space="preserve"> </w:t>
-      </w:r>
-      <w:r>
-        <w:t xml:space="preserve">und</w:t>
-      </w:r>
-      <w:r>
-        <w:t xml:space="preserve"> </w:t>
+          <w:b/>
+          <w:bCs/>
+        </w:rPr>
+        <w:t xml:space="preserve">names</w:t>
+      </w:r>
+      <w:r>
+        <w:rPr>
+          <w:b/>
+          <w:bCs/>
+        </w:rPr>
+        <w:t xml:space="preserve">) optional:</w:t>
+      </w:r>
+      <w:r>
+        <w:t xml:space="preserve"> </w:t>
+      </w:r>
+      <w:r>
+        <w:t xml:space="preserve">Jede Person hat einen kurzen Anzeigenamen. So ist auch bei unvollständigen Angaben immer ein Name vorhanden. Empfohlen wird die Kombination aus amtlichem Namen (</w:t>
       </w:r>
       <w:r>
         <w:rPr>
           <w:rStyle w:val="VerbatimChar"/>
         </w:rPr>
-        <w:t xml:space="preserve">female</w:t>
-      </w:r>
-      <w:r>
-        <w:t xml:space="preserve"> </w:t>
-      </w:r>
-      <w:r>
-        <w:t xml:space="preserve">entsprechen den Werten der Registerharmonisierung und verweisen über</w:t>
-      </w:r>
-      <w:r>
-        <w:t xml:space="preserve"> </w:t>
+        <w:t xml:space="preserve">PersonOfficialName</w:t>
+      </w:r>
+      <w:r>
+        <w:t xml:space="preserve">) und Rufname (</w:t>
       </w:r>
       <w:r>
         <w:rPr>
           <w:rStyle w:val="VerbatimChar"/>
         </w:rPr>
-        <w:t xml:space="preserve">meaning</w:t>
-      </w:r>
-      <w:r>
-        <w:t xml:space="preserve"> </w:t>
-      </w:r>
-      <w:r>
-        <w:t xml:space="preserve">auf die I14Y-Konzepte</w:t>
+        <w:t xml:space="preserve">PersonCallFirstName</w:t>
+      </w:r>
+      <w:r>
+        <w:t xml:space="preserve">). Über</w:t>
       </w:r>
       <w:r>
         <w:t xml:space="preserve"> </w:t>
@@ -1424,55 +1279,13 @@
         <w:rPr>
           <w:rStyle w:val="VerbatimChar"/>
         </w:rPr>
-        <w:t xml:space="preserve">sex/1</w:t>
-      </w:r>
-      <w:r>
-        <w:t xml:space="preserve"> </w:t>
-      </w:r>
-      <w:r>
-        <w:t xml:space="preserve">und</w:t>
-      </w:r>
-      <w:r>
-        <w:t xml:space="preserve"> </w:t>
-      </w:r>
-      <w:r>
-        <w:rPr>
-          <w:rStyle w:val="VerbatimChar"/>
-        </w:rPr>
-        <w:t xml:space="preserve">sex/2</w:t>
-      </w:r>
-      <w:r>
-        <w:t xml:space="preserve">. Für</w:t>
-      </w:r>
-      <w:r>
-        <w:t xml:space="preserve"> </w:t>
-      </w:r>
-      <w:r>
-        <w:rPr>
-          <w:rStyle w:val="VerbatimChar"/>
-        </w:rPr>
-        <w:t xml:space="preserve">non_binary</w:t>
-      </w:r>
-      <w:r>
-        <w:t xml:space="preserve"> </w:t>
-      </w:r>
-      <w:r>
-        <w:t xml:space="preserve">gibt es dort bewusst keine Entsprechung: Die amtliche Codeliste kennt als dritten Wert nur „unbestimmt”, was etwas anderes bedeutet als eine positive Angabe jenseits von männlich und weiblich. Ist das Geschlecht nicht bekannt, wird deshalb gar kein Eintrag gesetzt — ein fehlender Eintrag und</w:t>
-      </w:r>
-      <w:r>
-        <w:t xml:space="preserve"> </w:t>
-      </w:r>
-      <w:r>
-        <w:rPr>
-          <w:rStyle w:val="VerbatimChar"/>
-        </w:rPr>
-        <w:t xml:space="preserve">non_binary</w:t>
-      </w:r>
-      <w:r>
-        <w:t xml:space="preserve"> </w:t>
-      </w:r>
-      <w:r>
-        <w:t xml:space="preserve">sind klar zu unterscheiden.</w:t>
+        <w:t xml:space="preserve">label_long</w:t>
+      </w:r>
+      <w:r>
+        <w:t xml:space="preserve"> </w:t>
+      </w:r>
+      <w:r>
+        <w:t xml:space="preserve">können auch akademische Titel abgebildet werden.</w:t>
       </w:r>
     </w:p>
     <w:p>
@@ -1480,7 +1293,7 @@
         <w:pStyle w:val="Compact"/>
         <w:numPr>
           <w:ilvl w:val="0"/>
-          <w:numId w:val="1005"/>
+          <w:numId w:val="1006"/>
         </w:numPr>
       </w:pPr>
       <w:r>
@@ -1488,22 +1301,317 @@
           <w:b/>
           <w:bCs/>
         </w:rPr>
-        <w:t xml:space="preserve">Harmonisierung über föderale Ebenen (Langzeitziel):</w:t>
-      </w:r>
-      <w:r>
-        <w:t xml:space="preserve"> </w:t>
-      </w:r>
-      <w:r>
-        <w:t xml:space="preserve">Die Verknüpfung derselben Person über die föderalen Ebenen hinweg ist ein wichtiges Langzeitziel. Der Aufbau einer zentralen Personendatenbank liegt ausserhalb der Möglichkeiten der eCH-Fachgruppe. Da für diesen Zweck bereits eine offene, etablierte Infrastruktur besteht, wird</w:t>
-      </w:r>
-      <w:r>
-        <w:t xml:space="preserve"> </w:t>
-      </w:r>
+        <w:t xml:space="preserve">Namenstypen nach amtlicher Systematik:</w:t>
+      </w:r>
+      <w:r>
+        <w:t xml:space="preserve"> </w:t>
+      </w:r>
+      <w:r>
+        <w:t xml:space="preserve">Die Namenstypen (</w:t>
+      </w:r>
+      <w:r>
+        <w:rPr>
+          <w:rStyle w:val="VerbatimChar"/>
+        </w:rPr>
+        <w:t xml:space="preserve">NameTypeEnum</w:t>
+      </w:r>
+      <w:r>
+        <w:t xml:space="preserve">) übernehmen die Systematik der Registerharmonisierung (u. a. amtlicher Name, angestammter Name, Allianzname, Rufname sowie Varianten für ausländische Ausweise). Massgebend ist der</w:t>
+      </w:r>
+      <w:r>
+        <w:t xml:space="preserve"> </w:t>
+      </w:r>
+      <w:hyperlink ns1:id="rId30">
+        <w:r>
+          <w:rPr>
+            <w:rStyle w:val="Hyperlink"/>
+          </w:rPr>
+          <w:t xml:space="preserve">Amtliche Katalog der Merkmale</w:t>
+        </w:r>
+      </w:hyperlink>
+      <w:r>
+        <w:t xml:space="preserve">, den das Bundesamt für Statistik gestützt auf Art. 4 des Registerharmonisierungsgesetzes (RHG, SR 431.02) herausgibt; die Nummern in den Wertbeschreibungen (211–224) sind die Merkmalsnummern dieses Katalogs. Das zugehörige Austauschformat definiert der eCH-Standard</w:t>
+      </w:r>
+      <w:r>
+        <w:t xml:space="preserve"> </w:t>
+      </w:r>
+      <w:hyperlink ns1:id="rId31">
+        <w:r>
+          <w:rPr>
+            <w:rStyle w:val="Hyperlink"/>
+          </w:rPr>
+          <w:t xml:space="preserve">eCH-0011 Datenstandard Personendaten</w:t>
+        </w:r>
+      </w:hyperlink>
+      <w:r>
+        <w:t xml:space="preserve">, auf den dieser Standard damit aufsetzt. Die Namen sind so mit den amtlichen Personenregistern kompatibel und ihre Semantik ist klar.</w:t>
+      </w:r>
+    </w:p>
+    <w:p>
+      <w:pPr>
+        <w:pStyle w:val="Compact"/>
+        <w:numPr>
+          <w:ilvl w:val="0"/>
+          <w:numId w:val="1006"/>
+        </w:numPr>
+      </w:pPr>
       <w:r>
         <w:rPr>
           <w:b/>
           <w:bCs/>
         </w:rPr>
+        <w:t xml:space="preserve">Geburtsdatum in zwei Genauigkeitsstufen (</w:t>
+      </w:r>
+      <w:r>
+        <w:rPr>
+          <w:rStyle w:val="VerbatimChar"/>
+          <w:b/>
+          <w:bCs/>
+        </w:rPr>
+        <w:t xml:space="preserve">birth_year</w:t>
+      </w:r>
+      <w:r>
+        <w:rPr>
+          <w:b/>
+          <w:bCs/>
+        </w:rPr>
+        <w:t xml:space="preserve"> </w:t>
+      </w:r>
+      <w:r>
+        <w:rPr>
+          <w:b/>
+          <w:bCs/>
+        </w:rPr>
+        <w:t xml:space="preserve">/</w:t>
+      </w:r>
+      <w:r>
+        <w:rPr>
+          <w:b/>
+          <w:bCs/>
+        </w:rPr>
+        <w:t xml:space="preserve"> </w:t>
+      </w:r>
+      <w:r>
+        <w:rPr>
+          <w:rStyle w:val="VerbatimChar"/>
+          <w:b/>
+          <w:bCs/>
+        </w:rPr>
+        <w:t xml:space="preserve">birth_date</w:t>
+      </w:r>
+      <w:r>
+        <w:rPr>
+          <w:b/>
+          <w:bCs/>
+        </w:rPr>
+        <w:t xml:space="preserve">):</w:t>
+      </w:r>
+      <w:r>
+        <w:t xml:space="preserve"> </w:t>
+      </w:r>
+      <w:r>
+        <w:t xml:space="preserve">Ist das genaue Geburtsdatum nicht verfügbar oder nicht zur Veröffentlichung bestimmt, kann nur das Geburtsjahr angegeben werden. Liegt ein</w:t>
+      </w:r>
+      <w:r>
+        <w:t xml:space="preserve"> </w:t>
+      </w:r>
+      <w:r>
+        <w:rPr>
+          <w:rStyle w:val="VerbatimChar"/>
+        </w:rPr>
+        <w:t xml:space="preserve">birth_date</w:t>
+      </w:r>
+      <w:r>
+        <w:t xml:space="preserve"> </w:t>
+      </w:r>
+      <w:r>
+        <w:t xml:space="preserve">vor, hat es Vorrang.</w:t>
+      </w:r>
+    </w:p>
+    <w:p>
+      <w:pPr>
+        <w:pStyle w:val="Compact"/>
+        <w:numPr>
+          <w:ilvl w:val="0"/>
+          <w:numId w:val="1006"/>
+        </w:numPr>
+      </w:pPr>
+      <w:r>
+        <w:rPr>
+          <w:b/>
+          <w:bCs/>
+        </w:rPr>
+        <w:t xml:space="preserve">Mehrfachwerte statt Einzelwerte:</w:t>
+      </w:r>
+      <w:r>
+        <w:t xml:space="preserve"> </w:t>
+      </w:r>
+      <w:r>
+        <w:t xml:space="preserve">Namen, Staatsangehörigkeiten und Geschlechtsangaben sind als Listen mit zeitlicher Gültigkeit modelliert – etwa für Doppelbürgerschaften, Namensänderungen oder eine sich ändernde Geschlechtsangabe.</w:t>
+      </w:r>
+    </w:p>
+    <w:p>
+      <w:pPr>
+        <w:pStyle w:val="Compact"/>
+        <w:numPr>
+          <w:ilvl w:val="0"/>
+          <w:numId w:val="1006"/>
+        </w:numPr>
+      </w:pPr>
+      <w:r>
+        <w:rPr>
+          <w:b/>
+          <w:bCs/>
+        </w:rPr>
+        <w:t xml:space="preserve">Geschlecht: amtliche Codes plus offene Kategorie (</w:t>
+      </w:r>
+      <w:r>
+        <w:rPr>
+          <w:rStyle w:val="VerbatimChar"/>
+          <w:b/>
+          <w:bCs/>
+        </w:rPr>
+        <w:t xml:space="preserve">GenderCodeEnum</w:t>
+      </w:r>
+      <w:r>
+        <w:rPr>
+          <w:b/>
+          <w:bCs/>
+        </w:rPr>
+        <w:t xml:space="preserve">):</w:t>
+      </w:r>
+      <w:r>
+        <w:t xml:space="preserve"> </w:t>
+      </w:r>
+      <w:r>
+        <w:rPr>
+          <w:rStyle w:val="VerbatimChar"/>
+        </w:rPr>
+        <w:t xml:space="preserve">male</w:t>
+      </w:r>
+      <w:r>
+        <w:t xml:space="preserve"> </w:t>
+      </w:r>
+      <w:r>
+        <w:t xml:space="preserve">und</w:t>
+      </w:r>
+      <w:r>
+        <w:t xml:space="preserve"> </w:t>
+      </w:r>
+      <w:r>
+        <w:rPr>
+          <w:rStyle w:val="VerbatimChar"/>
+        </w:rPr>
+        <w:t xml:space="preserve">female</w:t>
+      </w:r>
+      <w:r>
+        <w:t xml:space="preserve"> </w:t>
+      </w:r>
+      <w:r>
+        <w:t xml:space="preserve">entsprechen den Werten der Registerharmonisierung und verweisen über</w:t>
+      </w:r>
+      <w:r>
+        <w:t xml:space="preserve"> </w:t>
+      </w:r>
+      <w:r>
+        <w:rPr>
+          <w:rStyle w:val="VerbatimChar"/>
+        </w:rPr>
+        <w:t xml:space="preserve">meaning</w:t>
+      </w:r>
+      <w:r>
+        <w:t xml:space="preserve"> </w:t>
+      </w:r>
+      <w:r>
+        <w:t xml:space="preserve">auf die I14Y-Konzepte</w:t>
+      </w:r>
+      <w:r>
+        <w:t xml:space="preserve"> </w:t>
+      </w:r>
+      <w:r>
+        <w:rPr>
+          <w:rStyle w:val="VerbatimChar"/>
+        </w:rPr>
+        <w:t xml:space="preserve">sex/1</w:t>
+      </w:r>
+      <w:r>
+        <w:t xml:space="preserve"> </w:t>
+      </w:r>
+      <w:r>
+        <w:t xml:space="preserve">und</w:t>
+      </w:r>
+      <w:r>
+        <w:t xml:space="preserve"> </w:t>
+      </w:r>
+      <w:r>
+        <w:rPr>
+          <w:rStyle w:val="VerbatimChar"/>
+        </w:rPr>
+        <w:t xml:space="preserve">sex/2</w:t>
+      </w:r>
+      <w:r>
+        <w:t xml:space="preserve">. Für</w:t>
+      </w:r>
+      <w:r>
+        <w:t xml:space="preserve"> </w:t>
+      </w:r>
+      <w:r>
+        <w:rPr>
+          <w:rStyle w:val="VerbatimChar"/>
+        </w:rPr>
+        <w:t xml:space="preserve">non_binary</w:t>
+      </w:r>
+      <w:r>
+        <w:t xml:space="preserve"> </w:t>
+      </w:r>
+      <w:r>
+        <w:t xml:space="preserve">gibt es dort bewusst keine Entsprechung: Die amtliche Codeliste kennt als dritten Wert nur „unbestimmt”, was etwas anderes bedeutet als eine positive Angabe jenseits von männlich und weiblich. Ist das Geschlecht nicht bekannt, wird deshalb gar kein Eintrag gesetzt — ein fehlender Eintrag und</w:t>
+      </w:r>
+      <w:r>
+        <w:t xml:space="preserve"> </w:t>
+      </w:r>
+      <w:r>
+        <w:rPr>
+          <w:rStyle w:val="VerbatimChar"/>
+        </w:rPr>
+        <w:t xml:space="preserve">non_binary</w:t>
+      </w:r>
+      <w:r>
+        <w:t xml:space="preserve"> </w:t>
+      </w:r>
+      <w:r>
+        <w:t xml:space="preserve">sind klar zu unterscheiden.</w:t>
+      </w:r>
+    </w:p>
+    <w:p>
+      <w:pPr>
+        <w:pStyle w:val="Compact"/>
+        <w:numPr>
+          <w:ilvl w:val="0"/>
+          <w:numId w:val="1006"/>
+        </w:numPr>
+      </w:pPr>
+      <w:r>
+        <w:rPr>
+          <w:b/>
+          <w:bCs/>
+        </w:rPr>
+        <w:t xml:space="preserve">Harmonisierung über föderale Ebenen (Langzeitziel):</w:t>
+      </w:r>
+      <w:r>
+        <w:t xml:space="preserve"> </w:t>
+      </w:r>
+      <w:r>
+        <w:t xml:space="preserve">Die Verknüpfung derselben Person über die föderalen Ebenen hinweg ist ein wichtiges Langzeitziel. Der Aufbau einer zentralen Personendatenbank liegt ausserhalb der Möglichkeiten der eCH-Fachgruppe. Da für diesen Zweck bereits eine offene, etablierte Infrastruktur besteht, wird</w:t>
+      </w:r>
+      <w:r>
+        <w:t xml:space="preserve"> </w:t>
+      </w:r>
+      <w:r>
+        <w:rPr>
+          <w:b/>
+          <w:bCs/>
+        </w:rPr>
         <w:t xml:space="preserve">Wikidata als übergreifender Identifikator empfohlen</w:t>
       </w:r>
       <w:r>
@@ -1522,7 +1630,7 @@
         <w:t xml:space="preserve">); zusammen mit global eindeutigen Identifikatoren (URIs) lässt sich die Zuordnung so schrittweise über die Systeme hinweg harmonisieren.</w:t>
       </w:r>
     </w:p>
-    <w:bookmarkStart w:id="39" w:name="klasse-person"/>
+    <w:bookmarkStart w:id="42" w:name="klasse-person"/>
     <w:p>
       <w:pPr>
         <w:pStyle w:val="berschrift2"/>
@@ -1533,8 +1641,8 @@
       <w:r>
         <w:t xml:space="preserve"> </w:t>
       </w:r>
-      <w:bookmarkStart w:id="29" w:name="Person"/>
-      <w:bookmarkEnd w:id="29"/>
+      <w:bookmarkStart w:id="32" w:name="Person"/>
+      <w:bookmarkEnd w:id="32"/>
     </w:p>
     <w:p>
       <w:pPr>
@@ -1548,7 +1656,7 @@
         <w:t xml:space="preserve">Eine Person mit Identifikatoren, Namen, Adressen, Staatsbürgerschaften und Berufen.</w:t>
       </w:r>
     </w:p>
-    <w:bookmarkStart w:id="30" w:name="attribute"/>
+    <w:bookmarkStart w:id="33" w:name="attribute"/>
     <w:p>
       <w:pPr>
         <w:pStyle w:val="berschrift3"/>
@@ -2842,8 +2950,27 @@
         </w:tc>
       </w:tr>
     </w:tbl>
-    <w:bookmarkEnd w:id="30"/>
-    <w:bookmarkStart w:id="31" w:name="verwendungen"/>
+    <w:p>
+      <w:pPr>
+        <w:pStyle w:val="Beschriftung"/>
+      </w:pPr>
+      <w:r>
+        <w:t xml:space="preserve">Tabelle</w:t>
+      </w:r>
+      <w:r>
+        <w:t xml:space="preserve"> </w:t>
+      </w:r>
+      <w:fldSimple w:instr=" SEQ Tabelle \* ARABIC ">
+        <w:r>
+          <w:t>1</w:t>
+        </w:r>
+      </w:fldSimple>
+      <w:r>
+        <w:t xml:space="preserve">: Person – Attribute</w:t>
+      </w:r>
+    </w:p>
+    <w:bookmarkEnd w:id="33"/>
+    <w:bookmarkStart w:id="34" w:name="verwendungen"/>
     <w:p>
       <w:pPr>
         <w:pStyle w:val="berschrift3"/>
@@ -2973,8 +3100,27 @@
         </w:tc>
       </w:tr>
     </w:tbl>
-    <w:bookmarkEnd w:id="31"/>
-    <w:bookmarkStart w:id="38" w:name="beispiele"/>
+    <w:p>
+      <w:pPr>
+        <w:pStyle w:val="Beschriftung"/>
+      </w:pPr>
+      <w:r>
+        <w:t xml:space="preserve">Tabelle</w:t>
+      </w:r>
+      <w:r>
+        <w:t xml:space="preserve"> </w:t>
+      </w:r>
+      <w:fldSimple w:instr=" SEQ Tabelle \* ARABIC ">
+        <w:r>
+          <w:t>1</w:t>
+        </w:r>
+      </w:fldSimple>
+      <w:r>
+        <w:t xml:space="preserve">: Person – Verwendungen</w:t>
+      </w:r>
+    </w:p>
+    <w:bookmarkEnd w:id="34"/>
+    <w:bookmarkStart w:id="41" w:name="beispiele"/>
     <w:p>
       <w:pPr>
         <w:pStyle w:val="berschrift3"/>
@@ -2983,7 +3129,7 @@
         <w:t xml:space="preserve">Beispiele</w:t>
       </w:r>
     </w:p>
-    <w:bookmarkStart w:id="32" w:name="X4ed3488c67ea38baf7ef8211518b720287c57f7"/>
+    <w:bookmarkStart w:id="35" w:name="X4ed3488c67ea38baf7ef8211518b720287c57f7"/>
     <w:p>
       <w:pPr>
         <w:pStyle w:val="berschrift4"/>
@@ -3288,8 +3434,8 @@
         <w:t xml:space="preserve"> Arnold</w:t>
       </w:r>
     </w:p>
-    <w:bookmarkEnd w:id="32"/>
-    <w:bookmarkStart w:id="33" w:name="X255089285a6b02a85b39dc700fb12099a6692cd"/>
+    <w:bookmarkEnd w:id="35"/>
+    <w:bookmarkStart w:id="36" w:name="X255089285a6b02a85b39dc700fb12099a6692cd"/>
     <w:p>
       <w:pPr>
         <w:pStyle w:val="berschrift4"/>
@@ -3864,8 +4010,8 @@
         <w:t xml:space="preserve"> MLaw</w:t>
       </w:r>
     </w:p>
-    <w:bookmarkEnd w:id="33"/>
-    <w:bookmarkStart w:id="34" w:name="Xed150efbbf1ac65abd7d18bde8f5aba72360008"/>
+    <w:bookmarkEnd w:id="36"/>
+    <w:bookmarkStart w:id="37" w:name="Xed150efbbf1ac65abd7d18bde8f5aba72360008"/>
     <w:p>
       <w:pPr>
         <w:pStyle w:val="berschrift4"/>
@@ -4170,8 +4316,8 @@
         <w:t xml:space="preserve"> Arnold</w:t>
       </w:r>
     </w:p>
-    <w:bookmarkEnd w:id="34"/>
-    <w:bookmarkStart w:id="35" w:name="X378b12c357e63ecbad9971b28177b90c097dfed"/>
+    <w:bookmarkEnd w:id="37"/>
+    <w:bookmarkStart w:id="38" w:name="X378b12c357e63ecbad9971b28177b90c097dfed"/>
     <w:p>
       <w:pPr>
         <w:pStyle w:val="berschrift4"/>
@@ -4512,8 +4658,8 @@
         <w:t xml:space="preserve"> Beretta-Piccoli</w:t>
       </w:r>
     </w:p>
-    <w:bookmarkEnd w:id="35"/>
-    <w:bookmarkStart w:id="36" w:name="Xb686d7db36f78f60cf850198a8c4a9bd99bbd84"/>
+    <w:bookmarkEnd w:id="38"/>
+    <w:bookmarkStart w:id="39" w:name="Xb686d7db36f78f60cf850198a8c4a9bd99bbd84"/>
     <w:p>
       <w:pPr>
         <w:pStyle w:val="berschrift4"/>
@@ -4851,8 +4997,8 @@
         <w:t xml:space="preserve"> Brunel</w:t>
       </w:r>
     </w:p>
-    <w:bookmarkEnd w:id="36"/>
-    <w:bookmarkStart w:id="37" w:name="X2ddc3d9104daf1b846c57aa2c803d342c60858a"/>
+    <w:bookmarkEnd w:id="39"/>
+    <w:bookmarkStart w:id="40" w:name="X2ddc3d9104daf1b846c57aa2c803d342c60858a"/>
     <w:p>
       <w:pPr>
         <w:pStyle w:val="berschrift4"/>
@@ -6045,10 +6191,10 @@
         <w:t xml:space="preserve"> http://www.beat-jans.ch</w:t>
       </w:r>
     </w:p>
-    <w:bookmarkEnd w:id="37"/>
-    <w:bookmarkEnd w:id="38"/>
-    <w:bookmarkEnd w:id="39"/>
-    <w:bookmarkStart w:id="43" w:name="klasse-name"/>
+    <w:bookmarkEnd w:id="40"/>
+    <w:bookmarkEnd w:id="41"/>
+    <w:bookmarkEnd w:id="42"/>
+    <w:bookmarkStart w:id="46" w:name="klasse-name"/>
     <w:p>
       <w:pPr>
         <w:pStyle w:val="berschrift2"/>
@@ -6059,8 +6205,8 @@
       <w:r>
         <w:t xml:space="preserve"> </w:t>
       </w:r>
-      <w:bookmarkStart w:id="40" w:name="Name"/>
-      <w:bookmarkEnd w:id="40"/>
+      <w:bookmarkStart w:id="43" w:name="Name"/>
+      <w:bookmarkEnd w:id="43"/>
     </w:p>
     <w:p>
       <w:pPr>
@@ -6074,7 +6220,7 @@
         <w:t xml:space="preserve">Ein Name mit einem Typ (z.B. Rufname, amtlicher Name) und einem Wert und einer zeitlichen Gültigkeit.</w:t>
       </w:r>
     </w:p>
-    <w:bookmarkStart w:id="41" w:name="attribute-1"/>
+    <w:bookmarkStart w:id="44" w:name="attribute-1"/>
     <w:p>
       <w:pPr>
         <w:pStyle w:val="berschrift3"/>
@@ -6428,8 +6574,27 @@
         </w:tc>
       </w:tr>
     </w:tbl>
-    <w:bookmarkEnd w:id="41"/>
-    <w:bookmarkStart w:id="42" w:name="verwendungen-1"/>
+    <w:p>
+      <w:pPr>
+        <w:pStyle w:val="Beschriftung"/>
+      </w:pPr>
+      <w:r>
+        <w:t xml:space="preserve">Tabelle</w:t>
+      </w:r>
+      <w:r>
+        <w:t xml:space="preserve"> </w:t>
+      </w:r>
+      <w:fldSimple w:instr=" SEQ Tabelle \* ARABIC ">
+        <w:r>
+          <w:t>1</w:t>
+        </w:r>
+      </w:fldSimple>
+      <w:r>
+        <w:t xml:space="preserve">: Name – Attribute</w:t>
+      </w:r>
+    </w:p>
+    <w:bookmarkEnd w:id="44"/>
+    <w:bookmarkStart w:id="45" w:name="verwendungen-1"/>
     <w:p>
       <w:pPr>
         <w:pStyle w:val="berschrift3"/>
@@ -6564,9 +6729,28 @@
         </w:tc>
       </w:tr>
     </w:tbl>
-    <w:bookmarkEnd w:id="42"/>
-    <w:bookmarkEnd w:id="43"/>
-    <w:bookmarkStart w:id="58" w:name="enum-nametypeenum"/>
+    <w:p>
+      <w:pPr>
+        <w:pStyle w:val="Beschriftung"/>
+      </w:pPr>
+      <w:r>
+        <w:t xml:space="preserve">Tabelle</w:t>
+      </w:r>
+      <w:r>
+        <w:t xml:space="preserve"> </w:t>
+      </w:r>
+      <w:fldSimple w:instr=" SEQ Tabelle \* ARABIC ">
+        <w:r>
+          <w:t>1</w:t>
+        </w:r>
+      </w:fldSimple>
+      <w:r>
+        <w:t xml:space="preserve">: Name – Verwendungen</w:t>
+      </w:r>
+    </w:p>
+    <w:bookmarkEnd w:id="45"/>
+    <w:bookmarkEnd w:id="46"/>
+    <w:bookmarkStart w:id="61" w:name="enum-nametypeenum"/>
     <w:p>
       <w:pPr>
         <w:pStyle w:val="berschrift2"/>
@@ -6577,8 +6761,8 @@
       <w:r>
         <w:t xml:space="preserve"> </w:t>
       </w:r>
-      <w:bookmarkStart w:id="44" w:name="NameTypeEnum"/>
-      <w:bookmarkEnd w:id="44"/>
+      <w:bookmarkStart w:id="47" w:name="NameTypeEnum"/>
+      <w:bookmarkEnd w:id="47"/>
     </w:p>
     <w:p>
       <w:pPr>
@@ -6602,7 +6786,7 @@
       <w:r>
         <w:t xml:space="preserve"> </w:t>
       </w:r>
-      <w:hyperlink ns1:id="rId45">
+      <w:hyperlink ns1:id="rId48">
         <w:r>
           <w:rPr>
             <w:rStyle w:val="Hyperlink"/>
@@ -6611,7 +6795,7 @@
         </w:r>
       </w:hyperlink>
     </w:p>
-    <w:bookmarkStart w:id="57" w:name="zulässige-werte"/>
+    <w:bookmarkStart w:id="60" w:name="zulässige-werte"/>
     <w:p>
       <w:pPr>
         <w:pStyle w:val="berschrift3"/>
@@ -6713,7 +6897,7 @@
             <w:pPr>
               <w:pStyle w:val="Compact"/>
             </w:pPr>
-            <w:hyperlink ns1:id="rId46">
+            <w:hyperlink ns1:id="rId49">
               <w:r>
                 <w:rPr>
                   <w:rStyle w:val="Hyperlink"/>
@@ -6767,7 +6951,7 @@
             <w:pPr>
               <w:pStyle w:val="Compact"/>
             </w:pPr>
-            <w:hyperlink ns1:id="rId47">
+            <w:hyperlink ns1:id="rId50">
               <w:r>
                 <w:rPr>
                   <w:rStyle w:val="Hyperlink"/>
@@ -6821,7 +7005,7 @@
             <w:pPr>
               <w:pStyle w:val="Compact"/>
             </w:pPr>
-            <w:hyperlink ns1:id="rId48">
+            <w:hyperlink ns1:id="rId51">
               <w:r>
                 <w:rPr>
                   <w:rStyle w:val="Hyperlink"/>
@@ -6875,7 +7059,7 @@
             <w:pPr>
               <w:pStyle w:val="Compact"/>
             </w:pPr>
-            <w:hyperlink ns1:id="rId49">
+            <w:hyperlink ns1:id="rId52">
               <w:r>
                 <w:rPr>
                   <w:rStyle w:val="Hyperlink"/>
@@ -6929,7 +7113,7 @@
             <w:pPr>
               <w:pStyle w:val="Compact"/>
             </w:pPr>
-            <w:hyperlink ns1:id="rId50">
+            <w:hyperlink ns1:id="rId53">
               <w:r>
                 <w:rPr>
                   <w:rStyle w:val="Hyperlink"/>
@@ -6983,7 +7167,7 @@
             <w:pPr>
               <w:pStyle w:val="Compact"/>
             </w:pPr>
-            <w:hyperlink ns1:id="rId51">
+            <w:hyperlink ns1:id="rId54">
               <w:r>
                 <w:rPr>
                   <w:rStyle w:val="Hyperlink"/>
@@ -7037,7 +7221,7 @@
             <w:pPr>
               <w:pStyle w:val="Compact"/>
             </w:pPr>
-            <w:hyperlink ns1:id="rId52">
+            <w:hyperlink ns1:id="rId55">
               <w:r>
                 <w:rPr>
                   <w:rStyle w:val="Hyperlink"/>
@@ -7091,7 +7275,7 @@
             <w:pPr>
               <w:pStyle w:val="Compact"/>
             </w:pPr>
-            <w:hyperlink ns1:id="rId53">
+            <w:hyperlink ns1:id="rId56">
               <w:r>
                 <w:rPr>
                   <w:rStyle w:val="Hyperlink"/>
@@ -7154,7 +7338,7 @@
             <w:pPr>
               <w:pStyle w:val="Compact"/>
             </w:pPr>
-            <w:hyperlink ns1:id="rId54">
+            <w:hyperlink ns1:id="rId57">
               <w:r>
                 <w:rPr>
                   <w:rStyle w:val="Hyperlink"/>
@@ -7208,7 +7392,7 @@
             <w:pPr>
               <w:pStyle w:val="Compact"/>
             </w:pPr>
-            <w:hyperlink ns1:id="rId55">
+            <w:hyperlink ns1:id="rId58">
               <w:r>
                 <w:rPr>
                   <w:rStyle w:val="Hyperlink"/>
@@ -7262,7 +7446,7 @@
             <w:pPr>
               <w:pStyle w:val="Compact"/>
             </w:pPr>
-            <w:hyperlink ns1:id="rId56">
+            <w:hyperlink ns1:id="rId59">
               <w:r>
                 <w:rPr>
                   <w:rStyle w:val="Hyperlink"/>
@@ -7274,9 +7458,28 @@
         </w:tc>
       </w:tr>
     </w:tbl>
-    <w:bookmarkEnd w:id="57"/>
-    <w:bookmarkEnd w:id="58"/>
-    <w:bookmarkStart w:id="62" w:name="klasse-languageproficiency"/>
+    <w:p>
+      <w:pPr>
+        <w:pStyle w:val="Beschriftung"/>
+      </w:pPr>
+      <w:r>
+        <w:t xml:space="preserve">Tabelle</w:t>
+      </w:r>
+      <w:r>
+        <w:t xml:space="preserve"> </w:t>
+      </w:r>
+      <w:fldSimple w:instr=" SEQ Tabelle \* ARABIC ">
+        <w:r>
+          <w:t>1</w:t>
+        </w:r>
+      </w:fldSimple>
+      <w:r>
+        <w:t xml:space="preserve">: NameTypeEnum – Zulässige Werte</w:t>
+      </w:r>
+    </w:p>
+    <w:bookmarkEnd w:id="60"/>
+    <w:bookmarkEnd w:id="61"/>
+    <w:bookmarkStart w:id="65" w:name="klasse-languageproficiency"/>
     <w:p>
       <w:pPr>
         <w:pStyle w:val="berschrift2"/>
@@ -7287,8 +7490,8 @@
       <w:r>
         <w:t xml:space="preserve"> </w:t>
       </w:r>
-      <w:bookmarkStart w:id="59" w:name="LanguageProficiency"/>
-      <w:bookmarkEnd w:id="59"/>
+      <w:bookmarkStart w:id="62" w:name="LanguageProficiency"/>
+      <w:bookmarkEnd w:id="62"/>
     </w:p>
     <w:p>
       <w:pPr>
@@ -7302,7 +7505,7 @@
         <w:t xml:space="preserve">Sprachkenntnisse einer Person mit Angabe der Sprache und ob es sich um die bevorzugte Sprache oder die Muttersprache handelt.</w:t>
       </w:r>
     </w:p>
-    <w:bookmarkStart w:id="60" w:name="attribute-2"/>
+    <w:bookmarkStart w:id="63" w:name="attribute-2"/>
     <w:p>
       <w:pPr>
         <w:pStyle w:val="berschrift3"/>
@@ -7542,8 +7745,27 @@
         </w:tc>
       </w:tr>
     </w:tbl>
-    <w:bookmarkEnd w:id="60"/>
-    <w:bookmarkStart w:id="61" w:name="verwendungen-2"/>
+    <w:p>
+      <w:pPr>
+        <w:pStyle w:val="Beschriftung"/>
+      </w:pPr>
+      <w:r>
+        <w:t xml:space="preserve">Tabelle</w:t>
+      </w:r>
+      <w:r>
+        <w:t xml:space="preserve"> </w:t>
+      </w:r>
+      <w:fldSimple w:instr=" SEQ Tabelle \* ARABIC ">
+        <w:r>
+          <w:t>1</w:t>
+        </w:r>
+      </w:fldSimple>
+      <w:r>
+        <w:t xml:space="preserve">: LanguageProficiency – Attribute</w:t>
+      </w:r>
+    </w:p>
+    <w:bookmarkEnd w:id="63"/>
+    <w:bookmarkStart w:id="64" w:name="verwendungen-2"/>
     <w:p>
       <w:pPr>
         <w:pStyle w:val="berschrift3"/>
@@ -7679,9 +7901,28 @@
         </w:tc>
       </w:tr>
     </w:tbl>
-    <w:bookmarkEnd w:id="61"/>
-    <w:bookmarkEnd w:id="62"/>
-    <w:bookmarkStart w:id="66" w:name="klasse-citizenship"/>
+    <w:p>
+      <w:pPr>
+        <w:pStyle w:val="Beschriftung"/>
+      </w:pPr>
+      <w:r>
+        <w:t xml:space="preserve">Tabelle</w:t>
+      </w:r>
+      <w:r>
+        <w:t xml:space="preserve"> </w:t>
+      </w:r>
+      <w:fldSimple w:instr=" SEQ Tabelle \* ARABIC ">
+        <w:r>
+          <w:t>1</w:t>
+        </w:r>
+      </w:fldSimple>
+      <w:r>
+        <w:t xml:space="preserve">: LanguageProficiency – Verwendungen</w:t>
+      </w:r>
+    </w:p>
+    <w:bookmarkEnd w:id="64"/>
+    <w:bookmarkEnd w:id="65"/>
+    <w:bookmarkStart w:id="69" w:name="klasse-citizenship"/>
     <w:p>
       <w:pPr>
         <w:pStyle w:val="berschrift2"/>
@@ -7692,8 +7933,8 @@
       <w:r>
         <w:t xml:space="preserve"> </w:t>
       </w:r>
-      <w:bookmarkStart w:id="63" w:name="Citizenship"/>
-      <w:bookmarkEnd w:id="63"/>
+      <w:bookmarkStart w:id="66" w:name="Citizenship"/>
+      <w:bookmarkEnd w:id="66"/>
     </w:p>
     <w:p>
       <w:pPr>
@@ -7765,7 +8006,7 @@
         <w:t xml:space="preserve">angegeben ist, ist die Staatsangehörigkeit weiterhin gültig.</w:t>
       </w:r>
     </w:p>
-    <w:bookmarkStart w:id="64" w:name="attribute-3"/>
+    <w:bookmarkStart w:id="67" w:name="attribute-3"/>
     <w:p>
       <w:pPr>
         <w:pStyle w:val="berschrift3"/>
@@ -8064,8 +8305,27 @@
         </w:tc>
       </w:tr>
     </w:tbl>
-    <w:bookmarkEnd w:id="64"/>
-    <w:bookmarkStart w:id="65" w:name="verwendungen-3"/>
+    <w:p>
+      <w:pPr>
+        <w:pStyle w:val="Beschriftung"/>
+      </w:pPr>
+      <w:r>
+        <w:t xml:space="preserve">Tabelle</w:t>
+      </w:r>
+      <w:r>
+        <w:t xml:space="preserve"> </w:t>
+      </w:r>
+      <w:fldSimple w:instr=" SEQ Tabelle \* ARABIC ">
+        <w:r>
+          <w:t>1</w:t>
+        </w:r>
+      </w:fldSimple>
+      <w:r>
+        <w:t xml:space="preserve">: Citizenship – Attribute</w:t>
+      </w:r>
+    </w:p>
+    <w:bookmarkEnd w:id="67"/>
+    <w:bookmarkStart w:id="68" w:name="verwendungen-3"/>
     <w:p>
       <w:pPr>
         <w:pStyle w:val="berschrift3"/>
@@ -8201,9 +8461,28 @@
         </w:tc>
       </w:tr>
     </w:tbl>
-    <w:bookmarkEnd w:id="65"/>
-    <w:bookmarkEnd w:id="66"/>
-    <w:bookmarkStart w:id="70" w:name="klasse-gender"/>
+    <w:p>
+      <w:pPr>
+        <w:pStyle w:val="Beschriftung"/>
+      </w:pPr>
+      <w:r>
+        <w:t xml:space="preserve">Tabelle</w:t>
+      </w:r>
+      <w:r>
+        <w:t xml:space="preserve"> </w:t>
+      </w:r>
+      <w:fldSimple w:instr=" SEQ Tabelle \* ARABIC ">
+        <w:r>
+          <w:t>1</w:t>
+        </w:r>
+      </w:fldSimple>
+      <w:r>
+        <w:t xml:space="preserve">: Citizenship – Verwendungen</w:t>
+      </w:r>
+    </w:p>
+    <w:bookmarkEnd w:id="68"/>
+    <w:bookmarkEnd w:id="69"/>
+    <w:bookmarkStart w:id="73" w:name="klasse-gender"/>
     <w:p>
       <w:pPr>
         <w:pStyle w:val="berschrift2"/>
@@ -8214,8 +8493,8 @@
       <w:r>
         <w:t xml:space="preserve"> </w:t>
       </w:r>
-      <w:bookmarkStart w:id="67" w:name="Gender"/>
-      <w:bookmarkEnd w:id="67"/>
+      <w:bookmarkStart w:id="70" w:name="Gender"/>
+      <w:bookmarkEnd w:id="70"/>
     </w:p>
     <w:p>
       <w:pPr>
@@ -8229,7 +8508,7 @@
         <w:t xml:space="preserve">Geschlecht einer Person mit Angabe eines Geschlechtscodes und der zeitlichen Gültigkeit.</w:t>
       </w:r>
     </w:p>
-    <w:bookmarkStart w:id="68" w:name="attribute-4"/>
+    <w:bookmarkStart w:id="71" w:name="attribute-4"/>
     <w:p>
       <w:pPr>
         <w:pStyle w:val="berschrift3"/>
@@ -8627,8 +8906,27 @@
         </w:tc>
       </w:tr>
     </w:tbl>
-    <w:bookmarkEnd w:id="68"/>
-    <w:bookmarkStart w:id="69" w:name="verwendungen-4"/>
+    <w:p>
+      <w:pPr>
+        <w:pStyle w:val="Beschriftung"/>
+      </w:pPr>
+      <w:r>
+        <w:t xml:space="preserve">Tabelle</w:t>
+      </w:r>
+      <w:r>
+        <w:t xml:space="preserve"> </w:t>
+      </w:r>
+      <w:fldSimple w:instr=" SEQ Tabelle \* ARABIC ">
+        <w:r>
+          <w:t>1</w:t>
+        </w:r>
+      </w:fldSimple>
+      <w:r>
+        <w:t xml:space="preserve">: Gender – Attribute</w:t>
+      </w:r>
+    </w:p>
+    <w:bookmarkEnd w:id="71"/>
+    <w:bookmarkStart w:id="72" w:name="verwendungen-4"/>
     <w:p>
       <w:pPr>
         <w:pStyle w:val="berschrift3"/>
@@ -8763,9 +9061,28 @@
         </w:tc>
       </w:tr>
     </w:tbl>
-    <w:bookmarkEnd w:id="69"/>
-    <w:bookmarkEnd w:id="70"/>
-    <w:bookmarkStart w:id="76" w:name="enum-gendercodeenum"/>
+    <w:p>
+      <w:pPr>
+        <w:pStyle w:val="Beschriftung"/>
+      </w:pPr>
+      <w:r>
+        <w:t xml:space="preserve">Tabelle</w:t>
+      </w:r>
+      <w:r>
+        <w:t xml:space="preserve"> </w:t>
+      </w:r>
+      <w:fldSimple w:instr=" SEQ Tabelle \* ARABIC ">
+        <w:r>
+          <w:t>1</w:t>
+        </w:r>
+      </w:fldSimple>
+      <w:r>
+        <w:t xml:space="preserve">: Gender – Verwendungen</w:t>
+      </w:r>
+    </w:p>
+    <w:bookmarkEnd w:id="72"/>
+    <w:bookmarkEnd w:id="73"/>
+    <w:bookmarkStart w:id="79" w:name="enum-gendercodeenum"/>
     <w:p>
       <w:pPr>
         <w:pStyle w:val="berschrift2"/>
@@ -8776,8 +9093,8 @@
       <w:r>
         <w:t xml:space="preserve"> </w:t>
       </w:r>
-      <w:bookmarkStart w:id="71" w:name="GenderCodeEnum"/>
-      <w:bookmarkEnd w:id="71"/>
+      <w:bookmarkStart w:id="74" w:name="GenderCodeEnum"/>
+      <w:bookmarkEnd w:id="74"/>
     </w:p>
     <w:p>
       <w:pPr>
@@ -8830,7 +9147,7 @@
       <w:r>
         <w:t xml:space="preserve"> </w:t>
       </w:r>
-      <w:hyperlink ns1:id="rId72">
+      <w:hyperlink ns1:id="rId75">
         <w:r>
           <w:rPr>
             <w:rStyle w:val="Hyperlink"/>
@@ -8839,7 +9156,7 @@
         </w:r>
       </w:hyperlink>
     </w:p>
-    <w:bookmarkStart w:id="75" w:name="zulässige-werte-1"/>
+    <w:bookmarkStart w:id="78" w:name="zulässige-werte-1"/>
     <w:p>
       <w:pPr>
         <w:pStyle w:val="berschrift3"/>
@@ -8929,7 +9246,7 @@
             <w:pPr>
               <w:pStyle w:val="Compact"/>
             </w:pPr>
-            <w:hyperlink ns1:id="rId73">
+            <w:hyperlink ns1:id="rId76">
               <w:r>
                 <w:rPr>
                   <w:rStyle w:val="Hyperlink"/>
@@ -8983,7 +9300,7 @@
             <w:pPr>
               <w:pStyle w:val="Compact"/>
             </w:pPr>
-            <w:hyperlink ns1:id="rId74">
+            <w:hyperlink ns1:id="rId77">
               <w:r>
                 <w:rPr>
                   <w:rStyle w:val="Hyperlink"/>
@@ -9023,9 +9340,28 @@
         </w:tc>
       </w:tr>
     </w:tbl>
-    <w:bookmarkEnd w:id="75"/>
-    <w:bookmarkEnd w:id="76"/>
-    <w:bookmarkStart w:id="84" w:name="klasse-occupation"/>
+    <w:p>
+      <w:pPr>
+        <w:pStyle w:val="Beschriftung"/>
+      </w:pPr>
+      <w:r>
+        <w:t xml:space="preserve">Tabelle</w:t>
+      </w:r>
+      <w:r>
+        <w:t xml:space="preserve"> </w:t>
+      </w:r>
+      <w:fldSimple w:instr=" SEQ Tabelle \* ARABIC ">
+        <w:r>
+          <w:t>1</w:t>
+        </w:r>
+      </w:fldSimple>
+      <w:r>
+        <w:t xml:space="preserve">: GenderCodeEnum – Zulässige Werte</w:t>
+      </w:r>
+    </w:p>
+    <w:bookmarkEnd w:id="78"/>
+    <w:bookmarkEnd w:id="79"/>
+    <w:bookmarkStart w:id="87" w:name="klasse-occupation"/>
     <w:p>
       <w:pPr>
         <w:pStyle w:val="berschrift2"/>
@@ -9036,8 +9372,8 @@
       <w:r>
         <w:t xml:space="preserve"> </w:t>
       </w:r>
-      <w:bookmarkStart w:id="77" w:name="Occupation"/>
-      <w:bookmarkEnd w:id="77"/>
+      <w:bookmarkStart w:id="80" w:name="Occupation"/>
+      <w:bookmarkEnd w:id="80"/>
     </w:p>
     <w:p>
       <w:pPr>
@@ -9051,7 +9387,7 @@
         <w:t xml:space="preserve">Beruf oder Tätigkeit einer Person mit Angabe eines Labels, eines ISCO-19 Codes, ob die Tätigkeit bezahlt ist, und der zeitlichen Gültigkeit.</w:t>
       </w:r>
     </w:p>
-    <w:bookmarkStart w:id="79" w:name="attribute-5"/>
+    <w:bookmarkStart w:id="82" w:name="attribute-5"/>
     <w:p>
       <w:pPr>
         <w:pStyle w:val="berschrift3"/>
@@ -9538,7 +9874,26 @@
         </w:tc>
       </w:tr>
     </w:tbl>
-    <w:bookmarkStart w:id="78" w:name="einschränkungen"/>
+    <w:p>
+      <w:pPr>
+        <w:pStyle w:val="Beschriftung"/>
+      </w:pPr>
+      <w:r>
+        <w:t xml:space="preserve">Tabelle</w:t>
+      </w:r>
+      <w:r>
+        <w:t xml:space="preserve"> </w:t>
+      </w:r>
+      <w:fldSimple w:instr=" SEQ Tabelle \* ARABIC ">
+        <w:r>
+          <w:t>1</w:t>
+        </w:r>
+      </w:fldSimple>
+      <w:r>
+        <w:t xml:space="preserve">: Occupation – Attribute</w:t>
+      </w:r>
+    </w:p>
+    <w:bookmarkStart w:id="81" w:name="einschränkungen"/>
     <w:p>
       <w:pPr>
         <w:pStyle w:val="berschrift5"/>
@@ -9560,7 +9915,7 @@
         <w:pStyle w:val="Compact"/>
         <w:numPr>
           <w:ilvl w:val="0"/>
-          <w:numId w:val="1006"/>
+          <w:numId w:val="1007"/>
         </w:numPr>
       </w:pPr>
       <w:r>
@@ -9572,16 +9927,16 @@
         <w:pStyle w:val="Compact"/>
         <w:numPr>
           <w:ilvl w:val="0"/>
-          <w:numId w:val="1006"/>
+          <w:numId w:val="1007"/>
         </w:numPr>
       </w:pPr>
       <w:r>
         <w:t xml:space="preserve">label</w:t>
       </w:r>
     </w:p>
-    <w:bookmarkEnd w:id="78"/>
-    <w:bookmarkEnd w:id="79"/>
-    <w:bookmarkStart w:id="80" w:name="verwendungen-5"/>
+    <w:bookmarkEnd w:id="81"/>
+    <w:bookmarkEnd w:id="82"/>
+    <w:bookmarkStart w:id="83" w:name="verwendungen-5"/>
     <w:p>
       <w:pPr>
         <w:pStyle w:val="berschrift3"/>
@@ -9716,8 +10071,27 @@
         </w:tc>
       </w:tr>
     </w:tbl>
-    <w:bookmarkEnd w:id="80"/>
-    <w:bookmarkStart w:id="83" w:name="beispiele-1"/>
+    <w:p>
+      <w:pPr>
+        <w:pStyle w:val="Beschriftung"/>
+      </w:pPr>
+      <w:r>
+        <w:t xml:space="preserve">Tabelle</w:t>
+      </w:r>
+      <w:r>
+        <w:t xml:space="preserve"> </w:t>
+      </w:r>
+      <w:fldSimple w:instr=" SEQ Tabelle \* ARABIC ">
+        <w:r>
+          <w:t>1</w:t>
+        </w:r>
+      </w:fldSimple>
+      <w:r>
+        <w:t xml:space="preserve">: Occupation – Verwendungen</w:t>
+      </w:r>
+    </w:p>
+    <w:bookmarkEnd w:id="83"/>
+    <w:bookmarkStart w:id="86" w:name="beispiele-1"/>
     <w:p>
       <w:pPr>
         <w:pStyle w:val="berschrift3"/>
@@ -9726,7 +10100,7 @@
         <w:t xml:space="preserve">Beispiele</w:t>
       </w:r>
     </w:p>
-    <w:bookmarkStart w:id="81" w:name="X434a0f141705d8dc225cced0b13a54d37c460ae"/>
+    <w:bookmarkStart w:id="84" w:name="X434a0f141705d8dc225cced0b13a54d37c460ae"/>
     <w:p>
       <w:pPr>
         <w:pStyle w:val="berschrift4"/>
@@ -9818,8 +10192,8 @@
         <w:t xml:space="preserve">true</w:t>
       </w:r>
     </w:p>
-    <w:bookmarkEnd w:id="81"/>
-    <w:bookmarkStart w:id="82" w:name="X4afc04170f3aacf8241ba033f995473bb07fd20"/>
+    <w:bookmarkEnd w:id="84"/>
+    <w:bookmarkStart w:id="85" w:name="X4afc04170f3aacf8241ba033f995473bb07fd20"/>
     <w:p>
       <w:pPr>
         <w:pStyle w:val="berschrift4"/>
@@ -9938,10 +10312,10 @@
         <w:t xml:space="preserve">true</w:t>
       </w:r>
     </w:p>
-    <w:bookmarkEnd w:id="82"/>
-    <w:bookmarkEnd w:id="83"/>
-    <w:bookmarkEnd w:id="84"/>
-    <w:bookmarkStart w:id="89" w:name="klasse-training"/>
+    <w:bookmarkEnd w:id="85"/>
+    <w:bookmarkEnd w:id="86"/>
+    <w:bookmarkEnd w:id="87"/>
+    <w:bookmarkStart w:id="92" w:name="klasse-training"/>
     <w:p>
       <w:pPr>
         <w:pStyle w:val="berschrift2"/>
@@ -9952,8 +10326,8 @@
       <w:r>
         <w:t xml:space="preserve"> </w:t>
       </w:r>
-      <w:bookmarkStart w:id="85" w:name="Training"/>
-      <w:bookmarkEnd w:id="85"/>
+      <w:bookmarkStart w:id="88" w:name="Training"/>
+      <w:bookmarkEnd w:id="88"/>
     </w:p>
     <w:p>
       <w:pPr>
@@ -9967,7 +10341,7 @@
         <w:t xml:space="preserve">Ausbildung oder Bildung einer Person mit Angabe eines Typs (z.B. Schulabschluss, Universitätsabschluss, Militärdienst), eines Labels, eines ISCO-19 Codes und der zeitlichen Gültigkeit.</w:t>
       </w:r>
     </w:p>
-    <w:bookmarkStart w:id="87" w:name="attribute-6"/>
+    <w:bookmarkStart w:id="90" w:name="attribute-6"/>
     <w:p>
       <w:pPr>
         <w:pStyle w:val="berschrift3"/>
@@ -10365,7 +10739,26 @@
         </w:tc>
       </w:tr>
     </w:tbl>
-    <w:bookmarkStart w:id="86" w:name="einschränkungen-1"/>
+    <w:p>
+      <w:pPr>
+        <w:pStyle w:val="Beschriftung"/>
+      </w:pPr>
+      <w:r>
+        <w:t xml:space="preserve">Tabelle</w:t>
+      </w:r>
+      <w:r>
+        <w:t xml:space="preserve"> </w:t>
+      </w:r>
+      <w:fldSimple w:instr=" SEQ Tabelle \* ARABIC ">
+        <w:r>
+          <w:t>1</w:t>
+        </w:r>
+      </w:fldSimple>
+      <w:r>
+        <w:t xml:space="preserve">: Training – Attribute</w:t>
+      </w:r>
+    </w:p>
+    <w:bookmarkStart w:id="89" w:name="einschränkungen-1"/>
     <w:p>
       <w:pPr>
         <w:pStyle w:val="berschrift5"/>
@@ -10387,7 +10780,7 @@
         <w:pStyle w:val="Compact"/>
         <w:numPr>
           <w:ilvl w:val="0"/>
-          <w:numId w:val="1007"/>
+          <w:numId w:val="1008"/>
         </w:numPr>
       </w:pPr>
       <w:r>
@@ -10399,7 +10792,7 @@
         <w:pStyle w:val="Compact"/>
         <w:numPr>
           <w:ilvl w:val="0"/>
-          <w:numId w:val="1007"/>
+          <w:numId w:val="1008"/>
         </w:numPr>
       </w:pPr>
       <w:r>
@@ -10411,16 +10804,16 @@
         <w:pStyle w:val="Compact"/>
         <w:numPr>
           <w:ilvl w:val="0"/>
-          <w:numId w:val="1007"/>
+          <w:numId w:val="1008"/>
         </w:numPr>
       </w:pPr>
       <w:r>
         <w:t xml:space="preserve">value</w:t>
       </w:r>
     </w:p>
-    <w:bookmarkEnd w:id="86"/>
-    <w:bookmarkEnd w:id="87"/>
-    <w:bookmarkStart w:id="88" w:name="verwendungen-6"/>
+    <w:bookmarkEnd w:id="89"/>
+    <w:bookmarkEnd w:id="90"/>
+    <w:bookmarkStart w:id="91" w:name="verwendungen-6"/>
     <w:p>
       <w:pPr>
         <w:pStyle w:val="berschrift3"/>
@@ -10555,9 +10948,28 @@
         </w:tc>
       </w:tr>
     </w:tbl>
-    <w:bookmarkEnd w:id="88"/>
-    <w:bookmarkEnd w:id="89"/>
-    <w:bookmarkStart w:id="135" w:name="enum-trainingtypeenum"/>
+    <w:p>
+      <w:pPr>
+        <w:pStyle w:val="Beschriftung"/>
+      </w:pPr>
+      <w:r>
+        <w:t xml:space="preserve">Tabelle</w:t>
+      </w:r>
+      <w:r>
+        <w:t xml:space="preserve"> </w:t>
+      </w:r>
+      <w:fldSimple w:instr=" SEQ Tabelle \* ARABIC ">
+        <w:r>
+          <w:t>1</w:t>
+        </w:r>
+      </w:fldSimple>
+      <w:r>
+        <w:t xml:space="preserve">: Training – Verwendungen</w:t>
+      </w:r>
+    </w:p>
+    <w:bookmarkEnd w:id="91"/>
+    <w:bookmarkEnd w:id="92"/>
+    <w:bookmarkStart w:id="138" w:name="enum-trainingtypeenum"/>
     <w:p>
       <w:pPr>
         <w:pStyle w:val="berschrift2"/>
@@ -10568,8 +10980,8 @@
       <w:r>
         <w:t xml:space="preserve"> </w:t>
       </w:r>
-      <w:bookmarkStart w:id="90" w:name="TrainingTypeEnum"/>
-      <w:bookmarkEnd w:id="90"/>
+      <w:bookmarkStart w:id="93" w:name="TrainingTypeEnum"/>
+      <w:bookmarkEnd w:id="93"/>
     </w:p>
     <w:p>
       <w:pPr>
@@ -10593,7 +11005,7 @@
       <w:r>
         <w:t xml:space="preserve"> </w:t>
       </w:r>
-      <w:hyperlink ns1:id="rId91">
+      <w:hyperlink ns1:id="rId94">
         <w:r>
           <w:rPr>
             <w:rStyle w:val="Hyperlink"/>
@@ -10602,7 +11014,7 @@
         </w:r>
       </w:hyperlink>
     </w:p>
-    <w:bookmarkStart w:id="134" w:name="zulässige-werte-2"/>
+    <w:bookmarkStart w:id="137" w:name="zulässige-werte-2"/>
     <w:p>
       <w:pPr>
         <w:pStyle w:val="berschrift3"/>
@@ -10692,7 +11104,7 @@
             <w:pPr>
               <w:pStyle w:val="Compact"/>
             </w:pPr>
-            <w:hyperlink ns1:id="rId92">
+            <w:hyperlink ns1:id="rId95">
               <w:r>
                 <w:rPr>
                   <w:rStyle w:val="Hyperlink"/>
@@ -10746,7 +11158,7 @@
             <w:pPr>
               <w:pStyle w:val="Compact"/>
             </w:pPr>
-            <w:hyperlink ns1:id="rId93">
+            <w:hyperlink ns1:id="rId96">
               <w:r>
                 <w:rPr>
                   <w:rStyle w:val="Hyperlink"/>
@@ -10800,7 +11212,7 @@
             <w:pPr>
               <w:pStyle w:val="Compact"/>
             </w:pPr>
-            <w:hyperlink ns1:id="rId94">
+            <w:hyperlink ns1:id="rId97">
               <w:r>
                 <w:rPr>
                   <w:rStyle w:val="Hyperlink"/>
@@ -10854,7 +11266,7 @@
             <w:pPr>
               <w:pStyle w:val="Compact"/>
             </w:pPr>
-            <w:hyperlink ns1:id="rId95">
+            <w:hyperlink ns1:id="rId98">
               <w:r>
                 <w:rPr>
                   <w:rStyle w:val="Hyperlink"/>
@@ -10908,7 +11320,7 @@
             <w:pPr>
               <w:pStyle w:val="Compact"/>
             </w:pPr>
-            <w:hyperlink ns1:id="rId96">
+            <w:hyperlink ns1:id="rId99">
               <w:r>
                 <w:rPr>
                   <w:rStyle w:val="Hyperlink"/>
@@ -10962,7 +11374,7 @@
             <w:pPr>
               <w:pStyle w:val="Compact"/>
             </w:pPr>
-            <w:hyperlink ns1:id="rId97">
+            <w:hyperlink ns1:id="rId100">
               <w:r>
                 <w:rPr>
                   <w:rStyle w:val="Hyperlink"/>
@@ -11016,7 +11428,7 @@
             <w:pPr>
               <w:pStyle w:val="Compact"/>
             </w:pPr>
-            <w:hyperlink ns1:id="rId98">
+            <w:hyperlink ns1:id="rId101">
               <w:r>
                 <w:rPr>
                   <w:rStyle w:val="Hyperlink"/>
@@ -11070,7 +11482,7 @@
             <w:pPr>
               <w:pStyle w:val="Compact"/>
             </w:pPr>
-            <w:hyperlink ns1:id="rId99">
+            <w:hyperlink ns1:id="rId102">
               <w:r>
                 <w:rPr>
                   <w:rStyle w:val="Hyperlink"/>
@@ -11124,7 +11536,7 @@
             <w:pPr>
               <w:pStyle w:val="Compact"/>
             </w:pPr>
-            <w:hyperlink ns1:id="rId100">
+            <w:hyperlink ns1:id="rId103">
               <w:r>
                 <w:rPr>
                   <w:rStyle w:val="Hyperlink"/>
@@ -11178,7 +11590,7 @@
             <w:pPr>
               <w:pStyle w:val="Compact"/>
             </w:pPr>
-            <w:hyperlink ns1:id="rId101">
+            <w:hyperlink ns1:id="rId104">
               <w:r>
                 <w:rPr>
                   <w:rStyle w:val="Hyperlink"/>
@@ -11232,7 +11644,7 @@
             <w:pPr>
               <w:pStyle w:val="Compact"/>
             </w:pPr>
-            <w:hyperlink ns1:id="rId102">
+            <w:hyperlink ns1:id="rId105">
               <w:r>
                 <w:rPr>
                   <w:rStyle w:val="Hyperlink"/>
@@ -11286,7 +11698,7 @@
             <w:pPr>
               <w:pStyle w:val="Compact"/>
             </w:pPr>
-            <w:hyperlink ns1:id="rId103">
+            <w:hyperlink ns1:id="rId106">
               <w:r>
                 <w:rPr>
                   <w:rStyle w:val="Hyperlink"/>
@@ -11340,7 +11752,7 @@
             <w:pPr>
               <w:pStyle w:val="Compact"/>
             </w:pPr>
-            <w:hyperlink ns1:id="rId104">
+            <w:hyperlink ns1:id="rId107">
               <w:r>
                 <w:rPr>
                   <w:rStyle w:val="Hyperlink"/>
@@ -11394,7 +11806,7 @@
             <w:pPr>
               <w:pStyle w:val="Compact"/>
             </w:pPr>
-            <w:hyperlink ns1:id="rId105">
+            <w:hyperlink ns1:id="rId108">
               <w:r>
                 <w:rPr>
                   <w:rStyle w:val="Hyperlink"/>
@@ -11448,7 +11860,7 @@
             <w:pPr>
               <w:pStyle w:val="Compact"/>
             </w:pPr>
-            <w:hyperlink ns1:id="rId106">
+            <w:hyperlink ns1:id="rId109">
               <w:r>
                 <w:rPr>
                   <w:rStyle w:val="Hyperlink"/>
@@ -11502,7 +11914,7 @@
             <w:pPr>
               <w:pStyle w:val="Compact"/>
             </w:pPr>
-            <w:hyperlink ns1:id="rId107">
+            <w:hyperlink ns1:id="rId110">
               <w:r>
                 <w:rPr>
                   <w:rStyle w:val="Hyperlink"/>
@@ -11556,7 +11968,7 @@
             <w:pPr>
               <w:pStyle w:val="Compact"/>
             </w:pPr>
-            <w:hyperlink ns1:id="rId108">
+            <w:hyperlink ns1:id="rId111">
               <w:r>
                 <w:rPr>
                   <w:rStyle w:val="Hyperlink"/>
@@ -11610,7 +12022,7 @@
             <w:pPr>
               <w:pStyle w:val="Compact"/>
             </w:pPr>
-            <w:hyperlink ns1:id="rId109">
+            <w:hyperlink ns1:id="rId112">
               <w:r>
                 <w:rPr>
                   <w:rStyle w:val="Hyperlink"/>
@@ -11664,7 +12076,7 @@
             <w:pPr>
               <w:pStyle w:val="Compact"/>
             </w:pPr>
-            <w:hyperlink ns1:id="rId110">
+            <w:hyperlink ns1:id="rId113">
               <w:r>
                 <w:rPr>
                   <w:rStyle w:val="Hyperlink"/>
@@ -11718,7 +12130,7 @@
             <w:pPr>
               <w:pStyle w:val="Compact"/>
             </w:pPr>
-            <w:hyperlink ns1:id="rId111">
+            <w:hyperlink ns1:id="rId114">
               <w:r>
                 <w:rPr>
                   <w:rStyle w:val="Hyperlink"/>
@@ -11772,7 +12184,7 @@
             <w:pPr>
               <w:pStyle w:val="Compact"/>
             </w:pPr>
-            <w:hyperlink ns1:id="rId112">
+            <w:hyperlink ns1:id="rId115">
               <w:r>
                 <w:rPr>
                   <w:rStyle w:val="Hyperlink"/>
@@ -11826,7 +12238,7 @@
             <w:pPr>
               <w:pStyle w:val="Compact"/>
             </w:pPr>
-            <w:hyperlink ns1:id="rId113">
+            <w:hyperlink ns1:id="rId116">
               <w:r>
                 <w:rPr>
                   <w:rStyle w:val="Hyperlink"/>
@@ -11880,7 +12292,7 @@
             <w:pPr>
               <w:pStyle w:val="Compact"/>
             </w:pPr>
-            <w:hyperlink ns1:id="rId114">
+            <w:hyperlink ns1:id="rId117">
               <w:r>
                 <w:rPr>
                   <w:rStyle w:val="Hyperlink"/>
@@ -11934,7 +12346,7 @@
             <w:pPr>
               <w:pStyle w:val="Compact"/>
             </w:pPr>
-            <w:hyperlink ns1:id="rId115">
+            <w:hyperlink ns1:id="rId118">
               <w:r>
                 <w:rPr>
                   <w:rStyle w:val="Hyperlink"/>
@@ -11988,7 +12400,7 @@
             <w:pPr>
               <w:pStyle w:val="Compact"/>
             </w:pPr>
-            <w:hyperlink ns1:id="rId116">
+            <w:hyperlink ns1:id="rId119">
               <w:r>
                 <w:rPr>
                   <w:rStyle w:val="Hyperlink"/>
@@ -12042,7 +12454,7 @@
             <w:pPr>
               <w:pStyle w:val="Compact"/>
             </w:pPr>
-            <w:hyperlink ns1:id="rId117">
+            <w:hyperlink ns1:id="rId120">
               <w:r>
                 <w:rPr>
                   <w:rStyle w:val="Hyperlink"/>
@@ -12096,7 +12508,7 @@
             <w:pPr>
               <w:pStyle w:val="Compact"/>
             </w:pPr>
-            <w:hyperlink ns1:id="rId118">
+            <w:hyperlink ns1:id="rId121">
               <w:r>
                 <w:rPr>
                   <w:rStyle w:val="Hyperlink"/>
@@ -12150,7 +12562,7 @@
             <w:pPr>
               <w:pStyle w:val="Compact"/>
             </w:pPr>
-            <w:hyperlink ns1:id="rId119">
+            <w:hyperlink ns1:id="rId122">
               <w:r>
                 <w:rPr>
                   <w:rStyle w:val="Hyperlink"/>
@@ -12204,7 +12616,7 @@
             <w:pPr>
               <w:pStyle w:val="Compact"/>
             </w:pPr>
-            <w:hyperlink ns1:id="rId120">
+            <w:hyperlink ns1:id="rId123">
               <w:r>
                 <w:rPr>
                   <w:rStyle w:val="Hyperlink"/>
@@ -12258,7 +12670,7 @@
             <w:pPr>
               <w:pStyle w:val="Compact"/>
             </w:pPr>
-            <w:hyperlink ns1:id="rId121">
+            <w:hyperlink ns1:id="rId124">
               <w:r>
                 <w:rPr>
                   <w:rStyle w:val="Hyperlink"/>
@@ -12312,7 +12724,7 @@
             <w:pPr>
               <w:pStyle w:val="Compact"/>
             </w:pPr>
-            <w:hyperlink ns1:id="rId122">
+            <w:hyperlink ns1:id="rId125">
               <w:r>
                 <w:rPr>
                   <w:rStyle w:val="Hyperlink"/>
@@ -12366,7 +12778,7 @@
             <w:pPr>
               <w:pStyle w:val="Compact"/>
             </w:pPr>
-            <w:hyperlink ns1:id="rId123">
+            <w:hyperlink ns1:id="rId126">
               <w:r>
                 <w:rPr>
                   <w:rStyle w:val="Hyperlink"/>
@@ -12420,7 +12832,7 @@
             <w:pPr>
               <w:pStyle w:val="Compact"/>
             </w:pPr>
-            <w:hyperlink ns1:id="rId124">
+            <w:hyperlink ns1:id="rId127">
               <w:r>
                 <w:rPr>
                   <w:rStyle w:val="Hyperlink"/>
@@ -12474,7 +12886,7 @@
             <w:pPr>
               <w:pStyle w:val="Compact"/>
             </w:pPr>
-            <w:hyperlink ns1:id="rId125">
+            <w:hyperlink ns1:id="rId128">
               <w:r>
                 <w:rPr>
                   <w:rStyle w:val="Hyperlink"/>
@@ -12528,7 +12940,7 @@
             <w:pPr>
               <w:pStyle w:val="Compact"/>
             </w:pPr>
-            <w:hyperlink ns1:id="rId126">
+            <w:hyperlink ns1:id="rId129">
               <w:r>
                 <w:rPr>
                   <w:rStyle w:val="Hyperlink"/>
@@ -12582,7 +12994,7 @@
             <w:pPr>
               <w:pStyle w:val="Compact"/>
             </w:pPr>
-            <w:hyperlink ns1:id="rId127">
+            <w:hyperlink ns1:id="rId130">
               <w:r>
                 <w:rPr>
                   <w:rStyle w:val="Hyperlink"/>
@@ -12636,7 +13048,7 @@
             <w:pPr>
               <w:pStyle w:val="Compact"/>
             </w:pPr>
-            <w:hyperlink ns1:id="rId128">
+            <w:hyperlink ns1:id="rId131">
               <w:r>
                 <w:rPr>
                   <w:rStyle w:val="Hyperlink"/>
@@ -12690,7 +13102,7 @@
             <w:pPr>
               <w:pStyle w:val="Compact"/>
             </w:pPr>
-            <w:hyperlink ns1:id="rId129">
+            <w:hyperlink ns1:id="rId132">
               <w:r>
                 <w:rPr>
                   <w:rStyle w:val="Hyperlink"/>
@@ -12744,7 +13156,7 @@
             <w:pPr>
               <w:pStyle w:val="Compact"/>
             </w:pPr>
-            <w:hyperlink ns1:id="rId130">
+            <w:hyperlink ns1:id="rId133">
               <w:r>
                 <w:rPr>
                   <w:rStyle w:val="Hyperlink"/>
@@ -12798,7 +13210,7 @@
             <w:pPr>
               <w:pStyle w:val="Compact"/>
             </w:pPr>
-            <w:hyperlink ns1:id="rId131">
+            <w:hyperlink ns1:id="rId134">
               <w:r>
                 <w:rPr>
                   <w:rStyle w:val="Hyperlink"/>
@@ -12852,7 +13264,7 @@
             <w:pPr>
               <w:pStyle w:val="Compact"/>
             </w:pPr>
-            <w:hyperlink ns1:id="rId132">
+            <w:hyperlink ns1:id="rId135">
               <w:r>
                 <w:rPr>
                   <w:rStyle w:val="Hyperlink"/>
@@ -12906,7 +13318,7 @@
             <w:pPr>
               <w:pStyle w:val="Compact"/>
             </w:pPr>
-            <w:hyperlink ns1:id="rId133">
+            <w:hyperlink ns1:id="rId136">
               <w:r>
                 <w:rPr>
                   <w:rStyle w:val="Hyperlink"/>
@@ -12961,15 +13373,34 @@
         </w:tc>
       </w:tr>
     </w:tbl>
-    <w:bookmarkEnd w:id="134"/>
     <w:p>
+      <w:pPr>
+        <w:pStyle w:val="Beschriftung"/>
+      </w:pPr>
+      <w:r>
+        <w:t xml:space="preserve">Tabelle</w:t>
+      </w:r>
+      <w:r>
+        <w:t xml:space="preserve"> </w:t>
+      </w:r>
+      <w:fldSimple w:instr=" SEQ Tabelle \* ARABIC ">
+        <w:r>
+          <w:t>1</w:t>
+        </w:r>
+      </w:fldSimple>
+      <w:r>
+        <w:t xml:space="preserve">: TrainingTypeEnum – Zulässige Werte</w:t>
+      </w:r>
+    </w:p>
+    <w:bookmarkEnd w:id="137"/>
+    <w:p>
       <w:r>
         <w:br w:type="page"/>
       </w:r>
     </w:p>
-    <w:bookmarkEnd w:id="135"/>
-    <w:bookmarkEnd w:id="136"/>
-    <w:bookmarkStart w:id="183" w:name="gruppen-und-organe-groups"/>
+    <w:bookmarkEnd w:id="138"/>
+    <w:bookmarkEnd w:id="139"/>
+    <w:bookmarkStart w:id="186" w:name="gruppen-und-organe-groups"/>
     <w:p>
       <w:pPr>
         <w:pStyle w:val="berschrift1"/>
@@ -12991,7 +13422,7 @@
         <w:pStyle w:val="Compact"/>
         <w:numPr>
           <w:ilvl w:val="0"/>
-          <w:numId w:val="1008"/>
+          <w:numId w:val="1009"/>
         </w:numPr>
       </w:pPr>
       <w:r>
@@ -13059,7 +13490,7 @@
         <w:pStyle w:val="Compact"/>
         <w:numPr>
           <w:ilvl w:val="0"/>
-          <w:numId w:val="1008"/>
+          <w:numId w:val="1009"/>
         </w:numPr>
       </w:pPr>
       <w:r>
@@ -13172,7 +13603,7 @@
         <w:pStyle w:val="Compact"/>
         <w:numPr>
           <w:ilvl w:val="0"/>
-          <w:numId w:val="1008"/>
+          <w:numId w:val="1009"/>
         </w:numPr>
       </w:pPr>
       <w:r>
@@ -13213,7 +13644,7 @@
         <w:t xml:space="preserve">lassen sich z. B. nur während einer Legislatur bestehende Kommissionen oder Umbenennungen und Fusionen von Parteien abbilden.</w:t>
       </w:r>
     </w:p>
-    <w:bookmarkStart w:id="151" w:name="klasse-group"/>
+    <w:bookmarkStart w:id="154" w:name="klasse-group"/>
     <w:p>
       <w:pPr>
         <w:pStyle w:val="berschrift2"/>
@@ -13224,8 +13655,8 @@
       <w:r>
         <w:t xml:space="preserve"> </w:t>
       </w:r>
-      <w:bookmarkStart w:id="137" w:name="Group"/>
-      <w:bookmarkEnd w:id="137"/>
+      <w:bookmarkStart w:id="140" w:name="Group"/>
+      <w:bookmarkEnd w:id="140"/>
     </w:p>
     <w:p>
       <w:pPr>
@@ -13239,7 +13670,7 @@
         <w:t xml:space="preserve">Eine politische Gruppe, Organisation oder Körperschaft (z.B. Partei, Kommission, Parlament, Departement).</w:t>
       </w:r>
     </w:p>
-    <w:bookmarkStart w:id="138" w:name="attribute-7"/>
+    <w:bookmarkStart w:id="141" w:name="attribute-7"/>
     <w:p>
       <w:pPr>
         <w:pStyle w:val="berschrift3"/>
@@ -14602,8 +15033,27 @@
         </w:tc>
       </w:tr>
     </w:tbl>
-    <w:bookmarkEnd w:id="138"/>
-    <w:bookmarkStart w:id="139" w:name="verwendungen-7"/>
+    <w:p>
+      <w:pPr>
+        <w:pStyle w:val="Beschriftung"/>
+      </w:pPr>
+      <w:r>
+        <w:t xml:space="preserve">Tabelle</w:t>
+      </w:r>
+      <w:r>
+        <w:t xml:space="preserve"> </w:t>
+      </w:r>
+      <w:fldSimple w:instr=" SEQ Tabelle \* ARABIC ">
+        <w:r>
+          <w:t>1</w:t>
+        </w:r>
+      </w:fldSimple>
+      <w:r>
+        <w:t xml:space="preserve">: Group – Attribute</w:t>
+      </w:r>
+    </w:p>
+    <w:bookmarkEnd w:id="141"/>
+    <w:bookmarkStart w:id="142" w:name="verwendungen-7"/>
     <w:p>
       <w:pPr>
         <w:pStyle w:val="berschrift3"/>
@@ -14733,8 +15183,27 @@
         </w:tc>
       </w:tr>
     </w:tbl>
-    <w:bookmarkEnd w:id="139"/>
-    <w:bookmarkStart w:id="150" w:name="beispiele-2"/>
+    <w:p>
+      <w:pPr>
+        <w:pStyle w:val="Beschriftung"/>
+      </w:pPr>
+      <w:r>
+        <w:t xml:space="preserve">Tabelle</w:t>
+      </w:r>
+      <w:r>
+        <w:t xml:space="preserve"> </w:t>
+      </w:r>
+      <w:fldSimple w:instr=" SEQ Tabelle \* ARABIC ">
+        <w:r>
+          <w:t>1</w:t>
+        </w:r>
+      </w:fldSimple>
+      <w:r>
+        <w:t xml:space="preserve">: Group – Verwendungen</w:t>
+      </w:r>
+    </w:p>
+    <w:bookmarkEnd w:id="142"/>
+    <w:bookmarkStart w:id="153" w:name="beispiele-2"/>
     <w:p>
       <w:pPr>
         <w:pStyle w:val="berschrift3"/>
@@ -14743,7 +15212,7 @@
         <w:t xml:space="preserve">Beispiele</w:t>
       </w:r>
     </w:p>
-    <w:bookmarkStart w:id="140" w:name="Xfad1f78ac5aa25d15d9ff9bf42c4a3f1e5b3679"/>
+    <w:bookmarkStart w:id="143" w:name="Xfad1f78ac5aa25d15d9ff9bf42c4a3f1e5b3679"/>
     <w:p>
       <w:pPr>
         <w:pStyle w:val="berschrift4"/>
@@ -15522,8 +15991,8 @@
         <w:t xml:space="preserve"> https://ld.admin.ch/canton/12</w:t>
       </w:r>
     </w:p>
-    <w:bookmarkEnd w:id="140"/>
-    <w:bookmarkStart w:id="141" w:name="X59cc39c4b6e76e0bfea8a1ffa540ab3d37dd04c"/>
+    <w:bookmarkEnd w:id="143"/>
+    <w:bookmarkStart w:id="144" w:name="X59cc39c4b6e76e0bfea8a1ffa540ab3d37dd04c"/>
     <w:p>
       <w:pPr>
         <w:pStyle w:val="berschrift4"/>
@@ -16092,8 +16561,8 @@
         <w:t xml:space="preserve"> de</w:t>
       </w:r>
     </w:p>
-    <w:bookmarkEnd w:id="141"/>
-    <w:bookmarkStart w:id="142" w:name="X9f836ccf6fb53b63a5196030c061564c4d539b2"/>
+    <w:bookmarkEnd w:id="144"/>
+    <w:bookmarkStart w:id="145" w:name="X9f836ccf6fb53b63a5196030c061564c4d539b2"/>
     <w:p>
       <w:pPr>
         <w:pStyle w:val="berschrift4"/>
@@ -17352,8 +17821,8 @@
         <w:t xml:space="preserve"> 2012-01-01</w:t>
       </w:r>
     </w:p>
-    <w:bookmarkEnd w:id="142"/>
-    <w:bookmarkStart w:id="143" w:name="X1352d79b87d989692154b4ee7c4e0721d34c7c8"/>
+    <w:bookmarkEnd w:id="145"/>
+    <w:bookmarkStart w:id="146" w:name="X1352d79b87d989692154b4ee7c4e0721d34c7c8"/>
     <w:p>
       <w:pPr>
         <w:pStyle w:val="berschrift4"/>
@@ -17814,8 +18283,8 @@
         <w:t xml:space="preserve"> Grosser Rat Basel-Stadt</w:t>
       </w:r>
     </w:p>
-    <w:bookmarkEnd w:id="143"/>
-    <w:bookmarkStart w:id="144" w:name="X114831ce96cc5c8bc33a76c52eee4cda68b4f5e"/>
+    <w:bookmarkEnd w:id="146"/>
+    <w:bookmarkStart w:id="147" w:name="X114831ce96cc5c8bc33a76c52eee4cda68b4f5e"/>
     <w:p>
       <w:pPr>
         <w:pStyle w:val="berschrift4"/>
@@ -18270,8 +18739,8 @@
         <w:t xml:space="preserve"> https://ld.admin.ch/canton/22</w:t>
       </w:r>
     </w:p>
-    <w:bookmarkEnd w:id="144"/>
-    <w:bookmarkStart w:id="145" w:name="X14d5ec0200cc5f7f33dab60cc8a11e69807330b"/>
+    <w:bookmarkEnd w:id="147"/>
+    <w:bookmarkStart w:id="148" w:name="X14d5ec0200cc5f7f33dab60cc8a11e69807330b"/>
     <w:p>
       <w:pPr>
         <w:pStyle w:val="berschrift4"/>
@@ -19050,8 +19519,8 @@
         <w:t xml:space="preserve"> https://ld.admin.ch/canton/12</w:t>
       </w:r>
     </w:p>
-    <w:bookmarkEnd w:id="145"/>
-    <w:bookmarkStart w:id="146" w:name="X4a47c4f4d26d0af27edaee964d3ad31e579d5e0"/>
+    <w:bookmarkEnd w:id="148"/>
+    <w:bookmarkStart w:id="149" w:name="X4a47c4f4d26d0af27edaee964d3ad31e579d5e0"/>
     <w:p>
       <w:pPr>
         <w:pStyle w:val="berschrift4"/>
@@ -19395,8 +19864,8 @@
         <w:t xml:space="preserve"> https://ld.admin.ch/municipality/3203</w:t>
       </w:r>
     </w:p>
-    <w:bookmarkEnd w:id="146"/>
-    <w:bookmarkStart w:id="147" w:name="X88e6455e84712b1bdc1d8db27e7cb65d142da3b"/>
+    <w:bookmarkEnd w:id="149"/>
+    <w:bookmarkStart w:id="150" w:name="X88e6455e84712b1bdc1d8db27e7cb65d142da3b"/>
     <w:p>
       <w:pPr>
         <w:pStyle w:val="berschrift4"/>
@@ -20265,8 +20734,8 @@
         <w:t xml:space="preserve"> https://ld.admin.ch/canton/15</w:t>
       </w:r>
     </w:p>
-    <w:bookmarkEnd w:id="147"/>
-    <w:bookmarkStart w:id="148" w:name="Xe8cde5fe4cf3e242432f3c60c7a854fafcd6637"/>
+    <w:bookmarkEnd w:id="150"/>
+    <w:bookmarkStart w:id="151" w:name="Xe8cde5fe4cf3e242432f3c60c7a854fafcd6637"/>
     <w:p>
       <w:pPr>
         <w:pStyle w:val="berschrift4"/>
@@ -21267,8 +21736,8 @@
         <w:t xml:space="preserve"> 2007-12-12</w:t>
       </w:r>
     </w:p>
-    <w:bookmarkEnd w:id="148"/>
-    <w:bookmarkStart w:id="149" w:name="X573357faef18a897c413956fc3f47bff79a3454"/>
+    <w:bookmarkEnd w:id="151"/>
+    <w:bookmarkStart w:id="152" w:name="X573357faef18a897c413956fc3f47bff79a3454"/>
     <w:p>
       <w:pPr>
         <w:pStyle w:val="berschrift4"/>
@@ -22146,10 +22615,10 @@
         <w:t xml:space="preserve"> https://ld.admin.ch/country/CHE</w:t>
       </w:r>
     </w:p>
-    <w:bookmarkEnd w:id="149"/>
-    <w:bookmarkEnd w:id="150"/>
-    <w:bookmarkEnd w:id="151"/>
-    <w:bookmarkStart w:id="155" w:name="klasse-grouptype"/>
+    <w:bookmarkEnd w:id="152"/>
+    <w:bookmarkEnd w:id="153"/>
+    <w:bookmarkEnd w:id="154"/>
+    <w:bookmarkStart w:id="158" w:name="klasse-grouptype"/>
     <w:p>
       <w:pPr>
         <w:pStyle w:val="berschrift2"/>
@@ -22160,8 +22629,8 @@
       <w:r>
         <w:t xml:space="preserve"> </w:t>
       </w:r>
-      <w:bookmarkStart w:id="152" w:name="GroupType"/>
-      <w:bookmarkEnd w:id="152"/>
+      <w:bookmarkStart w:id="155" w:name="GroupType"/>
+      <w:bookmarkEnd w:id="155"/>
     </w:p>
     <w:p>
       <w:pPr>
@@ -22175,7 +22644,7 @@
         <w:t xml:space="preserve">Art der Gruppe (z.B. Partei, Kommission, Parlament, Departement).</w:t>
       </w:r>
     </w:p>
-    <w:bookmarkStart w:id="153" w:name="attribute-8"/>
+    <w:bookmarkStart w:id="156" w:name="attribute-8"/>
     <w:p>
       <w:pPr>
         <w:pStyle w:val="berschrift3"/>
@@ -22334,8 +22803,27 @@
         </w:tc>
       </w:tr>
     </w:tbl>
-    <w:bookmarkEnd w:id="153"/>
-    <w:bookmarkStart w:id="154" w:name="verwendungen-8"/>
+    <w:p>
+      <w:pPr>
+        <w:pStyle w:val="Beschriftung"/>
+      </w:pPr>
+      <w:r>
+        <w:t xml:space="preserve">Tabelle</w:t>
+      </w:r>
+      <w:r>
+        <w:t xml:space="preserve"> </w:t>
+      </w:r>
+      <w:fldSimple w:instr=" SEQ Tabelle \* ARABIC ">
+        <w:r>
+          <w:t>1</w:t>
+        </w:r>
+      </w:fldSimple>
+      <w:r>
+        <w:t xml:space="preserve">: GroupType – Attribute</w:t>
+      </w:r>
+    </w:p>
+    <w:bookmarkEnd w:id="156"/>
+    <w:bookmarkStart w:id="157" w:name="verwendungen-8"/>
     <w:p>
       <w:pPr>
         <w:pStyle w:val="berschrift3"/>
@@ -22470,9 +22958,28 @@
         </w:tc>
       </w:tr>
     </w:tbl>
-    <w:bookmarkEnd w:id="154"/>
-    <w:bookmarkEnd w:id="155"/>
-    <w:bookmarkStart w:id="182" w:name="enum-grouptypeenum"/>
+    <w:p>
+      <w:pPr>
+        <w:pStyle w:val="Beschriftung"/>
+      </w:pPr>
+      <w:r>
+        <w:t xml:space="preserve">Tabelle</w:t>
+      </w:r>
+      <w:r>
+        <w:t xml:space="preserve"> </w:t>
+      </w:r>
+      <w:fldSimple w:instr=" SEQ Tabelle \* ARABIC ">
+        <w:r>
+          <w:t>1</w:t>
+        </w:r>
+      </w:fldSimple>
+      <w:r>
+        <w:t xml:space="preserve">: GroupType – Verwendungen</w:t>
+      </w:r>
+    </w:p>
+    <w:bookmarkEnd w:id="157"/>
+    <w:bookmarkEnd w:id="158"/>
+    <w:bookmarkStart w:id="185" w:name="enum-grouptypeenum"/>
     <w:p>
       <w:pPr>
         <w:pStyle w:val="berschrift2"/>
@@ -22483,8 +22990,8 @@
       <w:r>
         <w:t xml:space="preserve"> </w:t>
       </w:r>
-      <w:bookmarkStart w:id="156" w:name="GroupTypeEnum"/>
-      <w:bookmarkEnd w:id="156"/>
+      <w:bookmarkStart w:id="159" w:name="GroupTypeEnum"/>
+      <w:bookmarkEnd w:id="159"/>
     </w:p>
     <w:p>
       <w:pPr>
@@ -22612,7 +23119,7 @@
       <w:r>
         <w:t xml:space="preserve"> </w:t>
       </w:r>
-      <w:hyperlink ns1:id="rId157">
+      <w:hyperlink ns1:id="rId160">
         <w:r>
           <w:rPr>
             <w:rStyle w:val="Hyperlink"/>
@@ -22621,7 +23128,7 @@
         </w:r>
       </w:hyperlink>
     </w:p>
-    <w:bookmarkStart w:id="181" w:name="zulässige-werte-3"/>
+    <w:bookmarkStart w:id="184" w:name="zulässige-werte-3"/>
     <w:p>
       <w:pPr>
         <w:pStyle w:val="berschrift3"/>
@@ -22711,7 +23218,7 @@
             <w:pPr>
               <w:pStyle w:val="Compact"/>
             </w:pPr>
-            <w:hyperlink ns1:id="rId158">
+            <w:hyperlink ns1:id="rId161">
               <w:r>
                 <w:rPr>
                   <w:rStyle w:val="Hyperlink"/>
@@ -22765,7 +23272,7 @@
             <w:pPr>
               <w:pStyle w:val="Compact"/>
             </w:pPr>
-            <w:hyperlink ns1:id="rId159">
+            <w:hyperlink ns1:id="rId162">
               <w:r>
                 <w:rPr>
                   <w:rStyle w:val="Hyperlink"/>
@@ -22819,7 +23326,7 @@
             <w:pPr>
               <w:pStyle w:val="Compact"/>
             </w:pPr>
-            <w:hyperlink ns1:id="rId160">
+            <w:hyperlink ns1:id="rId163">
               <w:r>
                 <w:rPr>
                   <w:rStyle w:val="Hyperlink"/>
@@ -22873,7 +23380,7 @@
             <w:pPr>
               <w:pStyle w:val="Compact"/>
             </w:pPr>
-            <w:hyperlink ns1:id="rId161">
+            <w:hyperlink ns1:id="rId164">
               <w:r>
                 <w:rPr>
                   <w:rStyle w:val="Hyperlink"/>
@@ -22927,7 +23434,7 @@
             <w:pPr>
               <w:pStyle w:val="Compact"/>
             </w:pPr>
-            <w:hyperlink ns1:id="rId162">
+            <w:hyperlink ns1:id="rId165">
               <w:r>
                 <w:rPr>
                   <w:rStyle w:val="Hyperlink"/>
@@ -22981,7 +23488,7 @@
             <w:pPr>
               <w:pStyle w:val="Compact"/>
             </w:pPr>
-            <w:hyperlink ns1:id="rId163">
+            <w:hyperlink ns1:id="rId166">
               <w:r>
                 <w:rPr>
                   <w:rStyle w:val="Hyperlink"/>
@@ -23035,7 +23542,7 @@
             <w:pPr>
               <w:pStyle w:val="Compact"/>
             </w:pPr>
-            <w:hyperlink ns1:id="rId164">
+            <w:hyperlink ns1:id="rId167">
               <w:r>
                 <w:rPr>
                   <w:rStyle w:val="Hyperlink"/>
@@ -23089,7 +23596,7 @@
             <w:pPr>
               <w:pStyle w:val="Compact"/>
             </w:pPr>
-            <w:hyperlink ns1:id="rId165">
+            <w:hyperlink ns1:id="rId168">
               <w:r>
                 <w:rPr>
                   <w:rStyle w:val="Hyperlink"/>
@@ -23143,7 +23650,7 @@
             <w:pPr>
               <w:pStyle w:val="Compact"/>
             </w:pPr>
-            <w:hyperlink ns1:id="rId166">
+            <w:hyperlink ns1:id="rId169">
               <w:r>
                 <w:rPr>
                   <w:rStyle w:val="Hyperlink"/>
@@ -23197,7 +23704,7 @@
             <w:pPr>
               <w:pStyle w:val="Compact"/>
             </w:pPr>
-            <w:hyperlink ns1:id="rId167">
+            <w:hyperlink ns1:id="rId170">
               <w:r>
                 <w:rPr>
                   <w:rStyle w:val="Hyperlink"/>
@@ -23251,7 +23758,7 @@
             <w:pPr>
               <w:pStyle w:val="Compact"/>
             </w:pPr>
-            <w:hyperlink ns1:id="rId168">
+            <w:hyperlink ns1:id="rId171">
               <w:r>
                 <w:rPr>
                   <w:rStyle w:val="Hyperlink"/>
@@ -23305,7 +23812,7 @@
             <w:pPr>
               <w:pStyle w:val="Compact"/>
             </w:pPr>
-            <w:hyperlink ns1:id="rId169">
+            <w:hyperlink ns1:id="rId172">
               <w:r>
                 <w:rPr>
                   <w:rStyle w:val="Hyperlink"/>
@@ -23359,7 +23866,7 @@
             <w:pPr>
               <w:pStyle w:val="Compact"/>
             </w:pPr>
-            <w:hyperlink ns1:id="rId170">
+            <w:hyperlink ns1:id="rId173">
               <w:r>
                 <w:rPr>
                   <w:rStyle w:val="Hyperlink"/>
@@ -23413,7 +23920,7 @@
             <w:pPr>
               <w:pStyle w:val="Compact"/>
             </w:pPr>
-            <w:hyperlink ns1:id="rId171">
+            <w:hyperlink ns1:id="rId174">
               <w:r>
                 <w:rPr>
                   <w:rStyle w:val="Hyperlink"/>
@@ -23467,7 +23974,7 @@
             <w:pPr>
               <w:pStyle w:val="Compact"/>
             </w:pPr>
-            <w:hyperlink ns1:id="rId172">
+            <w:hyperlink ns1:id="rId175">
               <w:r>
                 <w:rPr>
                   <w:rStyle w:val="Hyperlink"/>
@@ -23521,7 +24028,7 @@
             <w:pPr>
               <w:pStyle w:val="Compact"/>
             </w:pPr>
-            <w:hyperlink ns1:id="rId173">
+            <w:hyperlink ns1:id="rId176">
               <w:r>
                 <w:rPr>
                   <w:rStyle w:val="Hyperlink"/>
@@ -23575,7 +24082,7 @@
             <w:pPr>
               <w:pStyle w:val="Compact"/>
             </w:pPr>
-            <w:hyperlink ns1:id="rId174">
+            <w:hyperlink ns1:id="rId177">
               <w:r>
                 <w:rPr>
                   <w:rStyle w:val="Hyperlink"/>
@@ -23629,7 +24136,7 @@
             <w:pPr>
               <w:pStyle w:val="Compact"/>
             </w:pPr>
-            <w:hyperlink ns1:id="rId175">
+            <w:hyperlink ns1:id="rId178">
               <w:r>
                 <w:rPr>
                   <w:rStyle w:val="Hyperlink"/>
@@ -23683,7 +24190,7 @@
             <w:pPr>
               <w:pStyle w:val="Compact"/>
             </w:pPr>
-            <w:hyperlink ns1:id="rId176">
+            <w:hyperlink ns1:id="rId179">
               <w:r>
                 <w:rPr>
                   <w:rStyle w:val="Hyperlink"/>
@@ -23737,7 +24244,7 @@
             <w:pPr>
               <w:pStyle w:val="Compact"/>
             </w:pPr>
-            <w:hyperlink ns1:id="rId177">
+            <w:hyperlink ns1:id="rId180">
               <w:r>
                 <w:rPr>
                   <w:rStyle w:val="Hyperlink"/>
@@ -23791,7 +24298,7 @@
             <w:pPr>
               <w:pStyle w:val="Compact"/>
             </w:pPr>
-            <w:hyperlink ns1:id="rId178">
+            <w:hyperlink ns1:id="rId181">
               <w:r>
                 <w:rPr>
                   <w:rStyle w:val="Hyperlink"/>
@@ -23845,7 +24352,7 @@
             <w:pPr>
               <w:pStyle w:val="Compact"/>
             </w:pPr>
-            <w:hyperlink ns1:id="rId179">
+            <w:hyperlink ns1:id="rId182">
               <w:r>
                 <w:rPr>
                   <w:rStyle w:val="Hyperlink"/>
@@ -23899,7 +24406,7 @@
             <w:pPr>
               <w:pStyle w:val="Compact"/>
             </w:pPr>
-            <w:hyperlink ns1:id="rId180">
+            <w:hyperlink ns1:id="rId183">
               <w:r>
                 <w:rPr>
                   <w:rStyle w:val="Hyperlink"/>
@@ -23911,15 +24418,34 @@
         </w:tc>
       </w:tr>
     </w:tbl>
-    <w:bookmarkEnd w:id="181"/>
     <w:p>
+      <w:pPr>
+        <w:pStyle w:val="Beschriftung"/>
+      </w:pPr>
+      <w:r>
+        <w:t xml:space="preserve">Tabelle</w:t>
+      </w:r>
+      <w:r>
+        <w:t xml:space="preserve"> </w:t>
+      </w:r>
+      <w:fldSimple w:instr=" SEQ Tabelle \* ARABIC ">
+        <w:r>
+          <w:t>1</w:t>
+        </w:r>
+      </w:fldSimple>
+      <w:r>
+        <w:t xml:space="preserve">: GroupTypeEnum – Zulässige Werte</w:t>
+      </w:r>
+    </w:p>
+    <w:bookmarkEnd w:id="184"/>
+    <w:p>
       <w:r>
         <w:br w:type="page"/>
       </w:r>
     </w:p>
-    <w:bookmarkEnd w:id="182"/>
-    <w:bookmarkEnd w:id="183"/>
-    <w:bookmarkStart w:id="214" w:name="mitgliedschaften-memberships"/>
+    <w:bookmarkEnd w:id="185"/>
+    <w:bookmarkEnd w:id="186"/>
+    <w:bookmarkStart w:id="217" w:name="mitgliedschaften-memberships"/>
     <w:p>
       <w:pPr>
         <w:pStyle w:val="berschrift1"/>
@@ -23941,7 +24467,7 @@
         <w:pStyle w:val="Compact"/>
         <w:numPr>
           <w:ilvl w:val="0"/>
-          <w:numId w:val="1009"/>
+          <w:numId w:val="1010"/>
         </w:numPr>
       </w:pPr>
       <w:r>
@@ -24034,7 +24560,7 @@
         <w:pStyle w:val="Compact"/>
         <w:numPr>
           <w:ilvl w:val="0"/>
-          <w:numId w:val="1009"/>
+          <w:numId w:val="1010"/>
         </w:numPr>
       </w:pPr>
       <w:r>
@@ -24086,7 +24612,7 @@
         <w:pStyle w:val="Compact"/>
         <w:numPr>
           <w:ilvl w:val="0"/>
-          <w:numId w:val="1009"/>
+          <w:numId w:val="1010"/>
         </w:numPr>
       </w:pPr>
       <w:r>
@@ -24174,7 +24700,7 @@
         <w:pStyle w:val="Compact"/>
         <w:numPr>
           <w:ilvl w:val="0"/>
-          <w:numId w:val="1009"/>
+          <w:numId w:val="1010"/>
         </w:numPr>
       </w:pPr>
       <w:r>
@@ -24226,7 +24752,7 @@
         <w:pStyle w:val="Compact"/>
         <w:numPr>
           <w:ilvl w:val="0"/>
-          <w:numId w:val="1009"/>
+          <w:numId w:val="1010"/>
         </w:numPr>
       </w:pPr>
       <w:r>
@@ -24287,7 +24813,7 @@
         <w:pStyle w:val="Compact"/>
         <w:numPr>
           <w:ilvl w:val="0"/>
-          <w:numId w:val="1009"/>
+          <w:numId w:val="1010"/>
         </w:numPr>
       </w:pPr>
       <w:r>
@@ -24370,7 +24896,7 @@
         <w:t xml:space="preserve">). Ob ein Wahlkreis so identifizierbar ist, hängt davon ab, ob er mit einer amtlichen Raumeinheit zusammenfällt: Im Kanton Basel-Stadt sind die Wahlkreise Riehen und Bettingen Gemeinden und haben eine LINDAS-Ressource, während Grossbasel-Ost, Grossbasel-West und Kleinbasel Wohnviertel der Gemeinde Basel zusammenfassen und keine haben. Wahlkreise ohne amtliche Entsprechung erhalten einen Identifikator im Namensraum der publizierenden Stelle.</w:t>
       </w:r>
     </w:p>
-    <w:bookmarkStart w:id="196" w:name="klasse-membership"/>
+    <w:bookmarkStart w:id="199" w:name="klasse-membership"/>
     <w:p>
       <w:pPr>
         <w:pStyle w:val="berschrift2"/>
@@ -24381,8 +24907,8 @@
       <w:r>
         <w:t xml:space="preserve"> </w:t>
       </w:r>
-      <w:bookmarkStart w:id="184" w:name="Membership"/>
-      <w:bookmarkEnd w:id="184"/>
+      <w:bookmarkStart w:id="187" w:name="Membership"/>
+      <w:bookmarkEnd w:id="187"/>
     </w:p>
     <w:p>
       <w:pPr>
@@ -24396,7 +24922,7 @@
         <w:t xml:space="preserve">Eine Mitgliedschaftsbeziehung zwischen einer Person und einer Gruppe, die eine formale Zugehörigkeit darstellt (z.B. Parteimitglied, Kommissionsmitglied, Parlamentarier/in). Im Unterschied zu InterestLink, der externe Interessenbindungen und Interessenkonflikte zu Organisationen ausserhalb des Akteur-Schemas abbildet.</w:t>
       </w:r>
     </w:p>
-    <w:bookmarkStart w:id="185" w:name="attribute-9"/>
+    <w:bookmarkStart w:id="188" w:name="attribute-9"/>
     <w:p>
       <w:pPr>
         <w:pStyle w:val="berschrift3"/>
@@ -25361,8 +25887,27 @@
         </w:tc>
       </w:tr>
     </w:tbl>
-    <w:bookmarkEnd w:id="185"/>
-    <w:bookmarkStart w:id="186" w:name="verwendungen-9"/>
+    <w:p>
+      <w:pPr>
+        <w:pStyle w:val="Beschriftung"/>
+      </w:pPr>
+      <w:r>
+        <w:t xml:space="preserve">Tabelle</w:t>
+      </w:r>
+      <w:r>
+        <w:t xml:space="preserve"> </w:t>
+      </w:r>
+      <w:fldSimple w:instr=" SEQ Tabelle \* ARABIC ">
+        <w:r>
+          <w:t>1</w:t>
+        </w:r>
+      </w:fldSimple>
+      <w:r>
+        <w:t xml:space="preserve">: Membership – Attribute</w:t>
+      </w:r>
+    </w:p>
+    <w:bookmarkEnd w:id="188"/>
+    <w:bookmarkStart w:id="189" w:name="verwendungen-9"/>
     <w:p>
       <w:pPr>
         <w:pStyle w:val="berschrift3"/>
@@ -25492,8 +26037,27 @@
         </w:tc>
       </w:tr>
     </w:tbl>
-    <w:bookmarkEnd w:id="186"/>
-    <w:bookmarkStart w:id="195" w:name="beispiele-3"/>
+    <w:p>
+      <w:pPr>
+        <w:pStyle w:val="Beschriftung"/>
+      </w:pPr>
+      <w:r>
+        <w:t xml:space="preserve">Tabelle</w:t>
+      </w:r>
+      <w:r>
+        <w:t xml:space="preserve"> </w:t>
+      </w:r>
+      <w:fldSimple w:instr=" SEQ Tabelle \* ARABIC ">
+        <w:r>
+          <w:t>1</w:t>
+        </w:r>
+      </w:fldSimple>
+      <w:r>
+        <w:t xml:space="preserve">: Membership – Verwendungen</w:t>
+      </w:r>
+    </w:p>
+    <w:bookmarkEnd w:id="189"/>
+    <w:bookmarkStart w:id="198" w:name="beispiele-3"/>
     <w:p>
       <w:pPr>
         <w:pStyle w:val="berschrift3"/>
@@ -25502,7 +26066,7 @@
         <w:t xml:space="preserve">Beispiele</w:t>
       </w:r>
     </w:p>
-    <w:bookmarkStart w:id="187" w:name="X869246e71f32c4f80237b4aed976baee8ecb99c"/>
+    <w:bookmarkStart w:id="190" w:name="X869246e71f32c4f80237b4aed976baee8ecb99c"/>
     <w:p>
       <w:pPr>
         <w:pStyle w:val="berschrift4"/>
@@ -25939,8 +26503,8 @@
         <w:t xml:space="preserve">true</w:t>
       </w:r>
     </w:p>
-    <w:bookmarkEnd w:id="187"/>
-    <w:bookmarkStart w:id="188" w:name="Xe8d9c53bf20ef14d32f687f3945b054d7bd45fb"/>
+    <w:bookmarkEnd w:id="190"/>
+    <w:bookmarkStart w:id="191" w:name="Xe8d9c53bf20ef14d32f687f3945b054d7bd45fb"/>
     <w:p>
       <w:pPr>
         <w:pStyle w:val="berschrift4"/>
@@ -26323,8 +26887,8 @@
         <w:t xml:space="preserve">true</w:t>
       </w:r>
     </w:p>
-    <w:bookmarkEnd w:id="188"/>
-    <w:bookmarkStart w:id="189" w:name="Xc8aaeb7b13f6c5ce8d787d8f275ab4b06c16366"/>
+    <w:bookmarkEnd w:id="191"/>
+    <w:bookmarkStart w:id="192" w:name="Xc8aaeb7b13f6c5ce8d787d8f275ab4b06c16366"/>
     <w:p>
       <w:pPr>
         <w:pStyle w:val="berschrift4"/>
@@ -26734,8 +27298,8 @@
         <w:t xml:space="preserve">false</w:t>
       </w:r>
     </w:p>
-    <w:bookmarkEnd w:id="189"/>
-    <w:bookmarkStart w:id="190" w:name="X5d2a426e85045b91fd79e82ae185ead98b45b92"/>
+    <w:bookmarkEnd w:id="192"/>
+    <w:bookmarkStart w:id="193" w:name="X5d2a426e85045b91fd79e82ae185ead98b45b92"/>
     <w:p>
       <w:pPr>
         <w:pStyle w:val="berschrift4"/>
@@ -27145,8 +27709,8 @@
         <w:t xml:space="preserve">false</w:t>
       </w:r>
     </w:p>
-    <w:bookmarkEnd w:id="190"/>
-    <w:bookmarkStart w:id="191" w:name="Xf34f2ab4c7cc3bd3085096691b2580f6f514cf0"/>
+    <w:bookmarkEnd w:id="193"/>
+    <w:bookmarkStart w:id="194" w:name="Xf34f2ab4c7cc3bd3085096691b2580f6f514cf0"/>
     <w:p>
       <w:pPr>
         <w:pStyle w:val="berschrift4"/>
@@ -27844,8 +28408,8 @@
         <w:t xml:space="preserve">false</w:t>
       </w:r>
     </w:p>
-    <w:bookmarkEnd w:id="191"/>
-    <w:bookmarkStart w:id="192" w:name="X41b175906be1d6ef0dc52c9540936eb9d8af101"/>
+    <w:bookmarkEnd w:id="194"/>
+    <w:bookmarkStart w:id="195" w:name="X41b175906be1d6ef0dc52c9540936eb9d8af101"/>
     <w:p>
       <w:pPr>
         <w:pStyle w:val="berschrift4"/>
@@ -28375,8 +28939,8 @@
         <w:t xml:space="preserve">false</w:t>
       </w:r>
     </w:p>
-    <w:bookmarkEnd w:id="192"/>
-    <w:bookmarkStart w:id="193" w:name="X82e9c7743e23367b6ee81c4007307f4f22acee0"/>
+    <w:bookmarkEnd w:id="195"/>
+    <w:bookmarkStart w:id="196" w:name="X82e9c7743e23367b6ee81c4007307f4f22acee0"/>
     <w:p>
       <w:pPr>
         <w:pStyle w:val="berschrift4"/>
@@ -28954,8 +29518,8 @@
         <w:t xml:space="preserve">false</w:t>
       </w:r>
     </w:p>
-    <w:bookmarkEnd w:id="193"/>
-    <w:bookmarkStart w:id="194" w:name="Xbf00814e2a21ebc9d88ed7f75358a862f109551"/>
+    <w:bookmarkEnd w:id="196"/>
+    <w:bookmarkStart w:id="197" w:name="Xbf00814e2a21ebc9d88ed7f75358a862f109551"/>
     <w:p>
       <w:pPr>
         <w:pStyle w:val="berschrift4"/>
@@ -29278,10 +29842,10 @@
         <w:t xml:space="preserve">true</w:t>
       </w:r>
     </w:p>
-    <w:bookmarkEnd w:id="194"/>
-    <w:bookmarkEnd w:id="195"/>
-    <w:bookmarkEnd w:id="196"/>
-    <w:bookmarkStart w:id="202" w:name="klasse-roletype"/>
+    <w:bookmarkEnd w:id="197"/>
+    <w:bookmarkEnd w:id="198"/>
+    <w:bookmarkEnd w:id="199"/>
+    <w:bookmarkStart w:id="205" w:name="klasse-roletype"/>
     <w:p>
       <w:pPr>
         <w:pStyle w:val="berschrift2"/>
@@ -29292,8 +29856,8 @@
       <w:r>
         <w:t xml:space="preserve"> </w:t>
       </w:r>
-      <w:bookmarkStart w:id="197" w:name="RoleType"/>
-      <w:bookmarkEnd w:id="197"/>
+      <w:bookmarkStart w:id="200" w:name="RoleType"/>
+      <w:bookmarkEnd w:id="200"/>
     </w:p>
     <w:p>
       <w:pPr>
@@ -29422,7 +29986,7 @@
         <w:t xml:space="preserve">soll sie angegeben werden.</w:t>
       </w:r>
     </w:p>
-    <w:bookmarkStart w:id="199" w:name="attribute-10"/>
+    <w:bookmarkStart w:id="202" w:name="attribute-10"/>
     <w:p>
       <w:pPr>
         <w:pStyle w:val="berschrift3"/>
@@ -29611,7 +30175,26 @@
         </w:tc>
       </w:tr>
     </w:tbl>
-    <w:bookmarkStart w:id="198" w:name="einschränkungen-2"/>
+    <w:p>
+      <w:pPr>
+        <w:pStyle w:val="Beschriftung"/>
+      </w:pPr>
+      <w:r>
+        <w:t xml:space="preserve">Tabelle</w:t>
+      </w:r>
+      <w:r>
+        <w:t xml:space="preserve"> </w:t>
+      </w:r>
+      <w:fldSimple w:instr=" SEQ Tabelle \* ARABIC ">
+        <w:r>
+          <w:t>1</w:t>
+        </w:r>
+      </w:fldSimple>
+      <w:r>
+        <w:t xml:space="preserve">: RoleType – Attribute</w:t>
+      </w:r>
+    </w:p>
+    <w:bookmarkStart w:id="201" w:name="einschränkungen-2"/>
     <w:p>
       <w:pPr>
         <w:pStyle w:val="berschrift5"/>
@@ -29633,7 +30216,7 @@
         <w:pStyle w:val="Compact"/>
         <w:numPr>
           <w:ilvl w:val="0"/>
-          <w:numId w:val="1010"/>
+          <w:numId w:val="1011"/>
         </w:numPr>
       </w:pPr>
       <w:r>
@@ -29645,16 +30228,16 @@
         <w:pStyle w:val="Compact"/>
         <w:numPr>
           <w:ilvl w:val="0"/>
-          <w:numId w:val="1010"/>
+          <w:numId w:val="1011"/>
         </w:numPr>
       </w:pPr>
       <w:r>
         <w:t xml:space="preserve">role_label</w:t>
       </w:r>
     </w:p>
-    <w:bookmarkEnd w:id="198"/>
-    <w:bookmarkEnd w:id="199"/>
-    <w:bookmarkStart w:id="201" w:name="verwendungen-10"/>
+    <w:bookmarkEnd w:id="201"/>
+    <w:bookmarkEnd w:id="202"/>
+    <w:bookmarkStart w:id="204" w:name="verwendungen-10"/>
     <w:p>
       <w:pPr>
         <w:pStyle w:val="berschrift3"/>
@@ -29790,7 +30373,26 @@
         </w:tc>
       </w:tr>
     </w:tbl>
-    <w:bookmarkStart w:id="200" w:name="regeln"/>
+    <w:p>
+      <w:pPr>
+        <w:pStyle w:val="Beschriftung"/>
+      </w:pPr>
+      <w:r>
+        <w:t xml:space="preserve">Tabelle</w:t>
+      </w:r>
+      <w:r>
+        <w:t xml:space="preserve"> </w:t>
+      </w:r>
+      <w:fldSimple w:instr=" SEQ Tabelle \* ARABIC ">
+        <w:r>
+          <w:t>1</w:t>
+        </w:r>
+      </w:fldSimple>
+      <w:r>
+        <w:t xml:space="preserve">: RoleType – Verwendungen</w:t>
+      </w:r>
+    </w:p>
+    <w:bookmarkStart w:id="203" w:name="regeln"/>
     <w:p>
       <w:pPr>
         <w:pStyle w:val="berschrift5"/>
@@ -29804,7 +30406,7 @@
         <w:pStyle w:val="Compact"/>
         <w:numPr>
           <w:ilvl w:val="0"/>
-          <w:numId w:val="1011"/>
+          <w:numId w:val="1012"/>
         </w:numPr>
       </w:pPr>
       <w:r>
@@ -29823,10 +30425,10 @@
         <w:t xml:space="preserve">ist, muss eine beschreibende Bezeichnung angegeben werden.</w:t>
       </w:r>
     </w:p>
-    <w:bookmarkEnd w:id="200"/>
-    <w:bookmarkEnd w:id="201"/>
-    <w:bookmarkEnd w:id="202"/>
-    <w:bookmarkStart w:id="206" w:name="enum-roleenum"/>
+    <w:bookmarkEnd w:id="203"/>
+    <w:bookmarkEnd w:id="204"/>
+    <w:bookmarkEnd w:id="205"/>
+    <w:bookmarkStart w:id="209" w:name="enum-roleenum"/>
     <w:p>
       <w:pPr>
         <w:pStyle w:val="berschrift2"/>
@@ -29837,8 +30439,8 @@
       <w:r>
         <w:t xml:space="preserve"> </w:t>
       </w:r>
-      <w:bookmarkStart w:id="203" w:name="RoleEnum"/>
-      <w:bookmarkEnd w:id="203"/>
+      <w:bookmarkStart w:id="206" w:name="RoleEnum"/>
+      <w:bookmarkEnd w:id="206"/>
     </w:p>
     <w:p>
       <w:pPr>
@@ -29862,7 +30464,7 @@
       <w:r>
         <w:t xml:space="preserve"> </w:t>
       </w:r>
-      <w:hyperlink ns1:id="rId204">
+      <w:hyperlink ns1:id="rId207">
         <w:r>
           <w:rPr>
             <w:rStyle w:val="Hyperlink"/>
@@ -29871,7 +30473,7 @@
         </w:r>
       </w:hyperlink>
     </w:p>
-    <w:bookmarkStart w:id="205" w:name="zulässige-werte-4"/>
+    <w:bookmarkStart w:id="208" w:name="zulässige-werte-4"/>
     <w:p>
       <w:pPr>
         <w:pStyle w:val="berschrift3"/>
@@ -30023,9 +30625,28 @@
         </w:tc>
       </w:tr>
     </w:tbl>
-    <w:bookmarkEnd w:id="205"/>
-    <w:bookmarkEnd w:id="206"/>
-    <w:bookmarkStart w:id="213" w:name="klasse-electoraldistrict"/>
+    <w:p>
+      <w:pPr>
+        <w:pStyle w:val="Beschriftung"/>
+      </w:pPr>
+      <w:r>
+        <w:t xml:space="preserve">Tabelle</w:t>
+      </w:r>
+      <w:r>
+        <w:t xml:space="preserve"> </w:t>
+      </w:r>
+      <w:fldSimple w:instr=" SEQ Tabelle \* ARABIC ">
+        <w:r>
+          <w:t>1</w:t>
+        </w:r>
+      </w:fldSimple>
+      <w:r>
+        <w:t xml:space="preserve">: RoleEnum – Zulässige Werte</w:t>
+      </w:r>
+    </w:p>
+    <w:bookmarkEnd w:id="208"/>
+    <w:bookmarkEnd w:id="209"/>
+    <w:bookmarkStart w:id="216" w:name="klasse-electoraldistrict"/>
     <w:p>
       <w:pPr>
         <w:pStyle w:val="berschrift2"/>
@@ -30036,8 +30657,8 @@
       <w:r>
         <w:t xml:space="preserve"> </w:t>
       </w:r>
-      <w:bookmarkStart w:id="207" w:name="ElectoralDistrict"/>
-      <w:bookmarkEnd w:id="207"/>
+      <w:bookmarkStart w:id="210" w:name="ElectoralDistrict"/>
+      <w:bookmarkEnd w:id="210"/>
     </w:p>
     <w:p>
       <w:pPr>
@@ -30051,7 +30672,7 @@
         <w:t xml:space="preserve">Wahlkreis oder Wahlregion, die einer Mitgliedschaft zugeordnet ist. Die zeitliche Gültigkeit wird von der umschliessenden Mitgliedschaft übernommen.</w:t>
       </w:r>
     </w:p>
-    <w:bookmarkStart w:id="208" w:name="attribute-11"/>
+    <w:bookmarkStart w:id="211" w:name="attribute-11"/>
     <w:p>
       <w:pPr>
         <w:pStyle w:val="berschrift3"/>
@@ -30350,8 +30971,27 @@
         </w:tc>
       </w:tr>
     </w:tbl>
-    <w:bookmarkEnd w:id="208"/>
-    <w:bookmarkStart w:id="209" w:name="verwendungen-11"/>
+    <w:p>
+      <w:pPr>
+        <w:pStyle w:val="Beschriftung"/>
+      </w:pPr>
+      <w:r>
+        <w:t xml:space="preserve">Tabelle</w:t>
+      </w:r>
+      <w:r>
+        <w:t xml:space="preserve"> </w:t>
+      </w:r>
+      <w:fldSimple w:instr=" SEQ Tabelle \* ARABIC ">
+        <w:r>
+          <w:t>1</w:t>
+        </w:r>
+      </w:fldSimple>
+      <w:r>
+        <w:t xml:space="preserve">: ElectoralDistrict – Attribute</w:t>
+      </w:r>
+    </w:p>
+    <w:bookmarkEnd w:id="211"/>
+    <w:bookmarkStart w:id="212" w:name="verwendungen-11"/>
     <w:p>
       <w:pPr>
         <w:pStyle w:val="berschrift3"/>
@@ -30487,8 +31127,27 @@
         </w:tc>
       </w:tr>
     </w:tbl>
-    <w:bookmarkEnd w:id="209"/>
-    <w:bookmarkStart w:id="212" w:name="beispiele-4"/>
+    <w:p>
+      <w:pPr>
+        <w:pStyle w:val="Beschriftung"/>
+      </w:pPr>
+      <w:r>
+        <w:t xml:space="preserve">Tabelle</w:t>
+      </w:r>
+      <w:r>
+        <w:t xml:space="preserve"> </w:t>
+      </w:r>
+      <w:fldSimple w:instr=" SEQ Tabelle \* ARABIC ">
+        <w:r>
+          <w:t>1</w:t>
+        </w:r>
+      </w:fldSimple>
+      <w:r>
+        <w:t xml:space="preserve">: ElectoralDistrict – Verwendungen</w:t>
+      </w:r>
+    </w:p>
+    <w:bookmarkEnd w:id="212"/>
+    <w:bookmarkStart w:id="215" w:name="beispiele-4"/>
     <w:p>
       <w:pPr>
         <w:pStyle w:val="berschrift3"/>
@@ -30497,7 +31156,7 @@
         <w:t xml:space="preserve">Beispiele</w:t>
       </w:r>
     </w:p>
-    <w:bookmarkStart w:id="210" w:name="X55a57b5aa4c77736c2e747442c9781e70f15452"/>
+    <w:bookmarkStart w:id="213" w:name="X55a57b5aa4c77736c2e747442c9781e70f15452"/>
     <w:p>
       <w:pPr>
         <w:pStyle w:val="berschrift4"/>
@@ -30637,8 +31296,8 @@
         <w:t xml:space="preserve"> de</w:t>
       </w:r>
     </w:p>
-    <w:bookmarkEnd w:id="210"/>
-    <w:bookmarkStart w:id="211" w:name="X6b420460f55631718ece5dabc1eedf5f9e3b168"/>
+    <w:bookmarkEnd w:id="213"/>
+    <w:bookmarkStart w:id="214" w:name="X6b420460f55631718ece5dabc1eedf5f9e3b168"/>
     <w:p>
       <w:pPr>
         <w:pStyle w:val="berschrift4"/>
@@ -30778,16 +31437,16 @@
         <w:t xml:space="preserve"> de</w:t>
       </w:r>
     </w:p>
-    <w:bookmarkEnd w:id="211"/>
-    <w:bookmarkEnd w:id="212"/>
+    <w:bookmarkEnd w:id="214"/>
+    <w:bookmarkEnd w:id="215"/>
     <w:p>
       <w:r>
         <w:br w:type="page"/>
       </w:r>
     </w:p>
-    <w:bookmarkEnd w:id="213"/>
-    <w:bookmarkEnd w:id="214"/>
-    <w:bookmarkStart w:id="283" w:name="interessenbindungen-interest-links"/>
+    <w:bookmarkEnd w:id="216"/>
+    <w:bookmarkEnd w:id="217"/>
+    <w:bookmarkStart w:id="286" w:name="interessenbindungen-interest-links"/>
     <w:p>
       <w:pPr>
         <w:pStyle w:val="berschrift1"/>
@@ -30806,7 +31465,7 @@
       <w:r>
         <w:t xml:space="preserve"> </w:t>
       </w:r>
-      <w:hyperlink ns1:id="rId215">
+      <w:hyperlink ns1:id="rId218">
         <w:r>
           <w:rPr>
             <w:rStyle w:val="Hyperlink"/>
@@ -30823,7 +31482,7 @@
         <w:pStyle w:val="Compact"/>
         <w:numPr>
           <w:ilvl w:val="0"/>
-          <w:numId w:val="1012"/>
+          <w:numId w:val="1013"/>
         </w:numPr>
       </w:pPr>
       <w:r>
@@ -30916,7 +31575,7 @@
         <w:pStyle w:val="Compact"/>
         <w:numPr>
           <w:ilvl w:val="0"/>
-          <w:numId w:val="1012"/>
+          <w:numId w:val="1013"/>
         </w:numPr>
       </w:pPr>
       <w:r>
@@ -31001,7 +31660,7 @@
         <w:pStyle w:val="Compact"/>
         <w:numPr>
           <w:ilvl w:val="0"/>
-          <w:numId w:val="1012"/>
+          <w:numId w:val="1013"/>
         </w:numPr>
       </w:pPr>
       <w:r>
@@ -31038,7 +31697,7 @@
         <w:pStyle w:val="Compact"/>
         <w:numPr>
           <w:ilvl w:val="0"/>
-          <w:numId w:val="1012"/>
+          <w:numId w:val="1013"/>
         </w:numPr>
       </w:pPr>
       <w:r>
@@ -31111,7 +31770,7 @@
         <w:pStyle w:val="Compact"/>
         <w:numPr>
           <w:ilvl w:val="0"/>
-          <w:numId w:val="1012"/>
+          <w:numId w:val="1013"/>
         </w:numPr>
       </w:pPr>
       <w:r>
@@ -31163,7 +31822,7 @@
         <w:pStyle w:val="Compact"/>
         <w:numPr>
           <w:ilvl w:val="0"/>
-          <w:numId w:val="1012"/>
+          <w:numId w:val="1013"/>
         </w:numPr>
       </w:pPr>
       <w:r>
@@ -31197,7 +31856,7 @@
         <w:pStyle w:val="Compact"/>
         <w:numPr>
           <w:ilvl w:val="0"/>
-          <w:numId w:val="1012"/>
+          <w:numId w:val="1013"/>
         </w:numPr>
       </w:pPr>
       <w:r>
@@ -31278,7 +31937,7 @@
         <w:pStyle w:val="Compact"/>
         <w:numPr>
           <w:ilvl w:val="0"/>
-          <w:numId w:val="1012"/>
+          <w:numId w:val="1013"/>
         </w:numPr>
       </w:pPr>
       <w:r>
@@ -31372,7 +32031,7 @@
         <w:pStyle w:val="Compact"/>
         <w:numPr>
           <w:ilvl w:val="0"/>
-          <w:numId w:val="1012"/>
+          <w:numId w:val="1013"/>
         </w:numPr>
       </w:pPr>
       <w:r>
@@ -31448,7 +32107,7 @@
         <w:t xml:space="preserve">Neben Gremium und Funktion innerhalb der Organisation wird explizit festgehalten, ob die Position bezahlt ist – ein zentraler Transparenzaspekt.</w:t>
       </w:r>
     </w:p>
-    <w:bookmarkStart w:id="230" w:name="klasse-interestlink"/>
+    <w:bookmarkStart w:id="233" w:name="klasse-interestlink"/>
     <w:p>
       <w:pPr>
         <w:pStyle w:val="berschrift2"/>
@@ -31459,8 +32118,8 @@
       <w:r>
         <w:t xml:space="preserve"> </w:t>
       </w:r>
-      <w:bookmarkStart w:id="216" w:name="InterestLink"/>
-      <w:bookmarkEnd w:id="216"/>
+      <w:bookmarkStart w:id="219" w:name="InterestLink"/>
+      <w:bookmarkEnd w:id="219"/>
     </w:p>
     <w:p>
       <w:pPr>
@@ -31474,7 +32133,7 @@
         <w:t xml:space="preserve">Eine Interessenbindung (Interessenkonflikt, Politikfinanzierung) einer Person zu einer Organisation ausserhalb des Akteur-Schemas.</w:t>
       </w:r>
     </w:p>
-    <w:bookmarkStart w:id="218" w:name="attribute-12"/>
+    <w:bookmarkStart w:id="221" w:name="attribute-12"/>
     <w:p>
       <w:pPr>
         <w:pStyle w:val="berschrift3"/>
@@ -32659,7 +33318,26 @@
         </w:tc>
       </w:tr>
     </w:tbl>
-    <w:bookmarkStart w:id="217" w:name="einschränkungen-3"/>
+    <w:p>
+      <w:pPr>
+        <w:pStyle w:val="Beschriftung"/>
+      </w:pPr>
+      <w:r>
+        <w:t xml:space="preserve">Tabelle</w:t>
+      </w:r>
+      <w:r>
+        <w:t xml:space="preserve"> </w:t>
+      </w:r>
+      <w:fldSimple w:instr=" SEQ Tabelle \* ARABIC ">
+        <w:r>
+          <w:t>1</w:t>
+        </w:r>
+      </w:fldSimple>
+      <w:r>
+        <w:t xml:space="preserve">: InterestLink – Attribute</w:t>
+      </w:r>
+    </w:p>
+    <w:bookmarkStart w:id="220" w:name="einschränkungen-3"/>
     <w:p>
       <w:pPr>
         <w:pStyle w:val="berschrift5"/>
@@ -32681,7 +33359,7 @@
         <w:pStyle w:val="Compact"/>
         <w:numPr>
           <w:ilvl w:val="0"/>
-          <w:numId w:val="1013"/>
+          <w:numId w:val="1014"/>
         </w:numPr>
       </w:pPr>
       <w:r>
@@ -32693,16 +33371,16 @@
         <w:pStyle w:val="Compact"/>
         <w:numPr>
           <w:ilvl w:val="0"/>
-          <w:numId w:val="1013"/>
+          <w:numId w:val="1014"/>
         </w:numPr>
       </w:pPr>
       <w:r>
         <w:t xml:space="preserve">organization_name</w:t>
       </w:r>
     </w:p>
-    <w:bookmarkEnd w:id="217"/>
-    <w:bookmarkEnd w:id="218"/>
-    <w:bookmarkStart w:id="219" w:name="verwendungen-12"/>
+    <w:bookmarkEnd w:id="220"/>
+    <w:bookmarkEnd w:id="221"/>
+    <w:bookmarkStart w:id="222" w:name="verwendungen-12"/>
     <w:p>
       <w:pPr>
         <w:pStyle w:val="berschrift3"/>
@@ -32889,8 +33567,27 @@
         </w:tc>
       </w:tr>
     </w:tbl>
-    <w:bookmarkEnd w:id="219"/>
-    <w:bookmarkStart w:id="229" w:name="beispiele-5"/>
+    <w:p>
+      <w:pPr>
+        <w:pStyle w:val="Beschriftung"/>
+      </w:pPr>
+      <w:r>
+        <w:t xml:space="preserve">Tabelle</w:t>
+      </w:r>
+      <w:r>
+        <w:t xml:space="preserve"> </w:t>
+      </w:r>
+      <w:fldSimple w:instr=" SEQ Tabelle \* ARABIC ">
+        <w:r>
+          <w:t>1</w:t>
+        </w:r>
+      </w:fldSimple>
+      <w:r>
+        <w:t xml:space="preserve">: InterestLink – Verwendungen</w:t>
+      </w:r>
+    </w:p>
+    <w:bookmarkEnd w:id="222"/>
+    <w:bookmarkStart w:id="232" w:name="beispiele-5"/>
     <w:p>
       <w:pPr>
         <w:pStyle w:val="berschrift3"/>
@@ -32899,7 +33596,7 @@
         <w:t xml:space="preserve">Beispiele</w:t>
       </w:r>
     </w:p>
-    <w:bookmarkStart w:id="220" w:name="Xb58b6268c931fbf01332cfe1fc07132cec763fb"/>
+    <w:bookmarkStart w:id="223" w:name="Xb58b6268c931fbf01332cfe1fc07132cec763fb"/>
     <w:p>
       <w:pPr>
         <w:pStyle w:val="berschrift4"/>
@@ -33297,8 +33994,8 @@
         <w:t xml:space="preserve"> it</w:t>
       </w:r>
     </w:p>
-    <w:bookmarkEnd w:id="220"/>
-    <w:bookmarkStart w:id="221" w:name="X3bb87562faf0376d64a9d9d54b9ea89e09aca8b"/>
+    <w:bookmarkEnd w:id="223"/>
+    <w:bookmarkStart w:id="224" w:name="X3bb87562faf0376d64a9d9d54b9ea89e09aca8b"/>
     <w:p>
       <w:pPr>
         <w:pStyle w:val="berschrift4"/>
@@ -33663,8 +34360,8 @@
         <w:t xml:space="preserve"> it</w:t>
       </w:r>
     </w:p>
-    <w:bookmarkEnd w:id="221"/>
-    <w:bookmarkStart w:id="222" w:name="X79703b607269ac25252a69b594e9583250b5fcb"/>
+    <w:bookmarkEnd w:id="224"/>
+    <w:bookmarkStart w:id="225" w:name="X79703b607269ac25252a69b594e9583250b5fcb"/>
     <w:p>
       <w:pPr>
         <w:pStyle w:val="berschrift4"/>
@@ -34179,8 +34876,8 @@
         <w:t xml:space="preserve">true</w:t>
       </w:r>
     </w:p>
-    <w:bookmarkEnd w:id="222"/>
-    <w:bookmarkStart w:id="223" w:name="Xf4ace0f31deeeeed62b18f70fa15696a40d40d1"/>
+    <w:bookmarkEnd w:id="225"/>
+    <w:bookmarkStart w:id="226" w:name="Xf4ace0f31deeeeed62b18f70fa15696a40d40d1"/>
     <w:p>
       <w:pPr>
         <w:pStyle w:val="berschrift4"/>
@@ -34863,8 +35560,8 @@
         <w:t xml:space="preserve"> de</w:t>
       </w:r>
     </w:p>
-    <w:bookmarkEnd w:id="223"/>
-    <w:bookmarkStart w:id="224" w:name="Xa3693053239c5c233618b15a43d6bf2fc2dfc3b"/>
+    <w:bookmarkEnd w:id="226"/>
+    <w:bookmarkStart w:id="227" w:name="Xa3693053239c5c233618b15a43d6bf2fc2dfc3b"/>
     <w:p>
       <w:pPr>
         <w:pStyle w:val="berschrift4"/>
@@ -35346,8 +36043,8 @@
         <w:t xml:space="preserve"> fr</w:t>
       </w:r>
     </w:p>
-    <w:bookmarkEnd w:id="224"/>
-    <w:bookmarkStart w:id="225" w:name="Xcea9e7234c71b5f24a081b8f184129956e4f5f6"/>
+    <w:bookmarkEnd w:id="227"/>
+    <w:bookmarkStart w:id="228" w:name="Xcea9e7234c71b5f24a081b8f184129956e4f5f6"/>
     <w:p>
       <w:pPr>
         <w:pStyle w:val="berschrift4"/>
@@ -35838,8 +36535,8 @@
         <w:t xml:space="preserve"> it</w:t>
       </w:r>
     </w:p>
-    <w:bookmarkEnd w:id="225"/>
-    <w:bookmarkStart w:id="226" w:name="X195e95a92413b66b9114ebd800af9aede5e60ee"/>
+    <w:bookmarkEnd w:id="228"/>
+    <w:bookmarkStart w:id="229" w:name="X195e95a92413b66b9114ebd800af9aede5e60ee"/>
     <w:p>
       <w:pPr>
         <w:pStyle w:val="berschrift4"/>
@@ -36381,8 +37078,8 @@
         <w:t xml:space="preserve">false</w:t>
       </w:r>
     </w:p>
-    <w:bookmarkEnd w:id="226"/>
-    <w:bookmarkStart w:id="227" w:name="Xb7ea69d719943b55d23572a391c348ee0f7507d"/>
+    <w:bookmarkEnd w:id="229"/>
+    <w:bookmarkStart w:id="230" w:name="Xb7ea69d719943b55d23572a391c348ee0f7507d"/>
     <w:p>
       <w:pPr>
         <w:pStyle w:val="berschrift4"/>
@@ -36900,8 +37597,8 @@
         <w:t xml:space="preserve">true</w:t>
       </w:r>
     </w:p>
-    <w:bookmarkEnd w:id="227"/>
-    <w:bookmarkStart w:id="228" w:name="X7fead54fde22891326fb3ebefc6676d7dfa82fa"/>
+    <w:bookmarkEnd w:id="230"/>
+    <w:bookmarkStart w:id="231" w:name="X7fead54fde22891326fb3ebefc6676d7dfa82fa"/>
     <w:p>
       <w:pPr>
         <w:pStyle w:val="berschrift4"/>
@@ -37416,10 +38113,10 @@
         <w:t xml:space="preserve">true</w:t>
       </w:r>
     </w:p>
-    <w:bookmarkEnd w:id="228"/>
-    <w:bookmarkEnd w:id="229"/>
-    <w:bookmarkEnd w:id="230"/>
-    <w:bookmarkStart w:id="240" w:name="enum-interesttypeenum"/>
+    <w:bookmarkEnd w:id="231"/>
+    <w:bookmarkEnd w:id="232"/>
+    <w:bookmarkEnd w:id="233"/>
+    <w:bookmarkStart w:id="243" w:name="enum-interesttypeenum"/>
     <w:p>
       <w:pPr>
         <w:pStyle w:val="berschrift2"/>
@@ -37430,8 +38127,8 @@
       <w:r>
         <w:t xml:space="preserve"> </w:t>
       </w:r>
-      <w:bookmarkStart w:id="231" w:name="InterestTypeEnum"/>
-      <w:bookmarkEnd w:id="231"/>
+      <w:bookmarkStart w:id="234" w:name="InterestTypeEnum"/>
+      <w:bookmarkEnd w:id="234"/>
     </w:p>
     <w:p>
       <w:pPr>
@@ -37455,7 +38152,7 @@
       <w:r>
         <w:t xml:space="preserve"> </w:t>
       </w:r>
-      <w:hyperlink ns1:id="rId232">
+      <w:hyperlink ns1:id="rId235">
         <w:r>
           <w:rPr>
             <w:rStyle w:val="Hyperlink"/>
@@ -37464,7 +38161,7 @@
         </w:r>
       </w:hyperlink>
     </w:p>
-    <w:bookmarkStart w:id="239" w:name="zulässige-werte-5"/>
+    <w:bookmarkStart w:id="242" w:name="zulässige-werte-5"/>
     <w:p>
       <w:pPr>
         <w:pStyle w:val="berschrift3"/>
@@ -37554,7 +38251,7 @@
             <w:pPr>
               <w:pStyle w:val="Compact"/>
             </w:pPr>
-            <w:hyperlink ns1:id="rId233">
+            <w:hyperlink ns1:id="rId236">
               <w:r>
                 <w:rPr>
                   <w:rStyle w:val="Hyperlink"/>
@@ -37608,7 +38305,7 @@
             <w:pPr>
               <w:pStyle w:val="Compact"/>
             </w:pPr>
-            <w:hyperlink ns1:id="rId234">
+            <w:hyperlink ns1:id="rId237">
               <w:r>
                 <w:rPr>
                   <w:rStyle w:val="Hyperlink"/>
@@ -37677,7 +38374,7 @@
             <w:pPr>
               <w:pStyle w:val="Compact"/>
             </w:pPr>
-            <w:hyperlink ns1:id="rId235">
+            <w:hyperlink ns1:id="rId238">
               <w:r>
                 <w:rPr>
                   <w:rStyle w:val="Hyperlink"/>
@@ -37743,7 +38440,7 @@
             <w:pPr>
               <w:pStyle w:val="Compact"/>
             </w:pPr>
-            <w:hyperlink ns1:id="rId236">
+            <w:hyperlink ns1:id="rId239">
               <w:r>
                 <w:rPr>
                   <w:rStyle w:val="Hyperlink"/>
@@ -37824,7 +38521,7 @@
             <w:pPr>
               <w:pStyle w:val="Compact"/>
             </w:pPr>
-            <w:hyperlink ns1:id="rId237">
+            <w:hyperlink ns1:id="rId240">
               <w:r>
                 <w:rPr>
                   <w:rStyle w:val="Hyperlink"/>
@@ -37905,7 +38602,7 @@
             <w:pPr>
               <w:pStyle w:val="Compact"/>
             </w:pPr>
-            <w:hyperlink ns1:id="rId238">
+            <w:hyperlink ns1:id="rId241">
               <w:r>
                 <w:rPr>
                   <w:rStyle w:val="Hyperlink"/>
@@ -37917,9 +38614,28 @@
         </w:tc>
       </w:tr>
     </w:tbl>
-    <w:bookmarkEnd w:id="239"/>
-    <w:bookmarkEnd w:id="240"/>
-    <w:bookmarkStart w:id="282" w:name="enum-legalformenum"/>
+    <w:p>
+      <w:pPr>
+        <w:pStyle w:val="Beschriftung"/>
+      </w:pPr>
+      <w:r>
+        <w:t xml:space="preserve">Tabelle</w:t>
+      </w:r>
+      <w:r>
+        <w:t xml:space="preserve"> </w:t>
+      </w:r>
+      <w:fldSimple w:instr=" SEQ Tabelle \* ARABIC ">
+        <w:r>
+          <w:t>1</w:t>
+        </w:r>
+      </w:fldSimple>
+      <w:r>
+        <w:t xml:space="preserve">: InterestTypeEnum – Zulässige Werte</w:t>
+      </w:r>
+    </w:p>
+    <w:bookmarkEnd w:id="242"/>
+    <w:bookmarkEnd w:id="243"/>
+    <w:bookmarkStart w:id="285" w:name="enum-legalformenum"/>
     <w:p>
       <w:pPr>
         <w:pStyle w:val="berschrift2"/>
@@ -37930,8 +38646,8 @@
       <w:r>
         <w:t xml:space="preserve"> </w:t>
       </w:r>
-      <w:bookmarkStart w:id="241" w:name="LegalFormEnum"/>
-      <w:bookmarkEnd w:id="241"/>
+      <w:bookmarkStart w:id="244" w:name="LegalFormEnum"/>
+      <w:bookmarkEnd w:id="244"/>
     </w:p>
     <w:p>
       <w:pPr>
@@ -37955,7 +38671,7 @@
       <w:r>
         <w:t xml:space="preserve"> </w:t>
       </w:r>
-      <w:hyperlink ns1:id="rId242">
+      <w:hyperlink ns1:id="rId245">
         <w:r>
           <w:rPr>
             <w:rStyle w:val="Hyperlink"/>
@@ -37964,7 +38680,7 @@
         </w:r>
       </w:hyperlink>
     </w:p>
-    <w:bookmarkStart w:id="281" w:name="zulässige-werte-6"/>
+    <w:bookmarkStart w:id="284" w:name="zulässige-werte-6"/>
     <w:p>
       <w:pPr>
         <w:pStyle w:val="berschrift3"/>
@@ -38054,7 +38770,7 @@
             <w:pPr>
               <w:pStyle w:val="Compact"/>
             </w:pPr>
-            <w:hyperlink ns1:id="rId243">
+            <w:hyperlink ns1:id="rId246">
               <w:r>
                 <w:rPr>
                   <w:rStyle w:val="Hyperlink"/>
@@ -38108,7 +38824,7 @@
             <w:pPr>
               <w:pStyle w:val="Compact"/>
             </w:pPr>
-            <w:hyperlink ns1:id="rId244">
+            <w:hyperlink ns1:id="rId247">
               <w:r>
                 <w:rPr>
                   <w:rStyle w:val="Hyperlink"/>
@@ -38162,7 +38878,7 @@
             <w:pPr>
               <w:pStyle w:val="Compact"/>
             </w:pPr>
-            <w:hyperlink ns1:id="rId245">
+            <w:hyperlink ns1:id="rId248">
               <w:r>
                 <w:rPr>
                   <w:rStyle w:val="Hyperlink"/>
@@ -38216,7 +38932,7 @@
             <w:pPr>
               <w:pStyle w:val="Compact"/>
             </w:pPr>
-            <w:hyperlink ns1:id="rId246">
+            <w:hyperlink ns1:id="rId249">
               <w:r>
                 <w:rPr>
                   <w:rStyle w:val="Hyperlink"/>
@@ -38270,7 +38986,7 @@
             <w:pPr>
               <w:pStyle w:val="Compact"/>
             </w:pPr>
-            <w:hyperlink ns1:id="rId247">
+            <w:hyperlink ns1:id="rId250">
               <w:r>
                 <w:rPr>
                   <w:rStyle w:val="Hyperlink"/>
@@ -38324,7 +39040,7 @@
             <w:pPr>
               <w:pStyle w:val="Compact"/>
             </w:pPr>
-            <w:hyperlink ns1:id="rId248">
+            <w:hyperlink ns1:id="rId251">
               <w:r>
                 <w:rPr>
                   <w:rStyle w:val="Hyperlink"/>
@@ -38378,7 +39094,7 @@
             <w:pPr>
               <w:pStyle w:val="Compact"/>
             </w:pPr>
-            <w:hyperlink ns1:id="rId249">
+            <w:hyperlink ns1:id="rId252">
               <w:r>
                 <w:rPr>
                   <w:rStyle w:val="Hyperlink"/>
@@ -38432,7 +39148,7 @@
             <w:pPr>
               <w:pStyle w:val="Compact"/>
             </w:pPr>
-            <w:hyperlink ns1:id="rId250">
+            <w:hyperlink ns1:id="rId253">
               <w:r>
                 <w:rPr>
                   <w:rStyle w:val="Hyperlink"/>
@@ -38486,7 +39202,7 @@
             <w:pPr>
               <w:pStyle w:val="Compact"/>
             </w:pPr>
-            <w:hyperlink ns1:id="rId251">
+            <w:hyperlink ns1:id="rId254">
               <w:r>
                 <w:rPr>
                   <w:rStyle w:val="Hyperlink"/>
@@ -38540,7 +39256,7 @@
             <w:pPr>
               <w:pStyle w:val="Compact"/>
             </w:pPr>
-            <w:hyperlink ns1:id="rId252">
+            <w:hyperlink ns1:id="rId255">
               <w:r>
                 <w:rPr>
                   <w:rStyle w:val="Hyperlink"/>
@@ -38594,7 +39310,7 @@
             <w:pPr>
               <w:pStyle w:val="Compact"/>
             </w:pPr>
-            <w:hyperlink ns1:id="rId253">
+            <w:hyperlink ns1:id="rId256">
               <w:r>
                 <w:rPr>
                   <w:rStyle w:val="Hyperlink"/>
@@ -38648,7 +39364,7 @@
             <w:pPr>
               <w:pStyle w:val="Compact"/>
             </w:pPr>
-            <w:hyperlink ns1:id="rId254">
+            <w:hyperlink ns1:id="rId257">
               <w:r>
                 <w:rPr>
                   <w:rStyle w:val="Hyperlink"/>
@@ -38702,7 +39418,7 @@
             <w:pPr>
               <w:pStyle w:val="Compact"/>
             </w:pPr>
-            <w:hyperlink ns1:id="rId255">
+            <w:hyperlink ns1:id="rId258">
               <w:r>
                 <w:rPr>
                   <w:rStyle w:val="Hyperlink"/>
@@ -38756,7 +39472,7 @@
             <w:pPr>
               <w:pStyle w:val="Compact"/>
             </w:pPr>
-            <w:hyperlink ns1:id="rId256">
+            <w:hyperlink ns1:id="rId259">
               <w:r>
                 <w:rPr>
                   <w:rStyle w:val="Hyperlink"/>
@@ -38810,7 +39526,7 @@
             <w:pPr>
               <w:pStyle w:val="Compact"/>
             </w:pPr>
-            <w:hyperlink ns1:id="rId257">
+            <w:hyperlink ns1:id="rId260">
               <w:r>
                 <w:rPr>
                   <w:rStyle w:val="Hyperlink"/>
@@ -38864,7 +39580,7 @@
             <w:pPr>
               <w:pStyle w:val="Compact"/>
             </w:pPr>
-            <w:hyperlink ns1:id="rId258">
+            <w:hyperlink ns1:id="rId261">
               <w:r>
                 <w:rPr>
                   <w:rStyle w:val="Hyperlink"/>
@@ -38918,7 +39634,7 @@
             <w:pPr>
               <w:pStyle w:val="Compact"/>
             </w:pPr>
-            <w:hyperlink ns1:id="rId259">
+            <w:hyperlink ns1:id="rId262">
               <w:r>
                 <w:rPr>
                   <w:rStyle w:val="Hyperlink"/>
@@ -38972,7 +39688,7 @@
             <w:pPr>
               <w:pStyle w:val="Compact"/>
             </w:pPr>
-            <w:hyperlink ns1:id="rId260">
+            <w:hyperlink ns1:id="rId263">
               <w:r>
                 <w:rPr>
                   <w:rStyle w:val="Hyperlink"/>
@@ -39026,7 +39742,7 @@
             <w:pPr>
               <w:pStyle w:val="Compact"/>
             </w:pPr>
-            <w:hyperlink ns1:id="rId261">
+            <w:hyperlink ns1:id="rId264">
               <w:r>
                 <w:rPr>
                   <w:rStyle w:val="Hyperlink"/>
@@ -39080,7 +39796,7 @@
             <w:pPr>
               <w:pStyle w:val="Compact"/>
             </w:pPr>
-            <w:hyperlink ns1:id="rId262">
+            <w:hyperlink ns1:id="rId265">
               <w:r>
                 <w:rPr>
                   <w:rStyle w:val="Hyperlink"/>
@@ -39134,7 +39850,7 @@
             <w:pPr>
               <w:pStyle w:val="Compact"/>
             </w:pPr>
-            <w:hyperlink ns1:id="rId263">
+            <w:hyperlink ns1:id="rId266">
               <w:r>
                 <w:rPr>
                   <w:rStyle w:val="Hyperlink"/>
@@ -39188,7 +39904,7 @@
             <w:pPr>
               <w:pStyle w:val="Compact"/>
             </w:pPr>
-            <w:hyperlink ns1:id="rId264">
+            <w:hyperlink ns1:id="rId267">
               <w:r>
                 <w:rPr>
                   <w:rStyle w:val="Hyperlink"/>
@@ -39242,7 +39958,7 @@
             <w:pPr>
               <w:pStyle w:val="Compact"/>
             </w:pPr>
-            <w:hyperlink ns1:id="rId265">
+            <w:hyperlink ns1:id="rId268">
               <w:r>
                 <w:rPr>
                   <w:rStyle w:val="Hyperlink"/>
@@ -39296,7 +40012,7 @@
             <w:pPr>
               <w:pStyle w:val="Compact"/>
             </w:pPr>
-            <w:hyperlink ns1:id="rId266">
+            <w:hyperlink ns1:id="rId269">
               <w:r>
                 <w:rPr>
                   <w:rStyle w:val="Hyperlink"/>
@@ -39350,7 +40066,7 @@
             <w:pPr>
               <w:pStyle w:val="Compact"/>
             </w:pPr>
-            <w:hyperlink ns1:id="rId267">
+            <w:hyperlink ns1:id="rId270">
               <w:r>
                 <w:rPr>
                   <w:rStyle w:val="Hyperlink"/>
@@ -39404,7 +40120,7 @@
             <w:pPr>
               <w:pStyle w:val="Compact"/>
             </w:pPr>
-            <w:hyperlink ns1:id="rId268">
+            <w:hyperlink ns1:id="rId271">
               <w:r>
                 <w:rPr>
                   <w:rStyle w:val="Hyperlink"/>
@@ -39458,7 +40174,7 @@
             <w:pPr>
               <w:pStyle w:val="Compact"/>
             </w:pPr>
-            <w:hyperlink ns1:id="rId269">
+            <w:hyperlink ns1:id="rId272">
               <w:r>
                 <w:rPr>
                   <w:rStyle w:val="Hyperlink"/>
@@ -39512,7 +40228,7 @@
             <w:pPr>
               <w:pStyle w:val="Compact"/>
             </w:pPr>
-            <w:hyperlink ns1:id="rId270">
+            <w:hyperlink ns1:id="rId273">
               <w:r>
                 <w:rPr>
                   <w:rStyle w:val="Hyperlink"/>
@@ -39566,7 +40282,7 @@
             <w:pPr>
               <w:pStyle w:val="Compact"/>
             </w:pPr>
-            <w:hyperlink ns1:id="rId271">
+            <w:hyperlink ns1:id="rId274">
               <w:r>
                 <w:rPr>
                   <w:rStyle w:val="Hyperlink"/>
@@ -39620,7 +40336,7 @@
             <w:pPr>
               <w:pStyle w:val="Compact"/>
             </w:pPr>
-            <w:hyperlink ns1:id="rId272">
+            <w:hyperlink ns1:id="rId275">
               <w:r>
                 <w:rPr>
                   <w:rStyle w:val="Hyperlink"/>
@@ -39674,7 +40390,7 @@
             <w:pPr>
               <w:pStyle w:val="Compact"/>
             </w:pPr>
-            <w:hyperlink ns1:id="rId273">
+            <w:hyperlink ns1:id="rId276">
               <w:r>
                 <w:rPr>
                   <w:rStyle w:val="Hyperlink"/>
@@ -39728,7 +40444,7 @@
             <w:pPr>
               <w:pStyle w:val="Compact"/>
             </w:pPr>
-            <w:hyperlink ns1:id="rId274">
+            <w:hyperlink ns1:id="rId277">
               <w:r>
                 <w:rPr>
                   <w:rStyle w:val="Hyperlink"/>
@@ -39782,7 +40498,7 @@
             <w:pPr>
               <w:pStyle w:val="Compact"/>
             </w:pPr>
-            <w:hyperlink ns1:id="rId275">
+            <w:hyperlink ns1:id="rId278">
               <w:r>
                 <w:rPr>
                   <w:rStyle w:val="Hyperlink"/>
@@ -39836,7 +40552,7 @@
             <w:pPr>
               <w:pStyle w:val="Compact"/>
             </w:pPr>
-            <w:hyperlink ns1:id="rId276">
+            <w:hyperlink ns1:id="rId279">
               <w:r>
                 <w:rPr>
                   <w:rStyle w:val="Hyperlink"/>
@@ -39890,7 +40606,7 @@
             <w:pPr>
               <w:pStyle w:val="Compact"/>
             </w:pPr>
-            <w:hyperlink ns1:id="rId277">
+            <w:hyperlink ns1:id="rId280">
               <w:r>
                 <w:rPr>
                   <w:rStyle w:val="Hyperlink"/>
@@ -39944,7 +40660,7 @@
             <w:pPr>
               <w:pStyle w:val="Compact"/>
             </w:pPr>
-            <w:hyperlink ns1:id="rId278">
+            <w:hyperlink ns1:id="rId281">
               <w:r>
                 <w:rPr>
                   <w:rStyle w:val="Hyperlink"/>
@@ -39998,7 +40714,7 @@
             <w:pPr>
               <w:pStyle w:val="Compact"/>
             </w:pPr>
-            <w:hyperlink ns1:id="rId279">
+            <w:hyperlink ns1:id="rId282">
               <w:r>
                 <w:rPr>
                   <w:rStyle w:val="Hyperlink"/>
@@ -40052,7 +40768,7 @@
             <w:pPr>
               <w:pStyle w:val="Compact"/>
             </w:pPr>
-            <w:hyperlink ns1:id="rId280">
+            <w:hyperlink ns1:id="rId283">
               <w:r>
                 <w:rPr>
                   <w:rStyle w:val="Hyperlink"/>
@@ -40064,15 +40780,34 @@
         </w:tc>
       </w:tr>
     </w:tbl>
-    <w:bookmarkEnd w:id="281"/>
     <w:p>
+      <w:pPr>
+        <w:pStyle w:val="Beschriftung"/>
+      </w:pPr>
+      <w:r>
+        <w:t xml:space="preserve">Tabelle</w:t>
+      </w:r>
+      <w:r>
+        <w:t xml:space="preserve"> </w:t>
+      </w:r>
+      <w:fldSimple w:instr=" SEQ Tabelle \* ARABIC ">
+        <w:r>
+          <w:t>1</w:t>
+        </w:r>
+      </w:fldSimple>
+      <w:r>
+        <w:t xml:space="preserve">: LegalFormEnum – Zulässige Werte</w:t>
+      </w:r>
+    </w:p>
+    <w:bookmarkEnd w:id="284"/>
+    <w:p>
       <w:r>
         <w:br w:type="page"/>
       </w:r>
     </w:p>
-    <w:bookmarkEnd w:id="282"/>
-    <w:bookmarkEnd w:id="283"/>
-    <w:bookmarkStart w:id="331" w:name="geteilte-elemente"/>
+    <w:bookmarkEnd w:id="285"/>
+    <w:bookmarkEnd w:id="286"/>
+    <w:bookmarkStart w:id="334" w:name="geteilte-elemente"/>
     <w:p>
       <w:pPr>
         <w:pStyle w:val="berschrift1"/>
@@ -40081,7 +40816,7 @@
         <w:t xml:space="preserve">Geteilte Elemente</w:t>
       </w:r>
     </w:p>
-    <w:bookmarkStart w:id="284" w:name="reference-classes"/>
+    <w:bookmarkStart w:id="287" w:name="reference-classes"/>
     <w:p>
       <w:pPr>
         <w:pStyle w:val="berschrift2"/>
@@ -40188,7 +40923,7 @@
         <w:pStyle w:val="Compact"/>
         <w:numPr>
           <w:ilvl w:val="0"/>
-          <w:numId w:val="1014"/>
+          <w:numId w:val="1015"/>
         </w:numPr>
       </w:pPr>
       <w:r>
@@ -40210,7 +40945,7 @@
         <w:pStyle w:val="Compact"/>
         <w:numPr>
           <w:ilvl w:val="0"/>
-          <w:numId w:val="1014"/>
+          <w:numId w:val="1015"/>
         </w:numPr>
       </w:pPr>
       <w:r>
@@ -40229,7 +40964,7 @@
         <w:pStyle w:val="Compact"/>
         <w:numPr>
           <w:ilvl w:val="0"/>
-          <w:numId w:val="1014"/>
+          <w:numId w:val="1015"/>
         </w:numPr>
       </w:pPr>
       <w:r>
@@ -40308,8 +41043,8 @@
         <w:t xml:space="preserve">.</w:t>
       </w:r>
     </w:p>
-    <w:bookmarkEnd w:id="284"/>
-    <w:bookmarkStart w:id="289" w:name="klasse-personreference"/>
+    <w:bookmarkEnd w:id="287"/>
+    <w:bookmarkStart w:id="292" w:name="klasse-personreference"/>
     <w:p>
       <w:pPr>
         <w:pStyle w:val="berschrift2"/>
@@ -40320,8 +41055,8 @@
       <w:r>
         <w:t xml:space="preserve"> </w:t>
       </w:r>
-      <w:bookmarkStart w:id="285" w:name="PersonReference"/>
-      <w:bookmarkEnd w:id="285"/>
+      <w:bookmarkStart w:id="288" w:name="PersonReference"/>
+      <w:bookmarkEnd w:id="288"/>
     </w:p>
     <w:p>
       <w:pPr>
@@ -40393,7 +41128,7 @@
         <w:t xml:space="preserve">bezeichnet; mindestens eines von beiden ist erforderlich.</w:t>
       </w:r>
     </w:p>
-    <w:bookmarkStart w:id="287" w:name="attribute-13"/>
+    <w:bookmarkStart w:id="290" w:name="attribute-13"/>
     <w:p>
       <w:pPr>
         <w:pStyle w:val="berschrift3"/>
@@ -40795,7 +41530,26 @@
         </w:tc>
       </w:tr>
     </w:tbl>
-    <w:bookmarkStart w:id="286" w:name="einschränkungen-4"/>
+    <w:p>
+      <w:pPr>
+        <w:pStyle w:val="Beschriftung"/>
+      </w:pPr>
+      <w:r>
+        <w:t xml:space="preserve">Tabelle</w:t>
+      </w:r>
+      <w:r>
+        <w:t xml:space="preserve"> </w:t>
+      </w:r>
+      <w:fldSimple w:instr=" SEQ Tabelle \* ARABIC ">
+        <w:r>
+          <w:t>1</w:t>
+        </w:r>
+      </w:fldSimple>
+      <w:r>
+        <w:t xml:space="preserve">: PersonReference – Attribute</w:t>
+      </w:r>
+    </w:p>
+    <w:bookmarkStart w:id="289" w:name="einschränkungen-4"/>
     <w:p>
       <w:pPr>
         <w:pStyle w:val="berschrift5"/>
@@ -40817,7 +41571,7 @@
         <w:pStyle w:val="Compact"/>
         <w:numPr>
           <w:ilvl w:val="0"/>
-          <w:numId w:val="1015"/>
+          <w:numId w:val="1016"/>
         </w:numPr>
       </w:pPr>
       <w:r>
@@ -40829,16 +41583,16 @@
         <w:pStyle w:val="Compact"/>
         <w:numPr>
           <w:ilvl w:val="0"/>
-          <w:numId w:val="1015"/>
+          <w:numId w:val="1016"/>
         </w:numPr>
       </w:pPr>
       <w:r>
         <w:t xml:space="preserve">global_uri</w:t>
       </w:r>
     </w:p>
-    <w:bookmarkEnd w:id="286"/>
-    <w:bookmarkEnd w:id="287"/>
-    <w:bookmarkStart w:id="288" w:name="verwendungen-13"/>
+    <w:bookmarkEnd w:id="289"/>
+    <w:bookmarkEnd w:id="290"/>
+    <w:bookmarkStart w:id="291" w:name="verwendungen-13"/>
     <w:p>
       <w:pPr>
         <w:pStyle w:val="berschrift3"/>
@@ -41030,9 +41784,28 @@
         </w:tc>
       </w:tr>
     </w:tbl>
-    <w:bookmarkEnd w:id="288"/>
-    <w:bookmarkEnd w:id="289"/>
-    <w:bookmarkStart w:id="294" w:name="klasse-groupreference"/>
+    <w:p>
+      <w:pPr>
+        <w:pStyle w:val="Beschriftung"/>
+      </w:pPr>
+      <w:r>
+        <w:t xml:space="preserve">Tabelle</w:t>
+      </w:r>
+      <w:r>
+        <w:t xml:space="preserve"> </w:t>
+      </w:r>
+      <w:fldSimple w:instr=" SEQ Tabelle \* ARABIC ">
+        <w:r>
+          <w:t>1</w:t>
+        </w:r>
+      </w:fldSimple>
+      <w:r>
+        <w:t xml:space="preserve">: PersonReference – Verwendungen</w:t>
+      </w:r>
+    </w:p>
+    <w:bookmarkEnd w:id="291"/>
+    <w:bookmarkEnd w:id="292"/>
+    <w:bookmarkStart w:id="297" w:name="klasse-groupreference"/>
     <w:p>
       <w:pPr>
         <w:pStyle w:val="berschrift2"/>
@@ -41043,8 +41816,8 @@
       <w:r>
         <w:t xml:space="preserve"> </w:t>
       </w:r>
-      <w:bookmarkStart w:id="290" w:name="GroupReference"/>
-      <w:bookmarkEnd w:id="290"/>
+      <w:bookmarkStart w:id="293" w:name="GroupReference"/>
+      <w:bookmarkEnd w:id="293"/>
     </w:p>
     <w:p>
       <w:pPr>
@@ -41174,7 +41947,7 @@
         <w:t xml:space="preserve">auch darüber hinaus.</w:t>
       </w:r>
     </w:p>
-    <w:bookmarkStart w:id="292" w:name="attribute-14"/>
+    <w:bookmarkStart w:id="295" w:name="attribute-14"/>
     <w:p>
       <w:pPr>
         <w:pStyle w:val="berschrift3"/>
@@ -41523,7 +42296,26 @@
         </w:tc>
       </w:tr>
     </w:tbl>
-    <w:bookmarkStart w:id="291" w:name="einschränkungen-5"/>
+    <w:p>
+      <w:pPr>
+        <w:pStyle w:val="Beschriftung"/>
+      </w:pPr>
+      <w:r>
+        <w:t xml:space="preserve">Tabelle</w:t>
+      </w:r>
+      <w:r>
+        <w:t xml:space="preserve"> </w:t>
+      </w:r>
+      <w:fldSimple w:instr=" SEQ Tabelle \* ARABIC ">
+        <w:r>
+          <w:t>1</w:t>
+        </w:r>
+      </w:fldSimple>
+      <w:r>
+        <w:t xml:space="preserve">: GroupReference – Attribute</w:t>
+      </w:r>
+    </w:p>
+    <w:bookmarkStart w:id="294" w:name="einschränkungen-5"/>
     <w:p>
       <w:pPr>
         <w:pStyle w:val="berschrift5"/>
@@ -41545,7 +42337,7 @@
         <w:pStyle w:val="Compact"/>
         <w:numPr>
           <w:ilvl w:val="0"/>
-          <w:numId w:val="1016"/>
+          <w:numId w:val="1017"/>
         </w:numPr>
       </w:pPr>
       <w:r>
@@ -41557,16 +42349,16 @@
         <w:pStyle w:val="Compact"/>
         <w:numPr>
           <w:ilvl w:val="0"/>
-          <w:numId w:val="1016"/>
+          <w:numId w:val="1017"/>
         </w:numPr>
       </w:pPr>
       <w:r>
         <w:t xml:space="preserve">global_uri</w:t>
       </w:r>
     </w:p>
-    <w:bookmarkEnd w:id="291"/>
-    <w:bookmarkEnd w:id="292"/>
-    <w:bookmarkStart w:id="293" w:name="verwendungen-14"/>
+    <w:bookmarkEnd w:id="294"/>
+    <w:bookmarkEnd w:id="295"/>
+    <w:bookmarkStart w:id="296" w:name="verwendungen-14"/>
     <w:p>
       <w:pPr>
         <w:pStyle w:val="berschrift3"/>
@@ -41758,9 +42550,28 @@
         </w:tc>
       </w:tr>
     </w:tbl>
-    <w:bookmarkEnd w:id="293"/>
-    <w:bookmarkEnd w:id="294"/>
-    <w:bookmarkStart w:id="297" w:name="mehrfach-benutzte-klassen"/>
+    <w:p>
+      <w:pPr>
+        <w:pStyle w:val="Beschriftung"/>
+      </w:pPr>
+      <w:r>
+        <w:t xml:space="preserve">Tabelle</w:t>
+      </w:r>
+      <w:r>
+        <w:t xml:space="preserve"> </w:t>
+      </w:r>
+      <w:fldSimple w:instr=" SEQ Tabelle \* ARABIC ">
+        <w:r>
+          <w:t>1</w:t>
+        </w:r>
+      </w:fldSimple>
+      <w:r>
+        <w:t xml:space="preserve">: GroupReference – Verwendungen</w:t>
+      </w:r>
+    </w:p>
+    <w:bookmarkEnd w:id="296"/>
+    <w:bookmarkEnd w:id="297"/>
+    <w:bookmarkStart w:id="300" w:name="mehrfach-benutzte-klassen"/>
     <w:p>
       <w:pPr>
         <w:pStyle w:val="berschrift2"/>
@@ -41888,7 +42699,7 @@
       <w:r>
         <w:t xml:space="preserve"> </w:t>
       </w:r>
-      <w:hyperlink ns1:id="rId295">
+      <w:hyperlink ns1:id="rId298">
         <w:r>
           <w:rPr>
             <w:rStyle w:val="Hyperlink"/>
@@ -41905,7 +42716,7 @@
       <w:r>
         <w:t xml:space="preserve"> </w:t>
       </w:r>
-      <w:hyperlink ns1:id="rId296">
+      <w:hyperlink ns1:id="rId299">
         <w:r>
           <w:rPr>
             <w:rStyle w:val="Hyperlink"/>
@@ -41932,8 +42743,8 @@
         <w:t xml:space="preserve">.</w:t>
       </w:r>
     </w:p>
-    <w:bookmarkEnd w:id="297"/>
-    <w:bookmarkStart w:id="305" w:name="klasse-address"/>
+    <w:bookmarkEnd w:id="300"/>
+    <w:bookmarkStart w:id="308" w:name="klasse-address"/>
     <w:p>
       <w:pPr>
         <w:pStyle w:val="berschrift2"/>
@@ -41944,8 +42755,8 @@
       <w:r>
         <w:t xml:space="preserve"> </w:t>
       </w:r>
-      <w:bookmarkStart w:id="298" w:name="Address"/>
-      <w:bookmarkEnd w:id="298"/>
+      <w:bookmarkStart w:id="301" w:name="Address"/>
+      <w:bookmarkEnd w:id="301"/>
     </w:p>
     <w:p>
       <w:pPr>
@@ -41959,7 +42770,7 @@
         <w:t xml:space="preserve">Eine Adresse mit einem Typ (z.B. Privatadresse, Geschäftsadresse) und einem Wert.</w:t>
       </w:r>
     </w:p>
-    <w:bookmarkStart w:id="300" w:name="attribute-15"/>
+    <w:bookmarkStart w:id="303" w:name="attribute-15"/>
     <w:p>
       <w:pPr>
         <w:pStyle w:val="berschrift3"/>
@@ -42306,7 +43117,26 @@
         </w:tc>
       </w:tr>
     </w:tbl>
-    <w:bookmarkStart w:id="299" w:name="einschränkungen-6"/>
+    <w:p>
+      <w:pPr>
+        <w:pStyle w:val="Beschriftung"/>
+      </w:pPr>
+      <w:r>
+        <w:t xml:space="preserve">Tabelle</w:t>
+      </w:r>
+      <w:r>
+        <w:t xml:space="preserve"> </w:t>
+      </w:r>
+      <w:fldSimple w:instr=" SEQ Tabelle \* ARABIC ">
+        <w:r>
+          <w:t>1</w:t>
+        </w:r>
+      </w:fldSimple>
+      <w:r>
+        <w:t xml:space="preserve">: Address – Attribute</w:t>
+      </w:r>
+    </w:p>
+    <w:bookmarkStart w:id="302" w:name="einschränkungen-6"/>
     <w:p>
       <w:pPr>
         <w:pStyle w:val="berschrift5"/>
@@ -42328,7 +43158,7 @@
         <w:pStyle w:val="Compact"/>
         <w:numPr>
           <w:ilvl w:val="0"/>
-          <w:numId w:val="1017"/>
+          <w:numId w:val="1018"/>
         </w:numPr>
       </w:pPr>
       <w:r>
@@ -42340,16 +43170,16 @@
         <w:pStyle w:val="Compact"/>
         <w:numPr>
           <w:ilvl w:val="0"/>
-          <w:numId w:val="1017"/>
+          <w:numId w:val="1018"/>
         </w:numPr>
       </w:pPr>
       <w:r>
         <w:t xml:space="preserve">address_uri</w:t>
       </w:r>
     </w:p>
-    <w:bookmarkEnd w:id="299"/>
-    <w:bookmarkEnd w:id="300"/>
-    <w:bookmarkStart w:id="301" w:name="verwendungen-15"/>
+    <w:bookmarkEnd w:id="302"/>
+    <w:bookmarkEnd w:id="303"/>
+    <w:bookmarkStart w:id="304" w:name="verwendungen-15"/>
     <w:p>
       <w:pPr>
         <w:pStyle w:val="berschrift3"/>
@@ -42540,8 +43370,27 @@
         </w:tc>
       </w:tr>
     </w:tbl>
-    <w:bookmarkEnd w:id="301"/>
-    <w:bookmarkStart w:id="304" w:name="beispiele-6"/>
+    <w:p>
+      <w:pPr>
+        <w:pStyle w:val="Beschriftung"/>
+      </w:pPr>
+      <w:r>
+        <w:t xml:space="preserve">Tabelle</w:t>
+      </w:r>
+      <w:r>
+        <w:t xml:space="preserve"> </w:t>
+      </w:r>
+      <w:fldSimple w:instr=" SEQ Tabelle \* ARABIC ">
+        <w:r>
+          <w:t>1</w:t>
+        </w:r>
+      </w:fldSimple>
+      <w:r>
+        <w:t xml:space="preserve">: Address – Verwendungen</w:t>
+      </w:r>
+    </w:p>
+    <w:bookmarkEnd w:id="304"/>
+    <w:bookmarkStart w:id="307" w:name="beispiele-6"/>
     <w:p>
       <w:pPr>
         <w:pStyle w:val="berschrift3"/>
@@ -42550,7 +43399,7 @@
         <w:t xml:space="preserve">Beispiele</w:t>
       </w:r>
     </w:p>
-    <w:bookmarkStart w:id="302" w:name="Xc824c1557d7f798a2de35573419fcffdd0cf97d"/>
+    <w:bookmarkStart w:id="305" w:name="Xc824c1557d7f798a2de35573419fcffdd0cf97d"/>
     <w:p>
       <w:pPr>
         <w:pStyle w:val="berschrift4"/>
@@ -42765,8 +43614,8 @@
         <w:t xml:space="preserve"> CH</w:t>
       </w:r>
     </w:p>
-    <w:bookmarkEnd w:id="302"/>
-    <w:bookmarkStart w:id="303" w:name="Xf095b2e369c17b9d4b00d89757da026f1ba610c"/>
+    <w:bookmarkEnd w:id="305"/>
+    <w:bookmarkStart w:id="306" w:name="Xf095b2e369c17b9d4b00d89757da026f1ba610c"/>
     <w:p>
       <w:pPr>
         <w:pStyle w:val="berschrift4"/>
@@ -42852,10 +43701,10 @@
         <w:t xml:space="preserve"> Basel-Stadt</w:t>
       </w:r>
     </w:p>
-    <w:bookmarkEnd w:id="303"/>
-    <w:bookmarkEnd w:id="304"/>
-    <w:bookmarkEnd w:id="305"/>
-    <w:bookmarkStart w:id="309" w:name="enum-addresstypeenum"/>
+    <w:bookmarkEnd w:id="306"/>
+    <w:bookmarkEnd w:id="307"/>
+    <w:bookmarkEnd w:id="308"/>
+    <w:bookmarkStart w:id="312" w:name="enum-addresstypeenum"/>
     <w:p>
       <w:pPr>
         <w:pStyle w:val="berschrift2"/>
@@ -42866,8 +43715,8 @@
       <w:r>
         <w:t xml:space="preserve"> </w:t>
       </w:r>
-      <w:bookmarkStart w:id="306" w:name="AddressTypeEnum"/>
-      <w:bookmarkEnd w:id="306"/>
+      <w:bookmarkStart w:id="309" w:name="AddressTypeEnum"/>
+      <w:bookmarkEnd w:id="309"/>
     </w:p>
     <w:p>
       <w:pPr>
@@ -42891,7 +43740,7 @@
       <w:r>
         <w:t xml:space="preserve"> </w:t>
       </w:r>
-      <w:hyperlink ns1:id="rId307">
+      <w:hyperlink ns1:id="rId310">
         <w:r>
           <w:rPr>
             <w:rStyle w:val="Hyperlink"/>
@@ -42900,7 +43749,7 @@
         </w:r>
       </w:hyperlink>
     </w:p>
-    <w:bookmarkStart w:id="308" w:name="zulässige-werte-7"/>
+    <w:bookmarkStart w:id="311" w:name="zulässige-werte-7"/>
     <w:p>
       <w:pPr>
         <w:pStyle w:val="berschrift3"/>
@@ -43028,9 +43877,28 @@
         </w:tc>
       </w:tr>
     </w:tbl>
-    <w:bookmarkEnd w:id="308"/>
-    <w:bookmarkEnd w:id="309"/>
-    <w:bookmarkStart w:id="313" w:name="klasse-contact"/>
+    <w:p>
+      <w:pPr>
+        <w:pStyle w:val="Beschriftung"/>
+      </w:pPr>
+      <w:r>
+        <w:t xml:space="preserve">Tabelle</w:t>
+      </w:r>
+      <w:r>
+        <w:t xml:space="preserve"> </w:t>
+      </w:r>
+      <w:fldSimple w:instr=" SEQ Tabelle \* ARABIC ">
+        <w:r>
+          <w:t>1</w:t>
+        </w:r>
+      </w:fldSimple>
+      <w:r>
+        <w:t xml:space="preserve">: AddressTypeEnum – Zulässige Werte</w:t>
+      </w:r>
+    </w:p>
+    <w:bookmarkEnd w:id="311"/>
+    <w:bookmarkEnd w:id="312"/>
+    <w:bookmarkStart w:id="316" w:name="klasse-contact"/>
     <w:p>
       <w:pPr>
         <w:pStyle w:val="berschrift2"/>
@@ -43041,8 +43909,8 @@
       <w:r>
         <w:t xml:space="preserve"> </w:t>
       </w:r>
-      <w:bookmarkStart w:id="310" w:name="Contact"/>
-      <w:bookmarkEnd w:id="310"/>
+      <w:bookmarkStart w:id="313" w:name="Contact"/>
+      <w:bookmarkEnd w:id="313"/>
     </w:p>
     <w:p>
       <w:pPr>
@@ -43056,7 +43924,7 @@
         <w:t xml:space="preserve">Kontaktinformation einer Person mit Angabe eines Typs (z.B. E-Mail, LinkedIn) und eines Werts.</w:t>
       </w:r>
     </w:p>
-    <w:bookmarkStart w:id="311" w:name="attribute-16"/>
+    <w:bookmarkStart w:id="314" w:name="attribute-16"/>
     <w:p>
       <w:pPr>
         <w:pStyle w:val="berschrift3"/>
@@ -43260,8 +44128,27 @@
         </w:tc>
       </w:tr>
     </w:tbl>
-    <w:bookmarkEnd w:id="311"/>
-    <w:bookmarkStart w:id="312" w:name="verwendungen-16"/>
+    <w:p>
+      <w:pPr>
+        <w:pStyle w:val="Beschriftung"/>
+      </w:pPr>
+      <w:r>
+        <w:t xml:space="preserve">Tabelle</w:t>
+      </w:r>
+      <w:r>
+        <w:t xml:space="preserve"> </w:t>
+      </w:r>
+      <w:fldSimple w:instr=" SEQ Tabelle \* ARABIC ">
+        <w:r>
+          <w:t>1</w:t>
+        </w:r>
+      </w:fldSimple>
+      <w:r>
+        <w:t xml:space="preserve">: Contact – Attribute</w:t>
+      </w:r>
+    </w:p>
+    <w:bookmarkEnd w:id="314"/>
+    <w:bookmarkStart w:id="315" w:name="verwendungen-16"/>
     <w:p>
       <w:pPr>
         <w:pStyle w:val="berschrift3"/>
@@ -43452,9 +44339,28 @@
         </w:tc>
       </w:tr>
     </w:tbl>
-    <w:bookmarkEnd w:id="312"/>
-    <w:bookmarkEnd w:id="313"/>
-    <w:bookmarkStart w:id="314" w:name="mixin-klassen"/>
+    <w:p>
+      <w:pPr>
+        <w:pStyle w:val="Beschriftung"/>
+      </w:pPr>
+      <w:r>
+        <w:t xml:space="preserve">Tabelle</w:t>
+      </w:r>
+      <w:r>
+        <w:t xml:space="preserve"> </w:t>
+      </w:r>
+      <w:fldSimple w:instr=" SEQ Tabelle \* ARABIC ">
+        <w:r>
+          <w:t>1</w:t>
+        </w:r>
+      </w:fldSimple>
+      <w:r>
+        <w:t xml:space="preserve">: Contact – Verwendungen</w:t>
+      </w:r>
+    </w:p>
+    <w:bookmarkEnd w:id="315"/>
+    <w:bookmarkEnd w:id="316"/>
+    <w:bookmarkStart w:id="317" w:name="mixin-klassen"/>
     <w:p>
       <w:pPr>
         <w:pStyle w:val="berschrift2"/>
@@ -43479,8 +44385,8 @@
         <w:t xml:space="preserve">Ein Mixin ist keine Oberklasse: Es entsteht keine Instanz einer Mixin-Klasse, und in den Daten ist von ihr nichts zu sehen. Die Attributtabellen der Klassen führen die geerbten Slots deshalb einzeln auf und vermerken mit „Vererbung” die Herkunft — die vier folgenden Abschnitte erklären, was hinter dieser Angabe steht.</w:t>
       </w:r>
     </w:p>
-    <w:bookmarkEnd w:id="314"/>
-    <w:bookmarkStart w:id="318" w:name="klasse-hasidentification"/>
+    <w:bookmarkEnd w:id="317"/>
+    <w:bookmarkStart w:id="321" w:name="klasse-hasidentification"/>
     <w:p>
       <w:pPr>
         <w:pStyle w:val="berschrift2"/>
@@ -43491,8 +44397,8 @@
       <w:r>
         <w:t xml:space="preserve"> </w:t>
       </w:r>
-      <w:bookmarkStart w:id="315" w:name="HasIdentification"/>
-      <w:bookmarkEnd w:id="315"/>
+      <w:bookmarkStart w:id="318" w:name="HasIdentification"/>
+      <w:bookmarkEnd w:id="318"/>
     </w:p>
     <w:p>
       <w:pPr>
@@ -43535,7 +44441,7 @@
         <w:t xml:space="preserve">ist der Identifikator und daher obligatorisch.</w:t>
       </w:r>
     </w:p>
-    <w:bookmarkStart w:id="316" w:name="attribute-17"/>
+    <w:bookmarkStart w:id="319" w:name="attribute-17"/>
     <w:p>
       <w:pPr>
         <w:pStyle w:val="berschrift3"/>
@@ -43739,8 +44645,27 @@
         </w:tc>
       </w:tr>
     </w:tbl>
-    <w:bookmarkEnd w:id="316"/>
-    <w:bookmarkStart w:id="317" w:name="mixin-verwendung"/>
+    <w:p>
+      <w:pPr>
+        <w:pStyle w:val="Beschriftung"/>
+      </w:pPr>
+      <w:r>
+        <w:t xml:space="preserve">Tabelle</w:t>
+      </w:r>
+      <w:r>
+        <w:t xml:space="preserve"> </w:t>
+      </w:r>
+      <w:fldSimple w:instr=" SEQ Tabelle \* ARABIC ">
+        <w:r>
+          <w:t>1</w:t>
+        </w:r>
+      </w:fldSimple>
+      <w:r>
+        <w:t xml:space="preserve">: HasIdentification – Attribute</w:t>
+      </w:r>
+    </w:p>
+    <w:bookmarkEnd w:id="319"/>
+    <w:bookmarkStart w:id="320" w:name="mixin-verwendung"/>
     <w:p>
       <w:pPr>
         <w:pStyle w:val="berschrift3"/>
@@ -43824,9 +44749,9 @@
         </w:r>
       </w:hyperlink>
     </w:p>
-    <w:bookmarkEnd w:id="317"/>
-    <w:bookmarkEnd w:id="318"/>
-    <w:bookmarkStart w:id="322" w:name="klasse-hasreferenceidentification"/>
+    <w:bookmarkEnd w:id="320"/>
+    <w:bookmarkEnd w:id="321"/>
+    <w:bookmarkStart w:id="325" w:name="klasse-hasreferenceidentification"/>
     <w:p>
       <w:pPr>
         <w:pStyle w:val="berschrift2"/>
@@ -43837,8 +44762,8 @@
       <w:r>
         <w:t xml:space="preserve"> </w:t>
       </w:r>
-      <w:bookmarkStart w:id="319" w:name="HasReferenceIdentification"/>
-      <w:bookmarkEnd w:id="319"/>
+      <w:bookmarkStart w:id="322" w:name="HasReferenceIdentification"/>
+      <w:bookmarkEnd w:id="322"/>
     </w:p>
     <w:p>
       <w:pPr>
@@ -43910,7 +44835,7 @@
         <w:t xml:space="preserve">hier weder Identifikator noch obligatorisch: Ein System, das nur die lokale Id der referenzierten Entität führt, gibt diese an. Eine Referenzklasse, die diesen Mixin verwendet, soll mindestens eines von beiden verlangen.</w:t>
       </w:r>
     </w:p>
-    <w:bookmarkStart w:id="320" w:name="attribute-18"/>
+    <w:bookmarkStart w:id="323" w:name="attribute-18"/>
     <w:p>
       <w:pPr>
         <w:pStyle w:val="berschrift3"/>
@@ -44114,8 +45039,27 @@
         </w:tc>
       </w:tr>
     </w:tbl>
-    <w:bookmarkEnd w:id="320"/>
-    <w:bookmarkStart w:id="321" w:name="mixin-verwendung-1"/>
+    <w:p>
+      <w:pPr>
+        <w:pStyle w:val="Beschriftung"/>
+      </w:pPr>
+      <w:r>
+        <w:t xml:space="preserve">Tabelle</w:t>
+      </w:r>
+      <w:r>
+        <w:t xml:space="preserve"> </w:t>
+      </w:r>
+      <w:fldSimple w:instr=" SEQ Tabelle \* ARABIC ">
+        <w:r>
+          <w:t>1</w:t>
+        </w:r>
+      </w:fldSimple>
+      <w:r>
+        <w:t xml:space="preserve">: HasReferenceIdentification – Attribute</w:t>
+      </w:r>
+    </w:p>
+    <w:bookmarkEnd w:id="323"/>
+    <w:bookmarkStart w:id="324" w:name="mixin-verwendung-1"/>
     <w:p>
       <w:pPr>
         <w:pStyle w:val="berschrift3"/>
@@ -44151,9 +45095,9 @@
         </w:r>
       </w:hyperlink>
     </w:p>
-    <w:bookmarkEnd w:id="321"/>
-    <w:bookmarkEnd w:id="322"/>
-    <w:bookmarkStart w:id="326" w:name="klasse-hastemporalvalidity"/>
+    <w:bookmarkEnd w:id="324"/>
+    <w:bookmarkEnd w:id="325"/>
+    <w:bookmarkStart w:id="329" w:name="klasse-hastemporalvalidity"/>
     <w:p>
       <w:pPr>
         <w:pStyle w:val="berschrift2"/>
@@ -44164,8 +45108,8 @@
       <w:r>
         <w:t xml:space="preserve"> </w:t>
       </w:r>
-      <w:bookmarkStart w:id="323" w:name="HasTemporalValidity"/>
-      <w:bookmarkEnd w:id="323"/>
+      <w:bookmarkStart w:id="326" w:name="HasTemporalValidity"/>
+      <w:bookmarkEnd w:id="326"/>
     </w:p>
     <w:p>
       <w:pPr>
@@ -44179,7 +45123,7 @@
         <w:t xml:space="preserve">Eine Mixin-Klasse, die Slots für die Modellierung einer zeitlichen Gültigkeit einer Information (nicht eines Events) zur Verfügung stellt.</w:t>
       </w:r>
     </w:p>
-    <w:bookmarkStart w:id="324" w:name="attribute-19"/>
+    <w:bookmarkStart w:id="327" w:name="attribute-19"/>
     <w:p>
       <w:pPr>
         <w:pStyle w:val="berschrift3"/>
@@ -44383,8 +45327,27 @@
         </w:tc>
       </w:tr>
     </w:tbl>
-    <w:bookmarkEnd w:id="324"/>
-    <w:bookmarkStart w:id="325" w:name="mixin-verwendung-2"/>
+    <w:p>
+      <w:pPr>
+        <w:pStyle w:val="Beschriftung"/>
+      </w:pPr>
+      <w:r>
+        <w:t xml:space="preserve">Tabelle</w:t>
+      </w:r>
+      <w:r>
+        <w:t xml:space="preserve"> </w:t>
+      </w:r>
+      <w:fldSimple w:instr=" SEQ Tabelle \* ARABIC ">
+        <w:r>
+          <w:t>1</w:t>
+        </w:r>
+      </w:fldSimple>
+      <w:r>
+        <w:t xml:space="preserve">: HasTemporalValidity – Attribute</w:t>
+      </w:r>
+    </w:p>
+    <w:bookmarkEnd w:id="327"/>
+    <w:bookmarkStart w:id="328" w:name="mixin-verwendung-2"/>
     <w:p>
       <w:pPr>
         <w:pStyle w:val="berschrift3"/>
@@ -44504,9 +45467,9 @@
         </w:r>
       </w:hyperlink>
     </w:p>
-    <w:bookmarkEnd w:id="325"/>
-    <w:bookmarkEnd w:id="326"/>
-    <w:bookmarkStart w:id="330" w:name="klasse-hascreationmodificationdates"/>
+    <w:bookmarkEnd w:id="328"/>
+    <w:bookmarkEnd w:id="329"/>
+    <w:bookmarkStart w:id="333" w:name="klasse-hascreationmodificationdates"/>
     <w:p>
       <w:pPr>
         <w:pStyle w:val="berschrift2"/>
@@ -44517,8 +45480,8 @@
       <w:r>
         <w:t xml:space="preserve"> </w:t>
       </w:r>
-      <w:bookmarkStart w:id="327" w:name="HasCreationModificationDates"/>
-      <w:bookmarkEnd w:id="327"/>
+      <w:bookmarkStart w:id="330" w:name="HasCreationModificationDates"/>
+      <w:bookmarkEnd w:id="330"/>
     </w:p>
     <w:p>
       <w:pPr>
@@ -44532,7 +45495,7 @@
         <w:t xml:space="preserve">Eine Mixin-Klasse, die Slots für die Modellierung von Erstellungs- und Änderungsdaten einer Entität zur Verfügung stellt.</w:t>
       </w:r>
     </w:p>
-    <w:bookmarkStart w:id="328" w:name="attribute-20"/>
+    <w:bookmarkStart w:id="331" w:name="attribute-20"/>
     <w:p>
       <w:pPr>
         <w:pStyle w:val="berschrift3"/>
@@ -44780,8 +45743,27 @@
         </w:tc>
       </w:tr>
     </w:tbl>
-    <w:bookmarkEnd w:id="328"/>
-    <w:bookmarkStart w:id="329" w:name="mixin-verwendung-3"/>
+    <w:p>
+      <w:pPr>
+        <w:pStyle w:val="Beschriftung"/>
+      </w:pPr>
+      <w:r>
+        <w:t xml:space="preserve">Tabelle</w:t>
+      </w:r>
+      <w:r>
+        <w:t xml:space="preserve"> </w:t>
+      </w:r>
+      <w:fldSimple w:instr=" SEQ Tabelle \* ARABIC ">
+        <w:r>
+          <w:t>1</w:t>
+        </w:r>
+      </w:fldSimple>
+      <w:r>
+        <w:t xml:space="preserve">: HasCreationModificationDates – Attribute</w:t>
+      </w:r>
+    </w:p>
+    <w:bookmarkEnd w:id="331"/>
+    <w:bookmarkStart w:id="332" w:name="mixin-verwendung-3"/>
     <w:p>
       <w:pPr>
         <w:pStyle w:val="berschrift3"/>
@@ -44845,15 +45827,15 @@
         </w:r>
       </w:hyperlink>
     </w:p>
-    <w:bookmarkEnd w:id="329"/>
+    <w:bookmarkEnd w:id="332"/>
     <w:p>
       <w:r>
         <w:br w:type="page"/>
       </w:r>
     </w:p>
-    <w:bookmarkEnd w:id="330"/>
-    <w:bookmarkEnd w:id="331"/>
-    <w:bookmarkStart w:id="332" w:name="sicherheitsüberlegungen"/>
+    <w:bookmarkEnd w:id="333"/>
+    <w:bookmarkEnd w:id="334"/>
+    <w:bookmarkStart w:id="335" w:name="sicherheitsüberlegungen"/>
     <w:p>
       <w:pPr>
         <w:pStyle w:val="berschrift1"/>
@@ -44891,7 +45873,7 @@
         <w:pStyle w:val="Compact"/>
         <w:numPr>
           <w:ilvl w:val="0"/>
-          <w:numId w:val="1018"/>
+          <w:numId w:val="1019"/>
         </w:numPr>
       </w:pPr>
       <w:r>
@@ -44913,7 +45895,7 @@
         <w:pStyle w:val="Compact"/>
         <w:numPr>
           <w:ilvl w:val="0"/>
-          <w:numId w:val="1018"/>
+          <w:numId w:val="1019"/>
         </w:numPr>
       </w:pPr>
       <w:r>
@@ -44935,7 +45917,7 @@
         <w:pStyle w:val="Compact"/>
         <w:numPr>
           <w:ilvl w:val="0"/>
-          <w:numId w:val="1018"/>
+          <w:numId w:val="1019"/>
         </w:numPr>
       </w:pPr>
       <w:r>
@@ -44957,7 +45939,7 @@
         <w:pStyle w:val="Compact"/>
         <w:numPr>
           <w:ilvl w:val="0"/>
-          <w:numId w:val="1018"/>
+          <w:numId w:val="1019"/>
         </w:numPr>
       </w:pPr>
       <w:r>
@@ -44979,7 +45961,7 @@
         <w:pStyle w:val="Compact"/>
         <w:numPr>
           <w:ilvl w:val="0"/>
-          <w:numId w:val="1018"/>
+          <w:numId w:val="1019"/>
         </w:numPr>
       </w:pPr>
       <w:r>
@@ -45025,7 +46007,7 @@
         <w:pStyle w:val="Compact"/>
         <w:numPr>
           <w:ilvl w:val="0"/>
-          <w:numId w:val="1018"/>
+          <w:numId w:val="1019"/>
         </w:numPr>
       </w:pPr>
       <w:r>
@@ -45047,7 +46029,7 @@
         <w:pStyle w:val="Compact"/>
         <w:numPr>
           <w:ilvl w:val="0"/>
-          <w:numId w:val="1018"/>
+          <w:numId w:val="1019"/>
         </w:numPr>
       </w:pPr>
       <w:r>
@@ -45069,8 +46051,8 @@
         <w:br w:type="page"/>
       </w:r>
     </w:p>
-    <w:bookmarkEnd w:id="332"/>
-    <w:bookmarkStart w:id="333" w:name="X7a7cd44f7636750088658f6a550ed57dcb8441f"/>
+    <w:bookmarkEnd w:id="335"/>
+    <w:bookmarkStart w:id="336" w:name="X7a7cd44f7636750088658f6a550ed57dcb8441f"/>
     <w:p>
       <w:pPr>
         <w:pStyle w:val="berschrift1"/>
@@ -45116,8 +46098,8 @@
         <w:br w:type="page"/>
       </w:r>
     </w:p>
-    <w:bookmarkEnd w:id="333"/>
-    <w:bookmarkStart w:id="334" w:name="urheberrechte"/>
+    <w:bookmarkEnd w:id="336"/>
+    <w:bookmarkStart w:id="357" w:name="urheberrechte"/>
     <w:p>
       <w:pPr>
         <w:pStyle w:val="berschrift1"/>
@@ -45163,36 +46145,37 @@
         <w:br w:type="page"/>
       </w:r>
     </w:p>
-    <w:bookmarkEnd w:id="334"/>
-    <w:bookmarkStart w:id="349" w:name="anhang-a-referenzen-bibliographie"/>
+    <w:bookmarkStart w:id="337" w:name="anhang-a-referenzen-bibliographie"/>
     <w:p>
       <w:pPr>
-        <w:pStyle w:val="berschrift1"/>
+        <w:pStyle w:val="Anhangberschrift"/>
       </w:pPr>
       <w:r>
         <w:t xml:space="preserve">Anhang A – Referenzen &amp; Bibliographie</w:t>
       </w:r>
     </w:p>
+    <w:bookmarkEnd w:id="337"/>
     <w:p>
       <w:pPr>
-        <w:pStyle w:val="FirstParagraph"/>
+        <w:pStyle w:val="Textkrper"/>
       </w:pPr>
       <w:r>
         <w:t xml:space="preserve">Wo eine Version genannt ist, ist es diejenige, gegen die dieser Standard erarbeitet wurde.</w:t>
       </w:r>
     </w:p>
-    <w:bookmarkStart w:id="340" w:name="Xdbf62244f6b4f9f16288a703ef5341868a945ae"/>
+    <w:bookmarkStart w:id="338" w:name="Xdbf62244f6b4f9f16288a703ef5341868a945ae"/>
     <w:p>
       <w:pPr>
-        <w:pStyle w:val="berschrift2"/>
+        <w:pStyle w:val="Anhangberschrift2"/>
       </w:pPr>
       <w:r>
         <w:t xml:space="preserve">Standards der Fachgruppe „Politische Geschäfte”</w:t>
       </w:r>
     </w:p>
+    <w:bookmarkEnd w:id="338"/>
     <w:p>
       <w:pPr>
-        <w:pStyle w:val="FirstParagraph"/>
+        <w:pStyle w:val="Textkrper"/>
       </w:pPr>
       <w:r>
         <w:t xml:space="preserve">Die Standards der Fachgruppe entstehen gemeinsam und verweisen aufeinander. Sie stehen zurzeit alle im Status „In Arbeit” (Stand: 10. August 2026); eine Version ist deshalb nicht angegeben.</w:t>
@@ -45233,7 +46216,7 @@
             <w:r>
               <w:t xml:space="preserve"> </w:t>
             </w:r>
-            <w:hyperlink ns1:id="rId335">
+            <w:hyperlink ns1:id="rId339">
               <w:r>
                 <w:rPr>
                   <w:rStyle w:val="Hyperlink"/>
@@ -45272,7 +46255,7 @@
             <w:r>
               <w:t xml:space="preserve"> </w:t>
             </w:r>
-            <w:hyperlink ns1:id="rId336">
+            <w:hyperlink ns1:id="rId340">
               <w:r>
                 <w:rPr>
                   <w:rStyle w:val="Hyperlink"/>
@@ -45307,7 +46290,7 @@
             <w:r>
               <w:t xml:space="preserve"> </w:t>
             </w:r>
-            <w:hyperlink ns1:id="rId337">
+            <w:hyperlink ns1:id="rId341">
               <w:r>
                 <w:rPr>
                   <w:rStyle w:val="Hyperlink"/>
@@ -45346,7 +46329,7 @@
             <w:r>
               <w:t xml:space="preserve"> </w:t>
             </w:r>
-            <w:hyperlink ns1:id="rId338">
+            <w:hyperlink ns1:id="rId342">
               <w:r>
                 <w:rPr>
                   <w:rStyle w:val="Hyperlink"/>
@@ -45381,7 +46364,7 @@
             <w:r>
               <w:t xml:space="preserve"> </w:t>
             </w:r>
-            <w:hyperlink ns1:id="rId339">
+            <w:hyperlink ns1:id="rId343">
               <w:r>
                 <w:rPr>
                   <w:rStyle w:val="Hyperlink"/>
@@ -45393,16 +46376,16 @@
         </w:tc>
       </w:tr>
     </w:tbl>
-    <w:bookmarkEnd w:id="340"/>
-    <w:bookmarkStart w:id="342" w:name="weitere-ech-standards"/>
+    <w:bookmarkStart w:id="344" w:name="weitere-ech-standards"/>
     <w:p>
       <w:pPr>
-        <w:pStyle w:val="berschrift2"/>
+        <w:pStyle w:val="Anhangberschrift2"/>
       </w:pPr>
       <w:r>
         <w:t xml:space="preserve">Weitere eCH-Standards</w:t>
       </w:r>
     </w:p>
+    <w:bookmarkEnd w:id="344"/>
     <w:tbl>
       <w:tblPr>
         <w:tblStyle w:val="Table"/>
@@ -45462,7 +46445,7 @@
             <w:r>
               <w:t xml:space="preserve"> </w:t>
             </w:r>
-            <w:hyperlink ns1:id="rId28">
+            <w:hyperlink ns1:id="rId31">
               <w:r>
                 <w:rPr>
                   <w:rStyle w:val="Hyperlink"/>
@@ -45525,7 +46508,7 @@
             <w:r>
               <w:t xml:space="preserve"> </w:t>
             </w:r>
-            <w:hyperlink ns1:id="rId341">
+            <w:hyperlink ns1:id="rId345">
               <w:r>
                 <w:rPr>
                   <w:rStyle w:val="Hyperlink"/>
@@ -45537,16 +46520,16 @@
         </w:tc>
       </w:tr>
     </w:tbl>
-    <w:bookmarkEnd w:id="342"/>
-    <w:bookmarkStart w:id="348" w:name="codelisten-und-weitere-quellen"/>
+    <w:bookmarkStart w:id="346" w:name="codelisten-und-weitere-quellen"/>
     <w:p>
       <w:pPr>
-        <w:pStyle w:val="berschrift2"/>
+        <w:pStyle w:val="Anhangberschrift2"/>
       </w:pPr>
       <w:r>
         <w:t xml:space="preserve">Codelisten und weitere Quellen</w:t>
       </w:r>
     </w:p>
+    <w:bookmarkEnd w:id="346"/>
     <w:tbl>
       <w:tblPr>
         <w:tblStyle w:val="Table"/>
@@ -45600,7 +46583,7 @@
             <w:r>
               <w:t xml:space="preserve"> </w:t>
             </w:r>
-            <w:hyperlink ns1:id="rId343">
+            <w:hyperlink ns1:id="rId347">
               <w:r>
                 <w:rPr>
                   <w:rStyle w:val="Hyperlink"/>
@@ -45666,7 +46649,7 @@
             <w:r>
               <w:t xml:space="preserve"> </w:t>
             </w:r>
-            <w:hyperlink ns1:id="rId344">
+            <w:hyperlink ns1:id="rId348">
               <w:r>
                 <w:rPr>
                   <w:rStyle w:val="Hyperlink"/>
@@ -45750,7 +46733,7 @@
             <w:r>
               <w:t xml:space="preserve"> </w:t>
             </w:r>
-            <w:hyperlink ns1:id="rId345">
+            <w:hyperlink ns1:id="rId349">
               <w:r>
                 <w:rPr>
                   <w:rStyle w:val="Hyperlink"/>
@@ -45852,7 +46835,7 @@
             <w:r>
               <w:t xml:space="preserve"> </w:t>
             </w:r>
-            <w:hyperlink ns1:id="rId346">
+            <w:hyperlink ns1:id="rId350">
               <w:r>
                 <w:rPr>
                   <w:rStyle w:val="Hyperlink"/>
@@ -45887,7 +46870,7 @@
             <w:r>
               <w:t xml:space="preserve"> </w:t>
             </w:r>
-            <w:hyperlink ns1:id="rId347">
+            <w:hyperlink ns1:id="rId351">
               <w:r>
                 <w:rPr>
                   <w:rStyle w:val="Hyperlink"/>
@@ -45904,20 +46887,19 @@
         <w:br w:type="page"/>
       </w:r>
     </w:p>
-    <w:bookmarkEnd w:id="348"/>
-    <w:bookmarkEnd w:id="349"/>
-    <w:bookmarkStart w:id="350" w:name="anhang-b-mitarbeit-überprüfung"/>
+    <w:bookmarkStart w:id="352" w:name="anhang-b-mitarbeit-überprüfung"/>
     <w:p>
       <w:pPr>
-        <w:pStyle w:val="berschrift1"/>
+        <w:pStyle w:val="Anhangberschrift"/>
       </w:pPr>
       <w:r>
         <w:t xml:space="preserve">Anhang B – Mitarbeit &amp; Überprüfung</w:t>
       </w:r>
     </w:p>
+    <w:bookmarkEnd w:id="352"/>
     <w:p>
       <w:pPr>
-        <w:pStyle w:val="FirstParagraph"/>
+        <w:pStyle w:val="Textkrper"/>
       </w:pPr>
       <w:r>
         <w:t xml:space="preserve">Fachgruppe Politische Geschäfte, Subgruppe Politische Akteure:</w:t>
@@ -46281,16 +47263,16 @@
         </w:tc>
       </w:tr>
     </w:tbl>
-    <w:bookmarkEnd w:id="350"/>
-    <w:bookmarkStart w:id="351" w:name="anhang-c-abkürzungen-und-glossar"/>
+    <w:bookmarkStart w:id="353" w:name="anhang-c-abkürzungen-und-glossar"/>
     <w:p>
       <w:pPr>
-        <w:pStyle w:val="berschrift1"/>
+        <w:pStyle w:val="Anhangberschrift"/>
       </w:pPr>
       <w:r>
         <w:t xml:space="preserve">Anhang C – Abkürzungen und Glossar</w:t>
       </w:r>
     </w:p>
+    <w:bookmarkEnd w:id="353"/>
     <w:tbl>
       <w:tblPr>
         <w:tblStyle w:val="Table"/>
@@ -46587,66 +47569,57 @@
         </w:tc>
       </w:tr>
     </w:tbl>
-    <w:bookmarkEnd w:id="351"/>
-    <w:bookmarkStart w:id="352" w:name="anhang-d-änderungen-gegenüber-vorversion"/>
+    <w:bookmarkStart w:id="354" w:name="anhang-d-änderungen-gegenüber-vorversion"/>
     <w:p>
       <w:pPr>
-        <w:pStyle w:val="berschrift1"/>
+        <w:pStyle w:val="Anhangberschrift"/>
       </w:pPr>
       <w:r>
         <w:t xml:space="preserve">Anhang D – Änderungen gegenüber Vorversion</w:t>
+      </w:r>
+    </w:p>
+    <w:bookmarkEnd w:id="354"/>
+    <w:p>
+      <w:pPr>
+        <w:pStyle w:val="Textkrper"/>
+      </w:pPr>
+      <w:r>
+        <w:t xml:space="preserve">Dies ist die erste Version.</w:t>
       </w:r>
     </w:p>
     <w:p>
-      <w:pPr>
-        <w:pStyle w:val="FirstParagraph"/>
-      </w:pPr>
-      <w:r>
-        <w:t xml:space="preserve">Dies ist die erste Version.</w:t>
+      <w:r>
+        <w:br w:type="page"/>
       </w:r>
     </w:p>
-    <w:p>
-      <w:r>
-        <w:br w:type="page"/>
-      </w:r>
-    </w:p>
-    <w:bookmarkEnd w:id="352"/>
-    <w:bookmarkStart w:id="353" w:name="anhang-e-abbildungsverzeichnis"/>
+    <w:bookmarkStart w:id="355" w:name="anhang-e-abbildungsverzeichnis"/>
     <w:p>
       <w:pPr>
-        <w:pStyle w:val="berschrift1"/>
+        <w:pStyle w:val="Anhangberschrift"/>
       </w:pPr>
       <w:r>
         <w:t xml:space="preserve">Anhang E – Abbildungsverzeichnis</w:t>
       </w:r>
     </w:p>
-    <w:p>
-      <w:r>
-        <w:fldChar w:fldCharType="begin" w:dirty="true"/>
-      </w:r>
-      <w:r>
-        <w:instrText xml:space="preserve"> TOC \h \z \c "Abbildung" </w:instrText>
-      </w:r>
-      <w:r>
-        <w:fldChar w:fldCharType="separate"/>
-      </w:r>
-      <w:r>
-        <w:t>Rechtsklick &gt; „Felder aktualisieren“, um das Abbildungsverzeichnis zu erzeugen.</w:t>
-      </w:r>
-      <w:r>
-        <w:fldChar w:fldCharType="end"/>
-      </w:r>
-    </w:p>
-    <w:bookmarkEnd w:id="353"/>
-    <w:bookmarkStart w:id="354" w:name="anhang-f-tabellenverzeichnis"/>
+    <w:bookmarkEnd w:id="355"/>
     <w:p>
       <w:pPr>
-        <w:pStyle w:val="berschrift1"/>
+        <w:pStyle w:val="Textkrper"/>
       </w:pPr>
       <w:r>
+        <w:t xml:space="preserve">Keine</w:t>
+      </w:r>
+    </w:p>
+    <w:bookmarkStart w:id="356" w:name="anhang-f-tabellenverzeichnis"/>
+    <w:p>
+      <w:pPr>
+        <w:pStyle w:val="Anhangberschrift"/>
+      </w:pPr>
+      <w:r>
         <w:t xml:space="preserve">Anhang F – Tabellenverzeichnis</w:t>
       </w:r>
     </w:p>
+    <w:bookmarkEnd w:id="356"/>
     <w:p>
       <w:r>
         <w:fldChar w:fldCharType="begin" w:dirty="true"/>
@@ -46664,7 +47637,7 @@
         <w:fldChar w:fldCharType="end"/>
       </w:r>
     </w:p>
-    <w:bookmarkEnd w:id="354"/>
+    <w:bookmarkEnd w:id="357"/>
     <w:sectPr>
       <w:headerReference ns1:id="rId9" w:type="even"/>
       <w:headerReference ns1:id="rId10" w:type="default"/>
@@ -47993,6 +48966,9 @@
     <w:abstractNumId w:val="991"/>
   </w:num>
   <w:num w:numId="1018">
+    <w:abstractNumId w:val="991"/>
+  </w:num>
+  <w:num w:numId="1019">
     <w:abstractNumId w:val="991"/>
   </w:num>
 </w:numbering>
@@ -49376,6 +50352,43 @@
       <w:wordWrap w:val="off"/>
     </w:pPr>
   </w:style>
+  <w:style w:customStyle="1" w:styleId="Nebentitel" w:type="paragraph">
+    <w:name w:val="Nebentitel"/>
+    <w:basedOn w:val="berschrift1"/>
+    <w:next w:val="Textkrper"/>
+    <w:qFormat/>
+    <w:pPr>
+      <w:numPr>
+        <w:ilvl w:val="0"/>
+        <w:numId w:val="0"/>
+      </w:numPr>
+      <w:outlineLvl w:val="9"/>
+    </w:pPr>
+  </w:style>
+  <w:style w:customStyle="1" w:styleId="Anhangberschrift" w:type="paragraph">
+    <w:name w:val="Anhang Überschrift"/>
+    <w:basedOn w:val="berschrift1"/>
+    <w:next w:val="Textkrper"/>
+    <w:qFormat/>
+    <w:pPr>
+      <w:numPr>
+        <w:ilvl w:val="0"/>
+        <w:numId w:val="0"/>
+      </w:numPr>
+    </w:pPr>
+  </w:style>
+  <w:style w:customStyle="1" w:styleId="Anhangberschrift2" w:type="paragraph">
+    <w:name w:val="Anhang Überschrift 2"/>
+    <w:basedOn w:val="berschrift2"/>
+    <w:next w:val="Textkrper"/>
+    <w:qFormat/>
+    <w:pPr>
+      <w:numPr>
+        <w:ilvl w:val="0"/>
+        <w:numId w:val="0"/>
+      </w:numPr>
+    </w:pPr>
+  </w:style>
   <w:style w:type="paragraph" w:customStyle="1" w:styleId="SourceCode">
     <w:name w:val="Source Code"/>
     <w:basedOn w:val="Normal"/>

--- a/ech-0294_actors/output/ech-0294_actors_de.docx
+++ b/ech-0294_actors/output/ech-0294_actors_de.docx
@@ -45835,13 +45835,13 @@
     </w:p>
     <w:bookmarkEnd w:id="333"/>
     <w:bookmarkEnd w:id="334"/>
-    <w:bookmarkStart w:id="335" w:name="sicherheitsüberlegungen"/>
+    <w:bookmarkStart w:id="337" w:name="datenschutz"/>
     <w:p>
       <w:pPr>
         <w:pStyle w:val="berschrift1"/>
       </w:pPr>
       <w:r>
-        <w:t xml:space="preserve">Sicherheitsüberlegungen</w:t>
+        <w:t xml:space="preserve">Datenschutz</w:t>
       </w:r>
     </w:p>
     <w:p>
@@ -45849,22 +45849,189 @@
         <w:pStyle w:val="FirstParagraph"/>
       </w:pPr>
       <w:r>
-        <w:t xml:space="preserve">Grundsätzlich Datenschutz: Liegt in Verantwortung der publizierenden stellen, welche sich hinsichtlich Veröffentlichung bereits Vorstellung und Vorkehrungen haben (z.B. Flag oder interne Sichtbarkeit).</w:t>
+        <w:t xml:space="preserve">Der vorliegende Standard beschreibt Daten über natürliche Personen. Sie sind Personendaten im Sinne von Art. 5 lit. a des Bundesgesetzes über den Datenschutz (DSG). Angaben zu Parteizugehörigkeit, Mandaten und Interessenbindungen lassen auf politische Ansichten schliessen und gelten als besonders schützenswerte Personendaten (Art. 5 lit. c DSG). Für kantonale und kommunale Stellen gelten die jeweiligen kantonalen Datenschutz- und Öffentlichkeitsgesetze.</w:t>
       </w:r>
     </w:p>
     <w:p>
+      <w:pPr>
+        <w:pStyle w:val="Textkrper"/>
+      </w:pPr>
+      <w:r>
+        <w:t xml:space="preserve">Die beschriebenen Personen stehen als Politikerinnen und Politiker oder als Mitglieder öffentlicher Organe im öffentlichen Interesse. Viele ihrer Angaben werden bereits heute aufgrund von Offenlegungspflichten oder des Öffentlichkeitsprinzips veröffentlicht. Der Standard schafft jedoch keine Rechtsgrundlage für eine Veröffentlichung und begründet keine Pflicht, einzelne Attribute zu publizieren.</w:t>
+      </w:r>
+    </w:p>
+    <w:p>
+      <w:pPr>
+        <w:pStyle w:val="Textkrper"/>
+      </w:pPr>
+      <w:r>
+        <w:t xml:space="preserve">Ob und in welchem Umfang Daten veröffentlicht werden, liegt in der Verantwortung der publizierenden Stelle. Sie entscheidet auf Basis der für sie geltenden Rechtsgrundlagen und trifft die nötigen Vorkehrungen, etwa indem sie nicht zur Veröffentlichung bestimmte Angaben kennzeichnet oder nur intern sichtbar macht.</w:t>
+      </w:r>
+    </w:p>
+    <w:p>
+      <w:pPr>
+        <w:pStyle w:val="Textkrper"/>
+      </w:pPr>
+      <w:r>
+        <w:t xml:space="preserve">Bei der Anwendung sind insbesondere folgende Punkte zu beachten:</w:t>
+      </w:r>
+    </w:p>
+    <w:p>
+      <w:pPr>
+        <w:pStyle w:val="Compact"/>
+        <w:numPr>
+          <w:ilvl w:val="0"/>
+          <w:numId w:val="1019"/>
+        </w:numPr>
+      </w:pPr>
+      <w:r>
+        <w:rPr>
+          <w:b/>
+          <w:bCs/>
+        </w:rPr>
+        <w:t xml:space="preserve">Datensparsamkeit.</w:t>
+      </w:r>
+      <w:r>
+        <w:t xml:space="preserve"> </w:t>
+      </w:r>
+      <w:r>
+        <w:t xml:space="preserve">Optionale Elemente, insbesondere Geburtsdatum, Adresse und Kontaktangaben, sind nur zu befüllen, wenn sie für den Zweck der Publikation erforderlich sind.</w:t>
+      </w:r>
+    </w:p>
+    <w:p>
+      <w:pPr>
+        <w:pStyle w:val="Compact"/>
+        <w:numPr>
+          <w:ilvl w:val="0"/>
+          <w:numId w:val="1019"/>
+        </w:numPr>
+      </w:pPr>
+      <w:r>
+        <w:rPr>
+          <w:b/>
+          <w:bCs/>
+        </w:rPr>
+        <w:t xml:space="preserve">Private Wohnadressen.</w:t>
+      </w:r>
+      <w:r>
+        <w:t xml:space="preserve"> </w:t>
+      </w:r>
+      <w:r>
+        <w:t xml:space="preserve">Deren Veröffentlichung ist Gegenstand der Motionen</w:t>
+      </w:r>
+      <w:r>
+        <w:t xml:space="preserve"> </w:t>
+      </w:r>
+      <w:hyperlink ns1:id="rId335">
+        <w:r>
+          <w:rPr>
+            <w:rStyle w:val="Hyperlink"/>
+          </w:rPr>
+          <w:t xml:space="preserve">24.3425 «Ersetzung der privaten Wohnadresse als Identifikator der Urheber von Volksinitiativen»</w:t>
+        </w:r>
+      </w:hyperlink>
+      <w:r>
+        <w:t xml:space="preserve"> </w:t>
+      </w:r>
+      <w:r>
+        <w:t xml:space="preserve">und</w:t>
+      </w:r>
+      <w:r>
+        <w:t xml:space="preserve"> </w:t>
+      </w:r>
+      <w:hyperlink ns1:id="rId336">
+        <w:r>
+          <w:rPr>
+            <w:rStyle w:val="Hyperlink"/>
+          </w:rPr>
+          <w:t xml:space="preserve">23.3913 «Verhinderung der Pflicht zur Veröffentlichung der Wohnadressen von Parlamentsmitgliedern»</w:t>
+        </w:r>
+      </w:hyperlink>
+      <w:r>
+        <w:t xml:space="preserve">. Wo eine Adresse erforderlich ist, ist wenn möglich eine Geschäfts- oder Zustelladresse zu verwenden.</w:t>
+      </w:r>
+    </w:p>
+    <w:p>
+      <w:pPr>
+        <w:pStyle w:val="Compact"/>
+        <w:numPr>
+          <w:ilvl w:val="0"/>
+          <w:numId w:val="1019"/>
+        </w:numPr>
+      </w:pPr>
+      <w:r>
+        <w:rPr>
+          <w:b/>
+          <w:bCs/>
+        </w:rPr>
+        <w:t xml:space="preserve">Aggregation.</w:t>
+      </w:r>
+      <w:r>
+        <w:t xml:space="preserve"> </w:t>
+      </w:r>
+      <w:r>
+        <w:t xml:space="preserve">Das Zusammenführen mehrerer Quellen kann Persönlichkeitsprofile ergeben, die über den Zweck der einzelnen Publikation hinausgehen. Wer Daten nach diesem Standard zusammenführt, prüft die Zweckbindung erneut.</w:t>
+      </w:r>
+    </w:p>
+    <w:p>
+      <w:pPr>
+        <w:pStyle w:val="Compact"/>
+        <w:numPr>
+          <w:ilvl w:val="0"/>
+          <w:numId w:val="1019"/>
+        </w:numPr>
+      </w:pPr>
+      <w:r>
+        <w:rPr>
+          <w:b/>
+          <w:bCs/>
+        </w:rPr>
+        <w:t xml:space="preserve">Historische Angaben in Referenzen.</w:t>
+      </w:r>
+      <w:r>
+        <w:t xml:space="preserve"> </w:t>
+      </w:r>
+      <w:r>
+        <w:rPr>
+          <w:rStyle w:val="VerbatimChar"/>
+        </w:rPr>
+        <w:t xml:space="preserve">PersonReference</w:t>
+      </w:r>
+      <w:r>
+        <w:t xml:space="preserve"> </w:t>
+      </w:r>
+      <w:r>
+        <w:t xml:space="preserve">und</w:t>
+      </w:r>
+      <w:r>
+        <w:t xml:space="preserve"> </w:t>
+      </w:r>
+      <w:r>
+        <w:rPr>
+          <w:rStyle w:val="VerbatimChar"/>
+        </w:rPr>
+        <w:t xml:space="preserve">GroupReference</w:t>
+      </w:r>
+      <w:r>
+        <w:t xml:space="preserve"> </w:t>
+      </w:r>
+      <w:r>
+        <w:t xml:space="preserve">halten lokale Merkmale zum Zeitpunkt der Verknüpfung fest. Diese dürfen nicht als aktueller Stand interpretiert werden.</w:t>
+      </w:r>
+    </w:p>
+    <w:p>
       <w:r>
         <w:br w:type="page"/>
       </w:r>
     </w:p>
-    <w:bookmarkEnd w:id="335"/>
-    <w:bookmarkStart w:id="336" w:name="X7a7cd44f7636750088658f6a550ed57dcb8441f"/>
+    <w:bookmarkEnd w:id="337"/>
+    <w:bookmarkStart w:id="338" w:name="sicherheitsüberlegungen"/>
     <w:p>
       <w:pPr>
         <w:pStyle w:val="berschrift1"/>
       </w:pPr>
       <w:r>
-        <w:t xml:space="preserve">Haftungsausschluss/Hinweise auf Rechte Dritter</w:t>
+        <w:t xml:space="preserve">Sicherheitsüberlegungen</w:t>
       </w:r>
     </w:p>
     <w:p>
@@ -45872,6 +46039,29 @@
         <w:pStyle w:val="FirstParagraph"/>
       </w:pPr>
       <w:r>
+        <w:t xml:space="preserve">Die Definition der Austauschformate an sich wirft keine sicherheitsrelevanten Probleme auf. Möchten Behörden die in diesem Papier spezifizierten Daten elektronisch austauschen, haben sie sicher zu stellen, dass die dafür nötigen Rechtsgrundlagen vorhanden sind. Beim Austausch der Daten sind Vertraulichkeit und Integrität der übermittelten Daten zu gewährleisten.</w:t>
+      </w:r>
+    </w:p>
+    <w:p>
+      <w:r>
+        <w:br w:type="page"/>
+      </w:r>
+    </w:p>
+    <w:bookmarkEnd w:id="338"/>
+    <w:bookmarkStart w:id="339" w:name="X7a7cd44f7636750088658f6a550ed57dcb8441f"/>
+    <w:p>
+      <w:pPr>
+        <w:pStyle w:val="berschrift1"/>
+      </w:pPr>
+      <w:r>
+        <w:t xml:space="preserve">Haftungsausschluss/Hinweise auf Rechte Dritter</w:t>
+      </w:r>
+    </w:p>
+    <w:p>
+      <w:pPr>
+        <w:pStyle w:val="FirstParagraph"/>
+      </w:pPr>
+      <w:r>
         <w:t xml:space="preserve">eCH-Standards, welche der Verein eCH den Benutzenden zur unentgeltlichen Nutzung zur Verfügung stellen oder welche eCH referenzieren, haben nur den Status von Empfehlungen. Der Verein eCH haftet in keinem Fall für Entscheidungen oder Massnahmen, welche den Benutzenden auf Grund dieser Dokumente trifft und / oder ergreift. Die Benutzenden sind verpflichtet, die Dokumente vor deren Nutzung selbst zu überprüfen und sich gegebenenfalls beraten zu lassen. eCH-Standards können und sollen die technische, organisatorische oder juristische Beratung im konkreten Einzelfall nicht ersetzen.</w:t>
       </w:r>
     </w:p>
@@ -45904,8 +46094,8 @@
         <w:br w:type="page"/>
       </w:r>
     </w:p>
-    <w:bookmarkEnd w:id="336"/>
-    <w:bookmarkStart w:id="357" w:name="urheberrechte"/>
+    <w:bookmarkEnd w:id="339"/>
+    <w:bookmarkStart w:id="360" w:name="urheberrechte"/>
     <w:p>
       <w:pPr>
         <w:pStyle w:val="berschrift1"/>
@@ -45951,7 +46141,7 @@
         <w:br w:type="page"/>
       </w:r>
     </w:p>
-    <w:bookmarkStart w:id="337" w:name="anhang-a-referenzen-bibliographie"/>
+    <w:bookmarkStart w:id="340" w:name="anhang-a-referenzen-bibliographie"/>
     <w:p>
       <w:pPr>
         <w:pStyle w:val="Anhangberschrift"/>
@@ -45960,7 +46150,7 @@
         <w:t xml:space="preserve">Anhang A – Referenzen &amp; Bibliographie</w:t>
       </w:r>
     </w:p>
-    <w:bookmarkEnd w:id="337"/>
+    <w:bookmarkEnd w:id="340"/>
     <w:p>
       <w:pPr>
         <w:pStyle w:val="Textkrper"/>
@@ -45969,7 +46159,7 @@
         <w:t xml:space="preserve">Wo eine Version genannt ist, ist es diejenige, gegen die dieser Standard erarbeitet wurde.</w:t>
       </w:r>
     </w:p>
-    <w:bookmarkStart w:id="338" w:name="Xdbf62244f6b4f9f16288a703ef5341868a945ae"/>
+    <w:bookmarkStart w:id="341" w:name="Xdbf62244f6b4f9f16288a703ef5341868a945ae"/>
     <w:p>
       <w:pPr>
         <w:pStyle w:val="Anhangberschrift2"/>
@@ -45978,7 +46168,7 @@
         <w:t xml:space="preserve">Standards der Fachgruppe „Politische Geschäfte”</w:t>
       </w:r>
     </w:p>
-    <w:bookmarkEnd w:id="338"/>
+    <w:bookmarkEnd w:id="341"/>
     <w:p>
       <w:pPr>
         <w:pStyle w:val="Textkrper"/>
@@ -46022,7 +46212,7 @@
             <w:r>
               <w:t xml:space="preserve"> </w:t>
             </w:r>
-            <w:hyperlink ns1:id="rId339">
+            <w:hyperlink ns1:id="rId342">
               <w:r>
                 <w:rPr>
                   <w:rStyle w:val="Hyperlink"/>
@@ -46061,7 +46251,7 @@
             <w:r>
               <w:t xml:space="preserve"> </w:t>
             </w:r>
-            <w:hyperlink ns1:id="rId340">
+            <w:hyperlink ns1:id="rId343">
               <w:r>
                 <w:rPr>
                   <w:rStyle w:val="Hyperlink"/>
@@ -46096,7 +46286,7 @@
             <w:r>
               <w:t xml:space="preserve"> </w:t>
             </w:r>
-            <w:hyperlink ns1:id="rId341">
+            <w:hyperlink ns1:id="rId344">
               <w:r>
                 <w:rPr>
                   <w:rStyle w:val="Hyperlink"/>
@@ -46135,7 +46325,7 @@
             <w:r>
               <w:t xml:space="preserve"> </w:t>
             </w:r>
-            <w:hyperlink ns1:id="rId342">
+            <w:hyperlink ns1:id="rId345">
               <w:r>
                 <w:rPr>
                   <w:rStyle w:val="Hyperlink"/>
@@ -46170,7 +46360,7 @@
             <w:r>
               <w:t xml:space="preserve"> </w:t>
             </w:r>
-            <w:hyperlink ns1:id="rId343">
+            <w:hyperlink ns1:id="rId346">
               <w:r>
                 <w:rPr>
                   <w:rStyle w:val="Hyperlink"/>
@@ -46182,7 +46372,7 @@
         </w:tc>
       </w:tr>
     </w:tbl>
-    <w:bookmarkStart w:id="344" w:name="weitere-ech-standards"/>
+    <w:bookmarkStart w:id="347" w:name="weitere-ech-standards"/>
     <w:p>
       <w:pPr>
         <w:pStyle w:val="Anhangberschrift2"/>
@@ -46191,7 +46381,7 @@
         <w:t xml:space="preserve">Weitere eCH-Standards</w:t>
       </w:r>
     </w:p>
-    <w:bookmarkEnd w:id="344"/>
+    <w:bookmarkEnd w:id="347"/>
     <w:tbl>
       <w:tblPr>
         <w:tblStyle w:val="Table"/>
@@ -46314,7 +46504,7 @@
             <w:r>
               <w:t xml:space="preserve"> </w:t>
             </w:r>
-            <w:hyperlink ns1:id="rId345">
+            <w:hyperlink ns1:id="rId348">
               <w:r>
                 <w:rPr>
                   <w:rStyle w:val="Hyperlink"/>
@@ -46326,7 +46516,7 @@
         </w:tc>
       </w:tr>
     </w:tbl>
-    <w:bookmarkStart w:id="346" w:name="codelisten-und-weitere-quellen"/>
+    <w:bookmarkStart w:id="349" w:name="codelisten-und-weitere-quellen"/>
     <w:p>
       <w:pPr>
         <w:pStyle w:val="Anhangberschrift2"/>
@@ -46335,7 +46525,7 @@
         <w:t xml:space="preserve">Codelisten und weitere Quellen</w:t>
       </w:r>
     </w:p>
-    <w:bookmarkEnd w:id="346"/>
+    <w:bookmarkEnd w:id="349"/>
     <w:tbl>
       <w:tblPr>
         <w:tblStyle w:val="Table"/>
@@ -46389,7 +46579,7 @@
             <w:r>
               <w:t xml:space="preserve"> </w:t>
             </w:r>
-            <w:hyperlink ns1:id="rId347">
+            <w:hyperlink ns1:id="rId350">
               <w:r>
                 <w:rPr>
                   <w:rStyle w:val="Hyperlink"/>
@@ -46455,7 +46645,7 @@
             <w:r>
               <w:t xml:space="preserve"> </w:t>
             </w:r>
-            <w:hyperlink ns1:id="rId348">
+            <w:hyperlink ns1:id="rId351">
               <w:r>
                 <w:rPr>
                   <w:rStyle w:val="Hyperlink"/>
@@ -46539,7 +46729,7 @@
             <w:r>
               <w:t xml:space="preserve"> </w:t>
             </w:r>
-            <w:hyperlink ns1:id="rId349">
+            <w:hyperlink ns1:id="rId352">
               <w:r>
                 <w:rPr>
                   <w:rStyle w:val="Hyperlink"/>
@@ -46641,7 +46831,7 @@
             <w:r>
               <w:t xml:space="preserve"> </w:t>
             </w:r>
-            <w:hyperlink ns1:id="rId350">
+            <w:hyperlink ns1:id="rId353">
               <w:r>
                 <w:rPr>
                   <w:rStyle w:val="Hyperlink"/>
@@ -46676,7 +46866,7 @@
             <w:r>
               <w:t xml:space="preserve"> </w:t>
             </w:r>
-            <w:hyperlink ns1:id="rId351">
+            <w:hyperlink ns1:id="rId354">
               <w:r>
                 <w:rPr>
                   <w:rStyle w:val="Hyperlink"/>
@@ -46693,7 +46883,7 @@
         <w:br w:type="page"/>
       </w:r>
     </w:p>
-    <w:bookmarkStart w:id="352" w:name="anhang-b-mitarbeit-überprüfung"/>
+    <w:bookmarkStart w:id="355" w:name="anhang-b-mitarbeit-überprüfung"/>
     <w:p>
       <w:pPr>
         <w:pStyle w:val="Anhangberschrift"/>
@@ -46702,7 +46892,7 @@
         <w:t xml:space="preserve">Anhang B – Mitarbeit &amp; Überprüfung</w:t>
       </w:r>
     </w:p>
-    <w:bookmarkEnd w:id="352"/>
+    <w:bookmarkEnd w:id="355"/>
     <w:p>
       <w:pPr>
         <w:pStyle w:val="Textkrper"/>
@@ -47069,7 +47259,7 @@
         </w:tc>
       </w:tr>
     </w:tbl>
-    <w:bookmarkStart w:id="353" w:name="anhang-c-abkürzungen-und-glossar"/>
+    <w:bookmarkStart w:id="356" w:name="anhang-c-abkürzungen-und-glossar"/>
     <w:p>
       <w:pPr>
         <w:pStyle w:val="Anhangberschrift"/>
@@ -47078,7 +47268,7 @@
         <w:t xml:space="preserve">Anhang C – Abkürzungen und Glossar</w:t>
       </w:r>
     </w:p>
-    <w:bookmarkEnd w:id="353"/>
+    <w:bookmarkEnd w:id="356"/>
     <w:tbl>
       <w:tblPr>
         <w:tblStyle w:val="Table"/>
@@ -47375,7 +47565,7 @@
         </w:tc>
       </w:tr>
     </w:tbl>
-    <w:bookmarkStart w:id="354" w:name="anhang-d-änderungen-gegenüber-vorversion"/>
+    <w:bookmarkStart w:id="357" w:name="anhang-d-änderungen-gegenüber-vorversion"/>
     <w:p>
       <w:pPr>
         <w:pStyle w:val="Anhangberschrift"/>
@@ -47384,7 +47574,7 @@
         <w:t xml:space="preserve">Anhang D – Änderungen gegenüber Vorversion</w:t>
       </w:r>
     </w:p>
-    <w:bookmarkEnd w:id="354"/>
+    <w:bookmarkEnd w:id="357"/>
     <w:p>
       <w:pPr>
         <w:pStyle w:val="Textkrper"/>
@@ -47398,7 +47588,7 @@
         <w:br w:type="page"/>
       </w:r>
     </w:p>
-    <w:bookmarkStart w:id="355" w:name="anhang-e-abbildungsverzeichnis"/>
+    <w:bookmarkStart w:id="358" w:name="anhang-e-abbildungsverzeichnis"/>
     <w:p>
       <w:pPr>
         <w:pStyle w:val="Anhangberschrift"/>
@@ -47407,7 +47597,7 @@
         <w:t xml:space="preserve">Anhang E – Abbildungsverzeichnis</w:t>
       </w:r>
     </w:p>
-    <w:bookmarkEnd w:id="355"/>
+    <w:bookmarkEnd w:id="358"/>
     <w:p>
       <w:pPr>
         <w:pStyle w:val="Textkrper"/>
@@ -47416,7 +47606,7 @@
         <w:t xml:space="preserve">Keine</w:t>
       </w:r>
     </w:p>
-    <w:bookmarkStart w:id="356" w:name="anhang-f-tabellenverzeichnis"/>
+    <w:bookmarkStart w:id="359" w:name="anhang-f-tabellenverzeichnis"/>
     <w:p>
       <w:pPr>
         <w:pStyle w:val="Anhangberschrift"/>
@@ -47425,7 +47615,7 @@
         <w:t xml:space="preserve">Anhang F – Tabellenverzeichnis</w:t>
       </w:r>
     </w:p>
-    <w:bookmarkEnd w:id="356"/>
+    <w:bookmarkEnd w:id="359"/>
     <w:p>
       <w:r>
         <w:fldChar w:fldCharType="begin" w:dirty="true"/>
@@ -47443,7 +47633,7 @@
         <w:fldChar w:fldCharType="end"/>
       </w:r>
     </w:p>
-    <w:bookmarkEnd w:id="357"/>
+    <w:bookmarkEnd w:id="360"/>
     <w:sectPr>
       <w:headerReference ns1:id="rId9" w:type="even"/>
       <w:headerReference ns1:id="rId10" w:type="default"/>
@@ -48772,6 +48962,9 @@
     <w:abstractNumId w:val="991"/>
   </w:num>
   <w:num w:numId="1018">
+    <w:abstractNumId w:val="991"/>
+  </w:num>
+  <w:num w:numId="1019">
     <w:abstractNumId w:val="991"/>
   </w:num>
 </w:numbering>

--- a/ech-0294_actors/output/ech-0294_actors_de.docx
+++ b/ech-0294_actors/output/ech-0294_actors_de.docx
@@ -47009,6 +47009,9 @@
             <w:pPr>
               <w:pStyle w:val="Compact"/>
             </w:pPr>
+            <w:r>
+              <w:t xml:space="preserve">Lobbywatch.ch</w:t>
+            </w:r>
           </w:p>
         </w:tc>
       </w:tr>
